--- a/4.质量管理/1.流程制度规范类文件/040104-沟通管理制度.docx
+++ b/4.质量管理/1.流程制度规范类文件/040104-沟通管理制度.docx
@@ -1,11 +1,10 @@
 
 <file path=word/document.xml><?xml version="1.0" encoding="utf-8"?>
-<w:document xmlns:wpc="http://schemas.microsoft.com/office/word/2010/wordprocessingCanvas" xmlns:mc="http://schemas.openxmlformats.org/markup-compatibility/2006" xmlns:o="urn:schemas-microsoft-com:office:office" xmlns:r="http://schemas.openxmlformats.org/officeDocument/2006/relationships" xmlns:m="http://schemas.openxmlformats.org/officeDocument/2006/math" xmlns:v="urn:schemas-microsoft-com:vml" xmlns:wp14="http://schemas.microsoft.com/office/word/2010/wordprocessingDrawing" xmlns:wp="http://schemas.openxmlformats.org/drawingml/2006/wordprocessingDrawing" xmlns:w10="urn:schemas-microsoft-com:office:word" xmlns:w="http://schemas.openxmlformats.org/wordprocessingml/2006/main" xmlns:w14="http://schemas.microsoft.com/office/word/2010/wordml" xmlns:w15="http://schemas.microsoft.com/office/word/2012/wordml" xmlns:wne="http://schemas.microsoft.com/office/word/2006/wordml" xmlns:wpg="http://schemas.microsoft.com/office/word/2010/wordprocessingGroup" xmlns:wpi="http://schemas.microsoft.com/office/word/2010/wordprocessingInk" xmlns:wps="http://schemas.microsoft.com/office/word/2010/wordprocessingShape" mc:Ignorable="w14 w15 wp14">
-  <!-- Generated by Aspose.Words for .NET 13.3.0.1 -->
+<w:document xmlns:wpc="http://schemas.microsoft.com/office/word/2010/wordprocessingCanvas" xmlns:mc="http://schemas.openxmlformats.org/markup-compatibility/2006" xmlns:o="urn:schemas-microsoft-com:office:office" xmlns:r="http://schemas.openxmlformats.org/officeDocument/2006/relationships" xmlns:m="http://schemas.openxmlformats.org/officeDocument/2006/math" xmlns:v="urn:schemas-microsoft-com:vml" xmlns:wp14="http://schemas.microsoft.com/office/word/2010/wordprocessingDrawing" xmlns:wp="http://schemas.openxmlformats.org/drawingml/2006/wordprocessingDrawing" xmlns:w="http://schemas.openxmlformats.org/wordprocessingml/2006/main" xmlns:w14="http://schemas.microsoft.com/office/word/2010/wordml" xmlns:w10="urn:schemas-microsoft-com:office:word" xmlns:w15="http://schemas.microsoft.com/office/word/2012/wordml" xmlns:wpg="http://schemas.microsoft.com/office/word/2010/wordprocessingGroup" xmlns:wpi="http://schemas.microsoft.com/office/word/2010/wordprocessingInk" xmlns:wne="http://schemas.microsoft.com/office/word/2006/wordml" xmlns:wps="http://schemas.microsoft.com/office/word/2010/wordprocessingShape" xmlns:wpsCustomData="http://www.wps.cn/officeDocument/2013/wpsCustomData" mc:Ignorable="w14 w15 wp14">
   <w:body>
     <w:p>
       <w:pPr>
-        <w:pStyle w:val="a1"/>
+        <w:pStyle w:val="31"/>
         <w:keepNext w:val="0"/>
         <w:keepLines w:val="0"/>
         <w:pageBreakBefore w:val="0"/>
@@ -21,13 +20,10 @@
         <w:snapToGrid w:val="0"/>
         <w:textAlignment w:val="baseline"/>
       </w:pPr>
-      <w:bookmarkStart w:id="0" w:name="_GoBack"/>
-      <w:bookmarkEnd w:id="0"/>
-      <w:bookmarkStart w:id="1" w:name="_Toc5127"/>
-    </w:p>
-    <w:p>
-      <w:pPr>
-        <w:pStyle w:val="a1"/>
+    </w:p>
+    <w:p>
+      <w:pPr>
+        <w:pStyle w:val="31"/>
         <w:keepNext w:val="0"/>
         <w:keepLines w:val="0"/>
         <w:pageBreakBefore w:val="0"/>
@@ -43,14 +39,15 @@
         <w:snapToGrid w:val="0"/>
         <w:textAlignment w:val="baseline"/>
       </w:pPr>
+      <w:bookmarkStart w:id="0" w:name="_Toc26535"/>
       <w:r>
         <w:t>沟通管理制度</w:t>
       </w:r>
-      <w:bookmarkEnd w:id="1"/>
-    </w:p>
-    <w:p>
-      <w:pPr>
-        <w:pStyle w:val="a2"/>
+      <w:bookmarkEnd w:id="0"/>
+    </w:p>
+    <w:p>
+      <w:pPr>
+        <w:pStyle w:val="32"/>
         <w:keepNext w:val="0"/>
         <w:keepLines w:val="0"/>
         <w:pageBreakBefore w:val="0"/>
@@ -66,11 +63,11 @@
         <w:snapToGrid w:val="0"/>
         <w:textAlignment w:val="baseline"/>
       </w:pPr>
-      <w:bookmarkStart w:id="2" w:name="_Toc1354"/>
+      <w:bookmarkStart w:id="1" w:name="_Toc6498"/>
       <w:r>
         <w:t>江苏云储智能科技有限公司</w:t>
       </w:r>
-      <w:bookmarkEnd w:id="2"/>
+      <w:bookmarkEnd w:id="1"/>
     </w:p>
     <w:p>
       <w:pPr>
@@ -91,14 +88,14 @@
         <w:ind w:left="2925"/>
         <w:textAlignment w:val="baseline"/>
         <w:rPr>
-          <w:rFonts w:ascii="宋体" w:eastAsia="宋体" w:hAnsi="宋体" w:cs="宋体"/>
+          <w:rFonts w:ascii="宋体" w:hAnsi="宋体" w:eastAsia="宋体" w:cs="宋体"/>
           <w:sz w:val="36"/>
           <w:szCs w:val="36"/>
         </w:rPr>
       </w:pPr>
       <w:r>
         <w:rPr>
-          <w:rFonts w:ascii="宋体" w:eastAsia="宋体" w:hAnsi="宋体" w:cs="宋体"/>
+          <w:rFonts w:ascii="宋体" w:hAnsi="宋体" w:eastAsia="宋体" w:cs="宋体"/>
           <w:spacing w:val="-11"/>
           <w:sz w:val="36"/>
           <w:szCs w:val="36"/>
@@ -124,14 +121,14 @@
         <w:spacing w:line="220" w:lineRule="auto"/>
         <w:textAlignment w:val="baseline"/>
         <w:rPr>
-          <w:rFonts w:ascii="宋体" w:eastAsia="宋体" w:hAnsi="宋体" w:cs="宋体"/>
+          <w:rFonts w:ascii="宋体" w:hAnsi="宋体" w:eastAsia="宋体" w:cs="宋体"/>
           <w:sz w:val="36"/>
           <w:szCs w:val="36"/>
         </w:rPr>
         <w:sectPr>
           <w:pgSz w:w="11906" w:h="16839"/>
           <w:pgMar w:top="1431" w:right="1785" w:bottom="0" w:left="1785" w:header="0" w:footer="0" w:gutter="0"/>
-          <w:cols w:num="1" w:space="720"/>
+          <w:cols w:space="720" w:num="1"/>
         </w:sectPr>
       </w:pPr>
     </w:p>
@@ -155,35 +152,35 @@
         <w:textAlignment w:val="baseline"/>
         <w:outlineLvl w:val="0"/>
         <w:rPr>
-          <w:rFonts w:ascii="宋体" w:eastAsia="宋体" w:hAnsi="宋体" w:cs="宋体"/>
+          <w:rFonts w:ascii="宋体" w:hAnsi="宋体" w:eastAsia="宋体" w:cs="宋体"/>
           <w:sz w:val="28"/>
           <w:szCs w:val="28"/>
         </w:rPr>
       </w:pPr>
-      <w:bookmarkStart w:id="3" w:name="_Toc10424"/>
-      <w:r>
-        <w:rPr>
-          <w:rFonts w:ascii="宋体" w:eastAsia="宋体" w:hAnsi="宋体" w:cs="宋体"/>
+      <w:bookmarkStart w:id="2" w:name="_Toc13390"/>
+      <w:r>
+        <w:rPr>
+          <w:rFonts w:ascii="宋体" w:hAnsi="宋体" w:eastAsia="宋体" w:cs="宋体"/>
           <w:spacing w:val="-3"/>
           <w:sz w:val="28"/>
           <w:szCs w:val="28"/>
         </w:rPr>
         <w:t>文档信息</w:t>
       </w:r>
-      <w:bookmarkEnd w:id="3"/>
+      <w:bookmarkEnd w:id="2"/>
     </w:p>
     <w:tbl>
       <w:tblPr>
-        <w:tblStyle w:val="TableNormal0"/>
+        <w:tblStyle w:val="24"/>
         <w:tblW w:w="9072" w:type="dxa"/>
         <w:tblInd w:w="5" w:type="dxa"/>
         <w:tblBorders>
-          <w:top w:val="single" w:sz="4" w:space="0" w:color="000000"/>
-          <w:left w:val="single" w:sz="4" w:space="0" w:color="000000"/>
-          <w:bottom w:val="single" w:sz="4" w:space="0" w:color="000000"/>
-          <w:right w:val="single" w:sz="4" w:space="0" w:color="000000"/>
-          <w:insideH w:val="single" w:sz="4" w:space="0" w:color="000000"/>
-          <w:insideV w:val="single" w:sz="4" w:space="0" w:color="000000"/>
+          <w:top w:val="single" w:color="000000" w:sz="4" w:space="0"/>
+          <w:left w:val="single" w:color="000000" w:sz="4" w:space="0"/>
+          <w:bottom w:val="single" w:color="000000" w:sz="4" w:space="0"/>
+          <w:right w:val="single" w:color="000000" w:sz="4" w:space="0"/>
+          <w:insideH w:val="single" w:color="000000" w:sz="4" w:space="0"/>
+          <w:insideV w:val="single" w:color="000000" w:sz="4" w:space="0"/>
         </w:tblBorders>
         <w:tblLayout w:type="fixed"/>
         <w:tblCellMar>
@@ -202,17 +199,14 @@
       </w:tblGrid>
       <w:tr>
         <w:tblPrEx>
-          <w:tblW w:w="9072" w:type="dxa"/>
-          <w:tblInd w:w="5" w:type="dxa"/>
           <w:tblBorders>
-            <w:top w:val="single" w:sz="4" w:space="0" w:color="000000"/>
-            <w:left w:val="single" w:sz="4" w:space="0" w:color="000000"/>
-            <w:bottom w:val="single" w:sz="4" w:space="0" w:color="000000"/>
-            <w:right w:val="single" w:sz="4" w:space="0" w:color="000000"/>
-            <w:insideH w:val="single" w:sz="4" w:space="0" w:color="000000"/>
-            <w:insideV w:val="single" w:sz="4" w:space="0" w:color="000000"/>
+            <w:top w:val="single" w:color="000000" w:sz="4" w:space="0"/>
+            <w:left w:val="single" w:color="000000" w:sz="4" w:space="0"/>
+            <w:bottom w:val="single" w:color="000000" w:sz="4" w:space="0"/>
+            <w:right w:val="single" w:color="000000" w:sz="4" w:space="0"/>
+            <w:insideH w:val="single" w:color="000000" w:sz="4" w:space="0"/>
+            <w:insideV w:val="single" w:color="000000" w:sz="4" w:space="0"/>
           </w:tblBorders>
-          <w:tblLayout w:type="fixed"/>
           <w:tblCellMar>
             <w:top w:w="0" w:type="dxa"/>
             <w:left w:w="0" w:type="dxa"/>
@@ -221,7 +215,7 @@
           </w:tblCellMar>
         </w:tblPrEx>
         <w:trPr>
-          <w:trHeight w:val="611"/>
+          <w:trHeight w:val="611" w:hRule="atLeast"/>
         </w:trPr>
         <w:tc>
           <w:tcPr>
@@ -246,14 +240,14 @@
               <w:ind w:left="207"/>
               <w:textAlignment w:val="baseline"/>
               <w:rPr>
-                <w:rFonts w:ascii="宋体" w:eastAsia="宋体" w:hAnsi="宋体" w:cs="宋体"/>
+                <w:rFonts w:ascii="宋体" w:hAnsi="宋体" w:eastAsia="宋体" w:cs="宋体"/>
                 <w:sz w:val="24"/>
                 <w:szCs w:val="24"/>
               </w:rPr>
             </w:pPr>
             <w:r>
               <w:rPr>
-                <w:rFonts w:ascii="宋体" w:eastAsia="宋体" w:hAnsi="宋体" w:cs="宋体"/>
+                <w:rFonts w:ascii="宋体" w:hAnsi="宋体" w:eastAsia="宋体" w:cs="宋体"/>
                 <w:spacing w:val="-2"/>
                 <w:sz w:val="24"/>
                 <w:szCs w:val="24"/>
@@ -286,14 +280,14 @@
               <w:ind w:left="109"/>
               <w:textAlignment w:val="baseline"/>
               <w:rPr>
-                <w:rFonts w:ascii="宋体" w:eastAsia="宋体" w:hAnsi="宋体" w:cs="宋体"/>
+                <w:rFonts w:ascii="宋体" w:hAnsi="宋体" w:eastAsia="宋体" w:cs="宋体"/>
                 <w:sz w:val="24"/>
                 <w:szCs w:val="24"/>
               </w:rPr>
             </w:pPr>
             <w:r>
               <w:rPr>
-                <w:rFonts w:ascii="宋体" w:eastAsia="宋体" w:hAnsi="宋体" w:cs="宋体"/>
+                <w:rFonts w:ascii="宋体" w:hAnsi="宋体" w:eastAsia="宋体" w:cs="宋体"/>
                 <w:spacing w:val="-1"/>
                 <w:sz w:val="24"/>
                 <w:szCs w:val="24"/>
@@ -305,9 +299,14 @@
       </w:tr>
       <w:tr>
         <w:tblPrEx>
-          <w:tblW w:w="9072" w:type="dxa"/>
-          <w:tblInd w:w="5" w:type="dxa"/>
-          <w:tblLayout w:type="fixed"/>
+          <w:tblBorders>
+            <w:top w:val="single" w:color="000000" w:sz="4" w:space="0"/>
+            <w:left w:val="single" w:color="000000" w:sz="4" w:space="0"/>
+            <w:bottom w:val="single" w:color="000000" w:sz="4" w:space="0"/>
+            <w:right w:val="single" w:color="000000" w:sz="4" w:space="0"/>
+            <w:insideH w:val="single" w:color="000000" w:sz="4" w:space="0"/>
+            <w:insideV w:val="single" w:color="000000" w:sz="4" w:space="0"/>
+          </w:tblBorders>
           <w:tblCellMar>
             <w:top w:w="0" w:type="dxa"/>
             <w:left w:w="0" w:type="dxa"/>
@@ -316,7 +315,7 @@
           </w:tblCellMar>
         </w:tblPrEx>
         <w:trPr>
-          <w:trHeight w:val="607"/>
+          <w:trHeight w:val="607" w:hRule="atLeast"/>
         </w:trPr>
         <w:tc>
           <w:tcPr>
@@ -341,14 +340,14 @@
               <w:ind w:left="447"/>
               <w:textAlignment w:val="baseline"/>
               <w:rPr>
-                <w:rFonts w:ascii="宋体" w:eastAsia="宋体" w:hAnsi="宋体" w:cs="宋体"/>
+                <w:rFonts w:ascii="宋体" w:hAnsi="宋体" w:eastAsia="宋体" w:cs="宋体"/>
                 <w:sz w:val="24"/>
                 <w:szCs w:val="24"/>
               </w:rPr>
             </w:pPr>
             <w:r>
               <w:rPr>
-                <w:rFonts w:ascii="宋体" w:eastAsia="宋体" w:hAnsi="宋体" w:cs="宋体"/>
+                <w:rFonts w:ascii="宋体" w:hAnsi="宋体" w:eastAsia="宋体" w:cs="宋体"/>
                 <w:spacing w:val="-3"/>
                 <w:sz w:val="24"/>
                 <w:szCs w:val="24"/>
@@ -381,14 +380,14 @@
               <w:ind w:left="109"/>
               <w:textAlignment w:val="baseline"/>
               <w:rPr>
-                <w:rFonts w:ascii="宋体" w:eastAsia="宋体" w:hAnsi="宋体" w:cs="宋体"/>
+                <w:rFonts w:ascii="宋体" w:hAnsi="宋体" w:eastAsia="宋体" w:cs="宋体"/>
                 <w:sz w:val="24"/>
                 <w:szCs w:val="24"/>
               </w:rPr>
             </w:pPr>
             <w:r>
               <w:rPr>
-                <w:rFonts w:ascii="宋体" w:eastAsia="宋体" w:hAnsi="宋体" w:cs="宋体"/>
+                <w:rFonts w:ascii="宋体" w:hAnsi="宋体" w:eastAsia="宋体" w:cs="宋体"/>
                 <w:spacing w:val="-1"/>
                 <w:sz w:val="24"/>
                 <w:szCs w:val="24"/>
@@ -400,9 +399,14 @@
       </w:tr>
       <w:tr>
         <w:tblPrEx>
-          <w:tblW w:w="9072" w:type="dxa"/>
-          <w:tblInd w:w="5" w:type="dxa"/>
-          <w:tblLayout w:type="fixed"/>
+          <w:tblBorders>
+            <w:top w:val="single" w:color="000000" w:sz="4" w:space="0"/>
+            <w:left w:val="single" w:color="000000" w:sz="4" w:space="0"/>
+            <w:bottom w:val="single" w:color="000000" w:sz="4" w:space="0"/>
+            <w:right w:val="single" w:color="000000" w:sz="4" w:space="0"/>
+            <w:insideH w:val="single" w:color="000000" w:sz="4" w:space="0"/>
+            <w:insideV w:val="single" w:color="000000" w:sz="4" w:space="0"/>
+          </w:tblBorders>
           <w:tblCellMar>
             <w:top w:w="0" w:type="dxa"/>
             <w:left w:w="0" w:type="dxa"/>
@@ -411,7 +415,7 @@
           </w:tblCellMar>
         </w:tblPrEx>
         <w:trPr>
-          <w:trHeight w:val="607"/>
+          <w:trHeight w:val="607" w:hRule="atLeast"/>
         </w:trPr>
         <w:tc>
           <w:tcPr>
@@ -436,14 +440,14 @@
               <w:ind w:left="447"/>
               <w:textAlignment w:val="baseline"/>
               <w:rPr>
-                <w:rFonts w:ascii="宋体" w:eastAsia="宋体" w:hAnsi="宋体" w:cs="宋体"/>
+                <w:rFonts w:ascii="宋体" w:hAnsi="宋体" w:eastAsia="宋体" w:cs="宋体"/>
                 <w:sz w:val="24"/>
                 <w:szCs w:val="24"/>
               </w:rPr>
             </w:pPr>
             <w:r>
               <w:rPr>
-                <w:rFonts w:ascii="宋体" w:eastAsia="宋体" w:hAnsi="宋体" w:cs="宋体"/>
+                <w:rFonts w:ascii="宋体" w:hAnsi="宋体" w:eastAsia="宋体" w:cs="宋体"/>
                 <w:spacing w:val="-3"/>
                 <w:sz w:val="24"/>
                 <w:szCs w:val="24"/>
@@ -475,14 +479,14 @@
               <w:ind w:left="229"/>
               <w:textAlignment w:val="baseline"/>
               <w:rPr>
-                <w:rFonts w:ascii="宋体" w:eastAsia="宋体" w:hAnsi="宋体" w:cs="宋体"/>
+                <w:rFonts w:ascii="宋体" w:hAnsi="宋体" w:eastAsia="宋体" w:cs="宋体"/>
                 <w:sz w:val="24"/>
                 <w:szCs w:val="24"/>
               </w:rPr>
             </w:pPr>
             <w:r>
               <w:rPr>
-                <w:rFonts w:ascii="宋体" w:eastAsia="宋体" w:hAnsi="宋体" w:cs="宋体"/>
+                <w:rFonts w:ascii="宋体" w:hAnsi="宋体" w:eastAsia="宋体" w:cs="宋体"/>
                 <w:spacing w:val="-2"/>
                 <w:sz w:val="24"/>
                 <w:szCs w:val="24"/>
@@ -514,14 +518,14 @@
               <w:ind w:left="676"/>
               <w:textAlignment w:val="baseline"/>
               <w:rPr>
-                <w:rFonts w:ascii="宋体" w:eastAsia="宋体" w:hAnsi="宋体" w:cs="宋体"/>
+                <w:rFonts w:ascii="宋体" w:hAnsi="宋体" w:eastAsia="宋体" w:cs="宋体"/>
                 <w:sz w:val="24"/>
                 <w:szCs w:val="24"/>
               </w:rPr>
             </w:pPr>
             <w:r>
               <w:rPr>
-                <w:rFonts w:ascii="宋体" w:eastAsia="宋体" w:hAnsi="宋体" w:cs="宋体"/>
+                <w:rFonts w:ascii="宋体" w:hAnsi="宋体" w:eastAsia="宋体" w:cs="宋体"/>
                 <w:spacing w:val="-2"/>
                 <w:sz w:val="24"/>
                 <w:szCs w:val="24"/>
@@ -553,14 +557,14 @@
               <w:ind w:left="545"/>
               <w:textAlignment w:val="baseline"/>
               <w:rPr>
-                <w:rFonts w:ascii="宋体" w:eastAsia="宋体" w:hAnsi="宋体" w:cs="宋体"/>
+                <w:rFonts w:ascii="宋体" w:hAnsi="宋体" w:eastAsia="宋体" w:cs="宋体"/>
                 <w:sz w:val="24"/>
                 <w:szCs w:val="24"/>
               </w:rPr>
             </w:pPr>
             <w:r>
               <w:rPr>
-                <w:rFonts w:ascii="宋体" w:eastAsia="宋体" w:hAnsi="宋体" w:cs="宋体"/>
+                <w:rFonts w:ascii="宋体" w:hAnsi="宋体" w:eastAsia="宋体" w:cs="宋体"/>
                 <w:spacing w:val="-3"/>
                 <w:sz w:val="24"/>
                 <w:szCs w:val="24"/>
@@ -592,14 +596,14 @@
               <w:ind w:left="754"/>
               <w:textAlignment w:val="baseline"/>
               <w:rPr>
-                <w:rFonts w:ascii="宋体" w:eastAsia="宋体" w:hAnsi="宋体" w:cs="宋体"/>
+                <w:rFonts w:ascii="宋体" w:hAnsi="宋体" w:eastAsia="宋体" w:cs="宋体"/>
                 <w:sz w:val="24"/>
                 <w:szCs w:val="24"/>
               </w:rPr>
             </w:pPr>
             <w:r>
               <w:rPr>
-                <w:rFonts w:ascii="宋体" w:eastAsia="宋体" w:hAnsi="宋体" w:cs="宋体"/>
+                <w:rFonts w:ascii="宋体" w:hAnsi="宋体" w:eastAsia="宋体" w:cs="宋体"/>
                 <w:spacing w:val="-6"/>
                 <w:sz w:val="24"/>
                 <w:szCs w:val="24"/>
@@ -611,9 +615,14 @@
       </w:tr>
       <w:tr>
         <w:tblPrEx>
-          <w:tblW w:w="9072" w:type="dxa"/>
-          <w:tblInd w:w="5" w:type="dxa"/>
-          <w:tblLayout w:type="fixed"/>
+          <w:tblBorders>
+            <w:top w:val="single" w:color="000000" w:sz="4" w:space="0"/>
+            <w:left w:val="single" w:color="000000" w:sz="4" w:space="0"/>
+            <w:bottom w:val="single" w:color="000000" w:sz="4" w:space="0"/>
+            <w:right w:val="single" w:color="000000" w:sz="4" w:space="0"/>
+            <w:insideH w:val="single" w:color="000000" w:sz="4" w:space="0"/>
+            <w:insideV w:val="single" w:color="000000" w:sz="4" w:space="0"/>
+          </w:tblBorders>
           <w:tblCellMar>
             <w:top w:w="0" w:type="dxa"/>
             <w:left w:w="0" w:type="dxa"/>
@@ -622,7 +631,7 @@
           </w:tblCellMar>
         </w:tblPrEx>
         <w:trPr>
-          <w:trHeight w:val="474"/>
+          <w:trHeight w:val="474" w:hRule="atLeast"/>
         </w:trPr>
         <w:tc>
           <w:tcPr>
@@ -647,14 +656,14 @@
               <w:ind w:left="709"/>
               <w:textAlignment w:val="baseline"/>
               <w:rPr>
-                <w:rFonts w:ascii="宋体" w:eastAsia="宋体" w:hAnsi="宋体" w:cs="宋体"/>
+                <w:rFonts w:ascii="宋体" w:hAnsi="宋体" w:eastAsia="宋体" w:cs="宋体"/>
                 <w:sz w:val="21"/>
                 <w:szCs w:val="21"/>
               </w:rPr>
             </w:pPr>
             <w:r>
               <w:rPr>
-                <w:rFonts w:ascii="宋体" w:eastAsia="宋体" w:hAnsi="宋体" w:cs="宋体"/>
+                <w:rFonts w:ascii="宋体" w:hAnsi="宋体" w:eastAsia="宋体" w:cs="宋体"/>
                 <w:spacing w:val="-1"/>
                 <w:sz w:val="21"/>
                 <w:szCs w:val="21"/>
@@ -686,14 +695,14 @@
               <w:ind w:left="290"/>
               <w:textAlignment w:val="baseline"/>
               <w:rPr>
-                <w:rFonts w:ascii="宋体" w:eastAsia="宋体" w:hAnsi="宋体" w:cs="宋体"/>
+                <w:rFonts w:ascii="宋体" w:hAnsi="宋体" w:eastAsia="宋体" w:cs="宋体"/>
                 <w:sz w:val="21"/>
                 <w:szCs w:val="21"/>
               </w:rPr>
             </w:pPr>
             <w:r>
               <w:rPr>
-                <w:rFonts w:ascii="宋体" w:eastAsia="宋体" w:hAnsi="宋体" w:cs="宋体"/>
+                <w:rFonts w:ascii="宋体" w:hAnsi="宋体" w:eastAsia="宋体" w:cs="宋体"/>
                 <w:spacing w:val="-2"/>
                 <w:sz w:val="21"/>
                 <w:szCs w:val="21"/>
@@ -725,14 +734,14 @@
               <w:ind w:left="738"/>
               <w:textAlignment w:val="baseline"/>
               <w:rPr>
-                <w:rFonts w:ascii="宋体" w:eastAsia="宋体" w:hAnsi="宋体" w:cs="宋体"/>
+                <w:rFonts w:ascii="宋体" w:hAnsi="宋体" w:eastAsia="宋体" w:cs="宋体"/>
                 <w:sz w:val="21"/>
                 <w:szCs w:val="21"/>
               </w:rPr>
             </w:pPr>
             <w:r>
               <w:rPr>
-                <w:rFonts w:ascii="宋体" w:eastAsia="宋体" w:hAnsi="宋体" w:cs="宋体"/>
+                <w:rFonts w:ascii="宋体" w:hAnsi="宋体" w:eastAsia="宋体" w:cs="宋体"/>
                 <w:spacing w:val="-3"/>
                 <w:sz w:val="21"/>
                 <w:szCs w:val="21"/>
@@ -764,7 +773,7 @@
               <w:ind w:left="470"/>
               <w:textAlignment w:val="baseline"/>
               <w:rPr>
-                <w:rFonts w:ascii="宋体" w:eastAsia="宋体" w:hAnsi="宋体" w:cs="宋体" w:hint="default"/>
+                <w:rFonts w:hint="default" w:ascii="宋体" w:hAnsi="宋体" w:eastAsia="宋体" w:cs="宋体"/>
                 <w:sz w:val="21"/>
                 <w:szCs w:val="21"/>
                 <w:lang w:val="en-US" w:eastAsia="zh-CN"/>
@@ -772,7 +781,7 @@
             </w:pPr>
             <w:r>
               <w:rPr>
-                <w:rFonts w:ascii="宋体" w:eastAsia="宋体" w:hAnsi="宋体" w:cs="宋体" w:hint="eastAsia"/>
+                <w:rFonts w:hint="eastAsia" w:ascii="宋体" w:hAnsi="宋体" w:eastAsia="宋体" w:cs="宋体"/>
                 <w:sz w:val="21"/>
                 <w:szCs w:val="21"/>
                 <w:lang w:val="en-US" w:eastAsia="zh-CN"/>
@@ -804,7 +813,7 @@
               <w:ind w:left="676"/>
               <w:textAlignment w:val="baseline"/>
               <w:rPr>
-                <w:rFonts w:ascii="宋体" w:eastAsia="宋体" w:hAnsi="宋体" w:cs="宋体" w:hint="eastAsia"/>
+                <w:rFonts w:hint="eastAsia" w:ascii="宋体" w:hAnsi="宋体" w:eastAsia="宋体" w:cs="宋体"/>
                 <w:sz w:val="21"/>
                 <w:szCs w:val="21"/>
                 <w:lang w:val="en-US" w:eastAsia="zh-CN"/>
@@ -812,7 +821,7 @@
             </w:pPr>
             <w:r>
               <w:rPr>
-                <w:rFonts w:ascii="宋体" w:eastAsia="宋体" w:hAnsi="宋体" w:cs="宋体" w:hint="eastAsia"/>
+                <w:rFonts w:hint="eastAsia" w:ascii="宋体" w:hAnsi="宋体" w:eastAsia="宋体" w:cs="宋体"/>
                 <w:sz w:val="21"/>
                 <w:szCs w:val="21"/>
                 <w:lang w:val="en-US" w:eastAsia="zh-CN"/>
@@ -824,9 +833,14 @@
       </w:tr>
       <w:tr>
         <w:tblPrEx>
-          <w:tblW w:w="9072" w:type="dxa"/>
-          <w:tblInd w:w="5" w:type="dxa"/>
-          <w:tblLayout w:type="fixed"/>
+          <w:tblBorders>
+            <w:top w:val="single" w:color="000000" w:sz="4" w:space="0"/>
+            <w:left w:val="single" w:color="000000" w:sz="4" w:space="0"/>
+            <w:bottom w:val="single" w:color="000000" w:sz="4" w:space="0"/>
+            <w:right w:val="single" w:color="000000" w:sz="4" w:space="0"/>
+            <w:insideH w:val="single" w:color="000000" w:sz="4" w:space="0"/>
+            <w:insideV w:val="single" w:color="000000" w:sz="4" w:space="0"/>
+          </w:tblBorders>
           <w:tblCellMar>
             <w:top w:w="0" w:type="dxa"/>
             <w:left w:w="0" w:type="dxa"/>
@@ -835,7 +849,7 @@
           </w:tblCellMar>
         </w:tblPrEx>
         <w:trPr>
-          <w:trHeight w:val="474"/>
+          <w:trHeight w:val="474" w:hRule="atLeast"/>
         </w:trPr>
         <w:tc>
           <w:tcPr>
@@ -843,7 +857,7 @@
           </w:tcPr>
           <w:p>
             <w:pPr>
-              <w:pStyle w:val="TableText"/>
+              <w:pStyle w:val="25"/>
               <w:keepNext w:val="0"/>
               <w:keepLines w:val="0"/>
               <w:pageBreakBefore w:val="0"/>
@@ -867,7 +881,7 @@
           </w:tcPr>
           <w:p>
             <w:pPr>
-              <w:pStyle w:val="TableText"/>
+              <w:pStyle w:val="25"/>
               <w:keepNext w:val="0"/>
               <w:keepLines w:val="0"/>
               <w:pageBreakBefore w:val="0"/>
@@ -891,7 +905,7 @@
           </w:tcPr>
           <w:p>
             <w:pPr>
-              <w:pStyle w:val="TableText"/>
+              <w:pStyle w:val="25"/>
               <w:keepNext w:val="0"/>
               <w:keepLines w:val="0"/>
               <w:pageBreakBefore w:val="0"/>
@@ -915,7 +929,7 @@
           </w:tcPr>
           <w:p>
             <w:pPr>
-              <w:pStyle w:val="TableText"/>
+              <w:pStyle w:val="25"/>
               <w:keepNext w:val="0"/>
               <w:keepLines w:val="0"/>
               <w:pageBreakBefore w:val="0"/>
@@ -939,7 +953,7 @@
           </w:tcPr>
           <w:p>
             <w:pPr>
-              <w:pStyle w:val="TableText"/>
+              <w:pStyle w:val="25"/>
               <w:keepNext w:val="0"/>
               <w:keepLines w:val="0"/>
               <w:pageBreakBefore w:val="0"/>
@@ -960,9 +974,14 @@
       </w:tr>
       <w:tr>
         <w:tblPrEx>
-          <w:tblW w:w="9072" w:type="dxa"/>
-          <w:tblInd w:w="5" w:type="dxa"/>
-          <w:tblLayout w:type="fixed"/>
+          <w:tblBorders>
+            <w:top w:val="single" w:color="000000" w:sz="4" w:space="0"/>
+            <w:left w:val="single" w:color="000000" w:sz="4" w:space="0"/>
+            <w:bottom w:val="single" w:color="000000" w:sz="4" w:space="0"/>
+            <w:right w:val="single" w:color="000000" w:sz="4" w:space="0"/>
+            <w:insideH w:val="single" w:color="000000" w:sz="4" w:space="0"/>
+            <w:insideV w:val="single" w:color="000000" w:sz="4" w:space="0"/>
+          </w:tblBorders>
           <w:tblCellMar>
             <w:top w:w="0" w:type="dxa"/>
             <w:left w:w="0" w:type="dxa"/>
@@ -971,7 +990,7 @@
           </w:tblCellMar>
         </w:tblPrEx>
         <w:trPr>
-          <w:trHeight w:val="474"/>
+          <w:trHeight w:val="474" w:hRule="atLeast"/>
         </w:trPr>
         <w:tc>
           <w:tcPr>
@@ -979,7 +998,7 @@
           </w:tcPr>
           <w:p>
             <w:pPr>
-              <w:pStyle w:val="TableText"/>
+              <w:pStyle w:val="25"/>
               <w:keepNext w:val="0"/>
               <w:keepLines w:val="0"/>
               <w:pageBreakBefore w:val="0"/>
@@ -1003,7 +1022,7 @@
           </w:tcPr>
           <w:p>
             <w:pPr>
-              <w:pStyle w:val="TableText"/>
+              <w:pStyle w:val="25"/>
               <w:keepNext w:val="0"/>
               <w:keepLines w:val="0"/>
               <w:pageBreakBefore w:val="0"/>
@@ -1027,7 +1046,7 @@
           </w:tcPr>
           <w:p>
             <w:pPr>
-              <w:pStyle w:val="TableText"/>
+              <w:pStyle w:val="25"/>
               <w:keepNext w:val="0"/>
               <w:keepLines w:val="0"/>
               <w:pageBreakBefore w:val="0"/>
@@ -1051,7 +1070,7 @@
           </w:tcPr>
           <w:p>
             <w:pPr>
-              <w:pStyle w:val="TableText"/>
+              <w:pStyle w:val="25"/>
               <w:keepNext w:val="0"/>
               <w:keepLines w:val="0"/>
               <w:pageBreakBefore w:val="0"/>
@@ -1075,7 +1094,7 @@
           </w:tcPr>
           <w:p>
             <w:pPr>
-              <w:pStyle w:val="TableText"/>
+              <w:pStyle w:val="25"/>
               <w:keepNext w:val="0"/>
               <w:keepLines w:val="0"/>
               <w:pageBreakBefore w:val="0"/>
@@ -1096,9 +1115,14 @@
       </w:tr>
       <w:tr>
         <w:tblPrEx>
-          <w:tblW w:w="9072" w:type="dxa"/>
-          <w:tblInd w:w="5" w:type="dxa"/>
-          <w:tblLayout w:type="fixed"/>
+          <w:tblBorders>
+            <w:top w:val="single" w:color="000000" w:sz="4" w:space="0"/>
+            <w:left w:val="single" w:color="000000" w:sz="4" w:space="0"/>
+            <w:bottom w:val="single" w:color="000000" w:sz="4" w:space="0"/>
+            <w:right w:val="single" w:color="000000" w:sz="4" w:space="0"/>
+            <w:insideH w:val="single" w:color="000000" w:sz="4" w:space="0"/>
+            <w:insideV w:val="single" w:color="000000" w:sz="4" w:space="0"/>
+          </w:tblBorders>
           <w:tblCellMar>
             <w:top w:w="0" w:type="dxa"/>
             <w:left w:w="0" w:type="dxa"/>
@@ -1107,7 +1131,7 @@
           </w:tblCellMar>
         </w:tblPrEx>
         <w:trPr>
-          <w:trHeight w:val="474"/>
+          <w:trHeight w:val="474" w:hRule="atLeast"/>
         </w:trPr>
         <w:tc>
           <w:tcPr>
@@ -1115,7 +1139,7 @@
           </w:tcPr>
           <w:p>
             <w:pPr>
-              <w:pStyle w:val="TableText"/>
+              <w:pStyle w:val="25"/>
               <w:keepNext w:val="0"/>
               <w:keepLines w:val="0"/>
               <w:pageBreakBefore w:val="0"/>
@@ -1139,7 +1163,7 @@
           </w:tcPr>
           <w:p>
             <w:pPr>
-              <w:pStyle w:val="TableText"/>
+              <w:pStyle w:val="25"/>
               <w:keepNext w:val="0"/>
               <w:keepLines w:val="0"/>
               <w:pageBreakBefore w:val="0"/>
@@ -1163,7 +1187,7 @@
           </w:tcPr>
           <w:p>
             <w:pPr>
-              <w:pStyle w:val="TableText"/>
+              <w:pStyle w:val="25"/>
               <w:keepNext w:val="0"/>
               <w:keepLines w:val="0"/>
               <w:pageBreakBefore w:val="0"/>
@@ -1187,7 +1211,7 @@
           </w:tcPr>
           <w:p>
             <w:pPr>
-              <w:pStyle w:val="TableText"/>
+              <w:pStyle w:val="25"/>
               <w:keepNext w:val="0"/>
               <w:keepLines w:val="0"/>
               <w:pageBreakBefore w:val="0"/>
@@ -1211,7 +1235,7 @@
           </w:tcPr>
           <w:p>
             <w:pPr>
-              <w:pStyle w:val="TableText"/>
+              <w:pStyle w:val="25"/>
               <w:keepNext w:val="0"/>
               <w:keepLines w:val="0"/>
               <w:pageBreakBefore w:val="0"/>
@@ -1232,9 +1256,14 @@
       </w:tr>
       <w:tr>
         <w:tblPrEx>
-          <w:tblW w:w="9072" w:type="dxa"/>
-          <w:tblInd w:w="5" w:type="dxa"/>
-          <w:tblLayout w:type="fixed"/>
+          <w:tblBorders>
+            <w:top w:val="single" w:color="000000" w:sz="4" w:space="0"/>
+            <w:left w:val="single" w:color="000000" w:sz="4" w:space="0"/>
+            <w:bottom w:val="single" w:color="000000" w:sz="4" w:space="0"/>
+            <w:right w:val="single" w:color="000000" w:sz="4" w:space="0"/>
+            <w:insideH w:val="single" w:color="000000" w:sz="4" w:space="0"/>
+            <w:insideV w:val="single" w:color="000000" w:sz="4" w:space="0"/>
+          </w:tblBorders>
           <w:tblCellMar>
             <w:top w:w="0" w:type="dxa"/>
             <w:left w:w="0" w:type="dxa"/>
@@ -1243,7 +1272,7 @@
           </w:tblCellMar>
         </w:tblPrEx>
         <w:trPr>
-          <w:trHeight w:val="474"/>
+          <w:trHeight w:val="474" w:hRule="atLeast"/>
         </w:trPr>
         <w:tc>
           <w:tcPr>
@@ -1251,7 +1280,7 @@
           </w:tcPr>
           <w:p>
             <w:pPr>
-              <w:pStyle w:val="TableText"/>
+              <w:pStyle w:val="25"/>
               <w:keepNext w:val="0"/>
               <w:keepLines w:val="0"/>
               <w:pageBreakBefore w:val="0"/>
@@ -1275,7 +1304,7 @@
           </w:tcPr>
           <w:p>
             <w:pPr>
-              <w:pStyle w:val="TableText"/>
+              <w:pStyle w:val="25"/>
               <w:keepNext w:val="0"/>
               <w:keepLines w:val="0"/>
               <w:pageBreakBefore w:val="0"/>
@@ -1299,7 +1328,7 @@
           </w:tcPr>
           <w:p>
             <w:pPr>
-              <w:pStyle w:val="TableText"/>
+              <w:pStyle w:val="25"/>
               <w:keepNext w:val="0"/>
               <w:keepLines w:val="0"/>
               <w:pageBreakBefore w:val="0"/>
@@ -1323,7 +1352,7 @@
           </w:tcPr>
           <w:p>
             <w:pPr>
-              <w:pStyle w:val="TableText"/>
+              <w:pStyle w:val="25"/>
               <w:keepNext w:val="0"/>
               <w:keepLines w:val="0"/>
               <w:pageBreakBefore w:val="0"/>
@@ -1347,7 +1376,7 @@
           </w:tcPr>
           <w:p>
             <w:pPr>
-              <w:pStyle w:val="TableText"/>
+              <w:pStyle w:val="25"/>
               <w:keepNext w:val="0"/>
               <w:keepLines w:val="0"/>
               <w:pageBreakBefore w:val="0"/>
@@ -1368,9 +1397,14 @@
       </w:tr>
       <w:tr>
         <w:tblPrEx>
-          <w:tblW w:w="9072" w:type="dxa"/>
-          <w:tblInd w:w="5" w:type="dxa"/>
-          <w:tblLayout w:type="fixed"/>
+          <w:tblBorders>
+            <w:top w:val="single" w:color="000000" w:sz="4" w:space="0"/>
+            <w:left w:val="single" w:color="000000" w:sz="4" w:space="0"/>
+            <w:bottom w:val="single" w:color="000000" w:sz="4" w:space="0"/>
+            <w:right w:val="single" w:color="000000" w:sz="4" w:space="0"/>
+            <w:insideH w:val="single" w:color="000000" w:sz="4" w:space="0"/>
+            <w:insideV w:val="single" w:color="000000" w:sz="4" w:space="0"/>
+          </w:tblBorders>
           <w:tblCellMar>
             <w:top w:w="0" w:type="dxa"/>
             <w:left w:w="0" w:type="dxa"/>
@@ -1379,7 +1413,7 @@
           </w:tblCellMar>
         </w:tblPrEx>
         <w:trPr>
-          <w:trHeight w:val="589"/>
+          <w:trHeight w:val="589" w:hRule="atLeast"/>
         </w:trPr>
         <w:tc>
           <w:tcPr>
@@ -1387,7 +1421,7 @@
           </w:tcPr>
           <w:p>
             <w:pPr>
-              <w:pStyle w:val="TableText"/>
+              <w:pStyle w:val="25"/>
               <w:keepNext w:val="0"/>
               <w:keepLines w:val="0"/>
               <w:pageBreakBefore w:val="0"/>
@@ -1411,7 +1445,7 @@
           </w:tcPr>
           <w:p>
             <w:pPr>
-              <w:pStyle w:val="TableText"/>
+              <w:pStyle w:val="25"/>
               <w:keepNext w:val="0"/>
               <w:keepLines w:val="0"/>
               <w:pageBreakBefore w:val="0"/>
@@ -1435,7 +1469,7 @@
           </w:tcPr>
           <w:p>
             <w:pPr>
-              <w:pStyle w:val="TableText"/>
+              <w:pStyle w:val="25"/>
               <w:keepNext w:val="0"/>
               <w:keepLines w:val="0"/>
               <w:pageBreakBefore w:val="0"/>
@@ -1459,7 +1493,7 @@
           </w:tcPr>
           <w:p>
             <w:pPr>
-              <w:pStyle w:val="TableText"/>
+              <w:pStyle w:val="25"/>
               <w:keepNext w:val="0"/>
               <w:keepLines w:val="0"/>
               <w:pageBreakBefore w:val="0"/>
@@ -1483,7 +1517,7 @@
           </w:tcPr>
           <w:p>
             <w:pPr>
-              <w:pStyle w:val="TableText"/>
+              <w:pStyle w:val="25"/>
               <w:keepNext w:val="0"/>
               <w:keepLines w:val="0"/>
               <w:pageBreakBefore w:val="0"/>
@@ -1505,7 +1539,7 @@
     </w:tbl>
     <w:p>
       <w:pPr>
-        <w:pStyle w:val="BodyText"/>
+        <w:pStyle w:val="12"/>
         <w:keepNext w:val="0"/>
         <w:keepLines w:val="0"/>
         <w:pageBreakBefore w:val="0"/>
@@ -1541,14 +1575,14 @@
         <w:sectPr>
           <w:pgSz w:w="11906" w:h="16839"/>
           <w:pgMar w:top="1431" w:right="1127" w:bottom="0" w:left="1696" w:header="0" w:footer="0" w:gutter="0"/>
-          <w:cols w:num="1" w:space="720"/>
+          <w:cols w:space="720" w:num="1"/>
         </w:sectPr>
       </w:pPr>
     </w:p>
     <w:sdt>
       <w:sdtPr>
         <w:rPr>
-          <w:rFonts w:ascii="Microsoft JhengHei" w:eastAsia="Microsoft JhengHei" w:hAnsi="Microsoft JhengHei" w:cs="Microsoft JhengHei" w:hint="eastAsia"/>
+          <w:rFonts w:hint="eastAsia" w:ascii="Microsoft JhengHei" w:hAnsi="Microsoft JhengHei" w:eastAsia="Microsoft JhengHei" w:cs="Microsoft JhengHei"/>
           <w:snapToGrid w:val="0"/>
           <w:color w:val="000000"/>
           <w:kern w:val="0"/>
@@ -1564,7 +1598,7 @@
       </w:sdtPr>
       <w:sdtEndPr>
         <w:rPr>
-          <w:rFonts w:ascii="Times New Roman" w:eastAsia="Times New Roman" w:hAnsi="Times New Roman" w:cs="Times New Roman" w:hint="eastAsia"/>
+          <w:rFonts w:hint="eastAsia" w:ascii="Times New Roman" w:hAnsi="Times New Roman" w:eastAsia="Times New Roman" w:cs="Times New Roman"/>
           <w:snapToGrid w:val="0"/>
           <w:color w:val="000000"/>
           <w:kern w:val="0"/>
@@ -1590,18 +1624,18 @@
             <w:adjustRightInd w:val="0"/>
             <w:snapToGrid w:val="0"/>
             <w:spacing w:before="0" w:beforeLines="0" w:after="0" w:afterLines="0" w:line="240" w:lineRule="auto"/>
-            <w:ind w:left="0" w:right="0" w:firstLine="0" w:leftChars="0" w:rightChars="0" w:firstLineChars="0"/>
+            <w:ind w:left="0" w:leftChars="0" w:right="0" w:rightChars="0" w:firstLine="0" w:firstLineChars="0"/>
             <w:jc w:val="center"/>
             <w:textAlignment w:val="baseline"/>
             <w:rPr>
-              <w:rFonts w:ascii="Microsoft JhengHei" w:eastAsia="Microsoft JhengHei" w:hAnsi="Microsoft JhengHei" w:cs="Microsoft JhengHei" w:hint="eastAsia"/>
+              <w:rFonts w:hint="eastAsia" w:ascii="Microsoft JhengHei" w:hAnsi="Microsoft JhengHei" w:eastAsia="Microsoft JhengHei" w:cs="Microsoft JhengHei"/>
               <w:sz w:val="24"/>
               <w:szCs w:val="24"/>
             </w:rPr>
           </w:pPr>
           <w:r>
             <w:rPr>
-              <w:rFonts w:ascii="Microsoft JhengHei" w:eastAsia="Microsoft JhengHei" w:hAnsi="Microsoft JhengHei" w:cs="Microsoft JhengHei" w:hint="eastAsia"/>
+              <w:rFonts w:hint="eastAsia" w:ascii="Microsoft JhengHei" w:hAnsi="Microsoft JhengHei" w:eastAsia="Microsoft JhengHei" w:cs="Microsoft JhengHei"/>
               <w:sz w:val="24"/>
               <w:szCs w:val="24"/>
             </w:rPr>
@@ -1610,28 +1644,14 @@
         </w:p>
         <w:p>
           <w:pPr>
-            <w:pStyle w:val="TOC1"/>
-            <w:keepNext w:val="0"/>
-            <w:keepLines w:val="0"/>
-            <w:pageBreakBefore w:val="0"/>
-            <w:widowControl w:val="0"/>
+            <w:pStyle w:val="16"/>
             <w:tabs>
               <w:tab w:val="right" w:leader="dot" w:pos="8497"/>
             </w:tabs>
-            <w:kinsoku w:val="0"/>
-            <w:wordWrap/>
-            <w:overflowPunct/>
-            <w:topLinePunct w:val="0"/>
-            <w:autoSpaceDE w:val="0"/>
-            <w:autoSpaceDN w:val="0"/>
-            <w:bidi w:val="0"/>
-            <w:adjustRightInd w:val="0"/>
-            <w:snapToGrid w:val="0"/>
-            <w:textAlignment w:val="baseline"/>
           </w:pPr>
           <w:r>
             <w:rPr>
-              <w:rFonts w:ascii="Microsoft JhengHei" w:eastAsia="Microsoft JhengHei" w:hAnsi="Microsoft JhengHei" w:cs="Microsoft JhengHei" w:hint="eastAsia"/>
+              <w:rFonts w:hint="eastAsia" w:ascii="Microsoft JhengHei" w:hAnsi="Microsoft JhengHei" w:eastAsia="Microsoft JhengHei" w:cs="Microsoft JhengHei"/>
               <w:sz w:val="24"/>
               <w:szCs w:val="24"/>
             </w:rPr>
@@ -1639,7 +1659,7 @@
           </w:r>
           <w:r>
             <w:rPr>
-              <w:rFonts w:ascii="Microsoft JhengHei" w:eastAsia="Microsoft JhengHei" w:hAnsi="Microsoft JhengHei" w:cs="Microsoft JhengHei" w:hint="eastAsia"/>
+              <w:rFonts w:hint="eastAsia" w:ascii="Microsoft JhengHei" w:hAnsi="Microsoft JhengHei" w:eastAsia="Microsoft JhengHei" w:cs="Microsoft JhengHei"/>
               <w:sz w:val="24"/>
               <w:szCs w:val="24"/>
             </w:rPr>
@@ -1647,7 +1667,7 @@
           </w:r>
           <w:r>
             <w:rPr>
-              <w:rFonts w:ascii="Microsoft JhengHei" w:eastAsia="Microsoft JhengHei" w:hAnsi="Microsoft JhengHei" w:cs="Microsoft JhengHei" w:hint="eastAsia"/>
+              <w:rFonts w:hint="eastAsia" w:ascii="Microsoft JhengHei" w:hAnsi="Microsoft JhengHei" w:eastAsia="Microsoft JhengHei" w:cs="Microsoft JhengHei"/>
               <w:sz w:val="24"/>
               <w:szCs w:val="24"/>
             </w:rPr>
@@ -1655,21 +1675,21 @@
           </w:r>
           <w:r>
             <w:rPr>
-              <w:rFonts w:ascii="Microsoft JhengHei" w:eastAsia="Microsoft JhengHei" w:hAnsi="Microsoft JhengHei" w:cs="Microsoft JhengHei" w:hint="eastAsia"/>
+              <w:rFonts w:hint="eastAsia" w:ascii="Microsoft JhengHei" w:hAnsi="Microsoft JhengHei" w:eastAsia="Microsoft JhengHei" w:cs="Microsoft JhengHei"/>
               <w:szCs w:val="24"/>
             </w:rPr>
             <w:fldChar w:fldCharType="begin"/>
           </w:r>
           <w:r>
             <w:rPr>
-              <w:rFonts w:ascii="Microsoft JhengHei" w:eastAsia="Microsoft JhengHei" w:hAnsi="Microsoft JhengHei" w:cs="Microsoft JhengHei" w:hint="eastAsia"/>
-              <w:szCs w:val="24"/>
-            </w:rPr>
-            <w:instrText xml:space="preserve"> HYPERLINK \l _Toc5127 </w:instrText>
-          </w:r>
-          <w:r>
-            <w:rPr>
-              <w:rFonts w:ascii="Microsoft JhengHei" w:eastAsia="Microsoft JhengHei" w:hAnsi="Microsoft JhengHei" w:cs="Microsoft JhengHei" w:hint="eastAsia"/>
+              <w:rFonts w:hint="eastAsia" w:ascii="Microsoft JhengHei" w:hAnsi="Microsoft JhengHei" w:eastAsia="Microsoft JhengHei" w:cs="Microsoft JhengHei"/>
+              <w:szCs w:val="24"/>
+            </w:rPr>
+            <w:instrText xml:space="preserve"> HYPERLINK \l _Toc26535 </w:instrText>
+          </w:r>
+          <w:r>
+            <w:rPr>
+              <w:rFonts w:hint="eastAsia" w:ascii="Microsoft JhengHei" w:hAnsi="Microsoft JhengHei" w:eastAsia="Microsoft JhengHei" w:cs="Microsoft JhengHei"/>
               <w:szCs w:val="24"/>
             </w:rPr>
             <w:fldChar w:fldCharType="separate"/>
@@ -1684,7 +1704,7 @@
             <w:fldChar w:fldCharType="begin"/>
           </w:r>
           <w:r>
-            <w:instrText xml:space="preserve"> PAGEREF _Toc5127 \h </w:instrText>
+            <w:instrText xml:space="preserve"> PAGEREF _Toc26535 \h </w:instrText>
           </w:r>
           <w:r>
             <w:fldChar w:fldCharType="separate"/>
@@ -1697,7 +1717,7 @@
           </w:r>
           <w:r>
             <w:rPr>
-              <w:rFonts w:ascii="Microsoft JhengHei" w:eastAsia="Microsoft JhengHei" w:hAnsi="Microsoft JhengHei" w:cs="Microsoft JhengHei" w:hint="eastAsia"/>
+              <w:rFonts w:hint="eastAsia" w:ascii="Microsoft JhengHei" w:hAnsi="Microsoft JhengHei" w:eastAsia="Microsoft JhengHei" w:cs="Microsoft JhengHei"/>
               <w:szCs w:val="24"/>
             </w:rPr>
             <w:fldChar w:fldCharType="end"/>
@@ -1705,42 +1725,28 @@
         </w:p>
         <w:p>
           <w:pPr>
-            <w:pStyle w:val="TOC1"/>
-            <w:keepNext w:val="0"/>
-            <w:keepLines w:val="0"/>
-            <w:pageBreakBefore w:val="0"/>
-            <w:widowControl w:val="0"/>
+            <w:pStyle w:val="16"/>
             <w:tabs>
               <w:tab w:val="right" w:leader="dot" w:pos="8497"/>
             </w:tabs>
-            <w:kinsoku w:val="0"/>
-            <w:wordWrap/>
-            <w:overflowPunct/>
-            <w:topLinePunct w:val="0"/>
-            <w:autoSpaceDE w:val="0"/>
-            <w:autoSpaceDN w:val="0"/>
-            <w:bidi w:val="0"/>
-            <w:adjustRightInd w:val="0"/>
-            <w:snapToGrid w:val="0"/>
-            <w:textAlignment w:val="baseline"/>
           </w:pPr>
           <w:r>
             <w:rPr>
-              <w:rFonts w:ascii="Microsoft JhengHei" w:eastAsia="Microsoft JhengHei" w:hAnsi="Microsoft JhengHei" w:cs="Microsoft JhengHei" w:hint="eastAsia"/>
+              <w:rFonts w:hint="eastAsia" w:ascii="Microsoft JhengHei" w:hAnsi="Microsoft JhengHei" w:eastAsia="Microsoft JhengHei" w:cs="Microsoft JhengHei"/>
               <w:szCs w:val="24"/>
             </w:rPr>
             <w:fldChar w:fldCharType="begin"/>
           </w:r>
           <w:r>
             <w:rPr>
-              <w:rFonts w:ascii="Microsoft JhengHei" w:eastAsia="Microsoft JhengHei" w:hAnsi="Microsoft JhengHei" w:cs="Microsoft JhengHei" w:hint="eastAsia"/>
-              <w:szCs w:val="24"/>
-            </w:rPr>
-            <w:instrText xml:space="preserve"> HYPERLINK \l _Toc1354 </w:instrText>
-          </w:r>
-          <w:r>
-            <w:rPr>
-              <w:rFonts w:ascii="Microsoft JhengHei" w:eastAsia="Microsoft JhengHei" w:hAnsi="Microsoft JhengHei" w:cs="Microsoft JhengHei" w:hint="eastAsia"/>
+              <w:rFonts w:hint="eastAsia" w:ascii="Microsoft JhengHei" w:hAnsi="Microsoft JhengHei" w:eastAsia="Microsoft JhengHei" w:cs="Microsoft JhengHei"/>
+              <w:szCs w:val="24"/>
+            </w:rPr>
+            <w:instrText xml:space="preserve"> HYPERLINK \l _Toc6498 </w:instrText>
+          </w:r>
+          <w:r>
+            <w:rPr>
+              <w:rFonts w:hint="eastAsia" w:ascii="Microsoft JhengHei" w:hAnsi="Microsoft JhengHei" w:eastAsia="Microsoft JhengHei" w:cs="Microsoft JhengHei"/>
               <w:szCs w:val="24"/>
             </w:rPr>
             <w:fldChar w:fldCharType="separate"/>
@@ -1755,7 +1761,7 @@
             <w:fldChar w:fldCharType="begin"/>
           </w:r>
           <w:r>
-            <w:instrText xml:space="preserve"> PAGEREF _Toc1354 \h </w:instrText>
+            <w:instrText xml:space="preserve"> PAGEREF _Toc6498 \h </w:instrText>
           </w:r>
           <w:r>
             <w:fldChar w:fldCharType="separate"/>
@@ -1768,7 +1774,7 @@
           </w:r>
           <w:r>
             <w:rPr>
-              <w:rFonts w:ascii="Microsoft JhengHei" w:eastAsia="Microsoft JhengHei" w:hAnsi="Microsoft JhengHei" w:cs="Microsoft JhengHei" w:hint="eastAsia"/>
+              <w:rFonts w:hint="eastAsia" w:ascii="Microsoft JhengHei" w:hAnsi="Microsoft JhengHei" w:eastAsia="Microsoft JhengHei" w:cs="Microsoft JhengHei"/>
               <w:szCs w:val="24"/>
             </w:rPr>
             <w:fldChar w:fldCharType="end"/>
@@ -1776,49 +1782,35 @@
         </w:p>
         <w:p>
           <w:pPr>
-            <w:pStyle w:val="TOC1"/>
-            <w:keepNext w:val="0"/>
-            <w:keepLines w:val="0"/>
-            <w:pageBreakBefore w:val="0"/>
-            <w:widowControl w:val="0"/>
+            <w:pStyle w:val="16"/>
             <w:tabs>
               <w:tab w:val="right" w:leader="dot" w:pos="8497"/>
             </w:tabs>
-            <w:kinsoku w:val="0"/>
-            <w:wordWrap/>
-            <w:overflowPunct/>
-            <w:topLinePunct w:val="0"/>
-            <w:autoSpaceDE w:val="0"/>
-            <w:autoSpaceDN w:val="0"/>
-            <w:bidi w:val="0"/>
-            <w:adjustRightInd w:val="0"/>
-            <w:snapToGrid w:val="0"/>
-            <w:textAlignment w:val="baseline"/>
           </w:pPr>
           <w:r>
             <w:rPr>
-              <w:rFonts w:ascii="Microsoft JhengHei" w:eastAsia="Microsoft JhengHei" w:hAnsi="Microsoft JhengHei" w:cs="Microsoft JhengHei" w:hint="eastAsia"/>
+              <w:rFonts w:hint="eastAsia" w:ascii="Microsoft JhengHei" w:hAnsi="Microsoft JhengHei" w:eastAsia="Microsoft JhengHei" w:cs="Microsoft JhengHei"/>
               <w:szCs w:val="24"/>
             </w:rPr>
             <w:fldChar w:fldCharType="begin"/>
           </w:r>
           <w:r>
             <w:rPr>
-              <w:rFonts w:ascii="Microsoft JhengHei" w:eastAsia="Microsoft JhengHei" w:hAnsi="Microsoft JhengHei" w:cs="Microsoft JhengHei" w:hint="eastAsia"/>
-              <w:szCs w:val="24"/>
-            </w:rPr>
-            <w:instrText xml:space="preserve"> HYPERLINK \l _Toc10424 </w:instrText>
-          </w:r>
-          <w:r>
-            <w:rPr>
-              <w:rFonts w:ascii="Microsoft JhengHei" w:eastAsia="Microsoft JhengHei" w:hAnsi="Microsoft JhengHei" w:cs="Microsoft JhengHei" w:hint="eastAsia"/>
+              <w:rFonts w:hint="eastAsia" w:ascii="Microsoft JhengHei" w:hAnsi="Microsoft JhengHei" w:eastAsia="Microsoft JhengHei" w:cs="Microsoft JhengHei"/>
+              <w:szCs w:val="24"/>
+            </w:rPr>
+            <w:instrText xml:space="preserve"> HYPERLINK \l _Toc13390 </w:instrText>
+          </w:r>
+          <w:r>
+            <w:rPr>
+              <w:rFonts w:hint="eastAsia" w:ascii="Microsoft JhengHei" w:hAnsi="Microsoft JhengHei" w:eastAsia="Microsoft JhengHei" w:cs="Microsoft JhengHei"/>
               <w:szCs w:val="24"/>
             </w:rPr>
             <w:fldChar w:fldCharType="separate"/>
           </w:r>
           <w:r>
             <w:rPr>
-              <w:rFonts w:ascii="宋体" w:eastAsia="宋体" w:hAnsi="宋体" w:cs="宋体"/>
+              <w:rFonts w:ascii="宋体" w:hAnsi="宋体" w:eastAsia="宋体" w:cs="宋体"/>
               <w:spacing w:val="-3"/>
               <w:szCs w:val="28"/>
             </w:rPr>
@@ -1831,7 +1823,7 @@
             <w:fldChar w:fldCharType="begin"/>
           </w:r>
           <w:r>
-            <w:instrText xml:space="preserve"> PAGEREF _Toc10424 \h </w:instrText>
+            <w:instrText xml:space="preserve"> PAGEREF _Toc13390 \h </w:instrText>
           </w:r>
           <w:r>
             <w:fldChar w:fldCharType="separate"/>
@@ -1844,7 +1836,7 @@
           </w:r>
           <w:r>
             <w:rPr>
-              <w:rFonts w:ascii="Microsoft JhengHei" w:eastAsia="Microsoft JhengHei" w:hAnsi="Microsoft JhengHei" w:cs="Microsoft JhengHei" w:hint="eastAsia"/>
+              <w:rFonts w:hint="eastAsia" w:ascii="Microsoft JhengHei" w:hAnsi="Microsoft JhengHei" w:eastAsia="Microsoft JhengHei" w:cs="Microsoft JhengHei"/>
               <w:szCs w:val="24"/>
             </w:rPr>
             <w:fldChar w:fldCharType="end"/>
@@ -1852,42 +1844,28 @@
         </w:p>
         <w:p>
           <w:pPr>
-            <w:pStyle w:val="TOC1"/>
-            <w:keepNext w:val="0"/>
-            <w:keepLines w:val="0"/>
-            <w:pageBreakBefore w:val="0"/>
-            <w:widowControl w:val="0"/>
+            <w:pStyle w:val="16"/>
             <w:tabs>
               <w:tab w:val="right" w:leader="dot" w:pos="8497"/>
             </w:tabs>
-            <w:kinsoku w:val="0"/>
-            <w:wordWrap/>
-            <w:overflowPunct/>
-            <w:topLinePunct w:val="0"/>
-            <w:autoSpaceDE w:val="0"/>
-            <w:autoSpaceDN w:val="0"/>
-            <w:bidi w:val="0"/>
-            <w:adjustRightInd w:val="0"/>
-            <w:snapToGrid w:val="0"/>
-            <w:textAlignment w:val="baseline"/>
           </w:pPr>
           <w:r>
             <w:rPr>
-              <w:rFonts w:ascii="Microsoft JhengHei" w:eastAsia="Microsoft JhengHei" w:hAnsi="Microsoft JhengHei" w:cs="Microsoft JhengHei" w:hint="eastAsia"/>
+              <w:rFonts w:hint="eastAsia" w:ascii="Microsoft JhengHei" w:hAnsi="Microsoft JhengHei" w:eastAsia="Microsoft JhengHei" w:cs="Microsoft JhengHei"/>
               <w:szCs w:val="24"/>
             </w:rPr>
             <w:fldChar w:fldCharType="begin"/>
           </w:r>
           <w:r>
             <w:rPr>
-              <w:rFonts w:ascii="Microsoft JhengHei" w:eastAsia="Microsoft JhengHei" w:hAnsi="Microsoft JhengHei" w:cs="Microsoft JhengHei" w:hint="eastAsia"/>
-              <w:szCs w:val="24"/>
-            </w:rPr>
-            <w:instrText xml:space="preserve"> HYPERLINK \l _Toc3132 </w:instrText>
-          </w:r>
-          <w:r>
-            <w:rPr>
-              <w:rFonts w:ascii="Microsoft JhengHei" w:eastAsia="Microsoft JhengHei" w:hAnsi="Microsoft JhengHei" w:cs="Microsoft JhengHei" w:hint="eastAsia"/>
+              <w:rFonts w:hint="eastAsia" w:ascii="Microsoft JhengHei" w:hAnsi="Microsoft JhengHei" w:eastAsia="Microsoft JhengHei" w:cs="Microsoft JhengHei"/>
+              <w:szCs w:val="24"/>
+            </w:rPr>
+            <w:instrText xml:space="preserve"> HYPERLINK \l _Toc13219 </w:instrText>
+          </w:r>
+          <w:r>
+            <w:rPr>
+              <w:rFonts w:hint="eastAsia" w:ascii="Microsoft JhengHei" w:hAnsi="Microsoft JhengHei" w:eastAsia="Microsoft JhengHei" w:cs="Microsoft JhengHei"/>
               <w:szCs w:val="24"/>
             </w:rPr>
             <w:fldChar w:fldCharType="separate"/>
@@ -1908,7 +1886,7 @@
             <w:fldChar w:fldCharType="begin"/>
           </w:r>
           <w:r>
-            <w:instrText xml:space="preserve"> PAGEREF _Toc3132 \h </w:instrText>
+            <w:instrText xml:space="preserve"> PAGEREF _Toc13219 \h </w:instrText>
           </w:r>
           <w:r>
             <w:fldChar w:fldCharType="separate"/>
@@ -1921,7 +1899,7 @@
           </w:r>
           <w:r>
             <w:rPr>
-              <w:rFonts w:ascii="Microsoft JhengHei" w:eastAsia="Microsoft JhengHei" w:hAnsi="Microsoft JhengHei" w:cs="Microsoft JhengHei" w:hint="eastAsia"/>
+              <w:rFonts w:hint="eastAsia" w:ascii="Microsoft JhengHei" w:hAnsi="Microsoft JhengHei" w:eastAsia="Microsoft JhengHei" w:cs="Microsoft JhengHei"/>
               <w:szCs w:val="24"/>
             </w:rPr>
             <w:fldChar w:fldCharType="end"/>
@@ -1929,42 +1907,28 @@
         </w:p>
         <w:p>
           <w:pPr>
-            <w:pStyle w:val="TOC1"/>
-            <w:keepNext w:val="0"/>
-            <w:keepLines w:val="0"/>
-            <w:pageBreakBefore w:val="0"/>
-            <w:widowControl w:val="0"/>
+            <w:pStyle w:val="16"/>
             <w:tabs>
               <w:tab w:val="right" w:leader="dot" w:pos="8497"/>
             </w:tabs>
-            <w:kinsoku w:val="0"/>
-            <w:wordWrap/>
-            <w:overflowPunct/>
-            <w:topLinePunct w:val="0"/>
-            <w:autoSpaceDE w:val="0"/>
-            <w:autoSpaceDN w:val="0"/>
-            <w:bidi w:val="0"/>
-            <w:adjustRightInd w:val="0"/>
-            <w:snapToGrid w:val="0"/>
-            <w:textAlignment w:val="baseline"/>
           </w:pPr>
           <w:r>
             <w:rPr>
-              <w:rFonts w:ascii="Microsoft JhengHei" w:eastAsia="Microsoft JhengHei" w:hAnsi="Microsoft JhengHei" w:cs="Microsoft JhengHei" w:hint="eastAsia"/>
+              <w:rFonts w:hint="eastAsia" w:ascii="Microsoft JhengHei" w:hAnsi="Microsoft JhengHei" w:eastAsia="Microsoft JhengHei" w:cs="Microsoft JhengHei"/>
               <w:szCs w:val="24"/>
             </w:rPr>
             <w:fldChar w:fldCharType="begin"/>
           </w:r>
           <w:r>
             <w:rPr>
-              <w:rFonts w:ascii="Microsoft JhengHei" w:eastAsia="Microsoft JhengHei" w:hAnsi="Microsoft JhengHei" w:cs="Microsoft JhengHei" w:hint="eastAsia"/>
-              <w:szCs w:val="24"/>
-            </w:rPr>
-            <w:instrText xml:space="preserve"> HYPERLINK \l _Toc7671 </w:instrText>
-          </w:r>
-          <w:r>
-            <w:rPr>
-              <w:rFonts w:ascii="Microsoft JhengHei" w:eastAsia="Microsoft JhengHei" w:hAnsi="Microsoft JhengHei" w:cs="Microsoft JhengHei" w:hint="eastAsia"/>
+              <w:rFonts w:hint="eastAsia" w:ascii="Microsoft JhengHei" w:hAnsi="Microsoft JhengHei" w:eastAsia="Microsoft JhengHei" w:cs="Microsoft JhengHei"/>
+              <w:szCs w:val="24"/>
+            </w:rPr>
+            <w:instrText xml:space="preserve"> HYPERLINK \l _Toc25610 </w:instrText>
+          </w:r>
+          <w:r>
+            <w:rPr>
+              <w:rFonts w:hint="eastAsia" w:ascii="Microsoft JhengHei" w:hAnsi="Microsoft JhengHei" w:eastAsia="Microsoft JhengHei" w:cs="Microsoft JhengHei"/>
               <w:szCs w:val="24"/>
             </w:rPr>
             <w:fldChar w:fldCharType="separate"/>
@@ -1985,7 +1949,7 @@
             <w:fldChar w:fldCharType="begin"/>
           </w:r>
           <w:r>
-            <w:instrText xml:space="preserve"> PAGEREF _Toc7671 \h </w:instrText>
+            <w:instrText xml:space="preserve"> PAGEREF _Toc25610 \h </w:instrText>
           </w:r>
           <w:r>
             <w:fldChar w:fldCharType="separate"/>
@@ -1998,7 +1962,7 @@
           </w:r>
           <w:r>
             <w:rPr>
-              <w:rFonts w:ascii="Microsoft JhengHei" w:eastAsia="Microsoft JhengHei" w:hAnsi="Microsoft JhengHei" w:cs="Microsoft JhengHei" w:hint="eastAsia"/>
+              <w:rFonts w:hint="eastAsia" w:ascii="Microsoft JhengHei" w:hAnsi="Microsoft JhengHei" w:eastAsia="Microsoft JhengHei" w:cs="Microsoft JhengHei"/>
               <w:szCs w:val="24"/>
             </w:rPr>
             <w:fldChar w:fldCharType="end"/>
@@ -2006,42 +1970,28 @@
         </w:p>
         <w:p>
           <w:pPr>
-            <w:pStyle w:val="TOC1"/>
-            <w:keepNext w:val="0"/>
-            <w:keepLines w:val="0"/>
-            <w:pageBreakBefore w:val="0"/>
-            <w:widowControl w:val="0"/>
+            <w:pStyle w:val="16"/>
             <w:tabs>
               <w:tab w:val="right" w:leader="dot" w:pos="8497"/>
             </w:tabs>
-            <w:kinsoku w:val="0"/>
-            <w:wordWrap/>
-            <w:overflowPunct/>
-            <w:topLinePunct w:val="0"/>
-            <w:autoSpaceDE w:val="0"/>
-            <w:autoSpaceDN w:val="0"/>
-            <w:bidi w:val="0"/>
-            <w:adjustRightInd w:val="0"/>
-            <w:snapToGrid w:val="0"/>
-            <w:textAlignment w:val="baseline"/>
           </w:pPr>
           <w:r>
             <w:rPr>
-              <w:rFonts w:ascii="Microsoft JhengHei" w:eastAsia="Microsoft JhengHei" w:hAnsi="Microsoft JhengHei" w:cs="Microsoft JhengHei" w:hint="eastAsia"/>
+              <w:rFonts w:hint="eastAsia" w:ascii="Microsoft JhengHei" w:hAnsi="Microsoft JhengHei" w:eastAsia="Microsoft JhengHei" w:cs="Microsoft JhengHei"/>
               <w:szCs w:val="24"/>
             </w:rPr>
             <w:fldChar w:fldCharType="begin"/>
           </w:r>
           <w:r>
             <w:rPr>
-              <w:rFonts w:ascii="Microsoft JhengHei" w:eastAsia="Microsoft JhengHei" w:hAnsi="Microsoft JhengHei" w:cs="Microsoft JhengHei" w:hint="eastAsia"/>
-              <w:szCs w:val="24"/>
-            </w:rPr>
-            <w:instrText xml:space="preserve"> HYPERLINK \l _Toc737 </w:instrText>
-          </w:r>
-          <w:r>
-            <w:rPr>
-              <w:rFonts w:ascii="Microsoft JhengHei" w:eastAsia="Microsoft JhengHei" w:hAnsi="Microsoft JhengHei" w:cs="Microsoft JhengHei" w:hint="eastAsia"/>
+              <w:rFonts w:hint="eastAsia" w:ascii="Microsoft JhengHei" w:hAnsi="Microsoft JhengHei" w:eastAsia="Microsoft JhengHei" w:cs="Microsoft JhengHei"/>
+              <w:szCs w:val="24"/>
+            </w:rPr>
+            <w:instrText xml:space="preserve"> HYPERLINK \l _Toc11148 </w:instrText>
+          </w:r>
+          <w:r>
+            <w:rPr>
+              <w:rFonts w:hint="eastAsia" w:ascii="Microsoft JhengHei" w:hAnsi="Microsoft JhengHei" w:eastAsia="Microsoft JhengHei" w:cs="Microsoft JhengHei"/>
               <w:szCs w:val="24"/>
             </w:rPr>
             <w:fldChar w:fldCharType="separate"/>
@@ -2062,7 +2012,7 @@
             <w:fldChar w:fldCharType="begin"/>
           </w:r>
           <w:r>
-            <w:instrText xml:space="preserve"> PAGEREF _Toc737 \h </w:instrText>
+            <w:instrText xml:space="preserve"> PAGEREF _Toc11148 \h </w:instrText>
           </w:r>
           <w:r>
             <w:fldChar w:fldCharType="separate"/>
@@ -2075,7 +2025,7 @@
           </w:r>
           <w:r>
             <w:rPr>
-              <w:rFonts w:ascii="Microsoft JhengHei" w:eastAsia="Microsoft JhengHei" w:hAnsi="Microsoft JhengHei" w:cs="Microsoft JhengHei" w:hint="eastAsia"/>
+              <w:rFonts w:hint="eastAsia" w:ascii="Microsoft JhengHei" w:hAnsi="Microsoft JhengHei" w:eastAsia="Microsoft JhengHei" w:cs="Microsoft JhengHei"/>
               <w:szCs w:val="24"/>
             </w:rPr>
             <w:fldChar w:fldCharType="end"/>
@@ -2083,42 +2033,28 @@
         </w:p>
         <w:p>
           <w:pPr>
-            <w:pStyle w:val="TOC1"/>
-            <w:keepNext w:val="0"/>
-            <w:keepLines w:val="0"/>
-            <w:pageBreakBefore w:val="0"/>
-            <w:widowControl w:val="0"/>
+            <w:pStyle w:val="16"/>
             <w:tabs>
               <w:tab w:val="right" w:leader="dot" w:pos="8497"/>
             </w:tabs>
-            <w:kinsoku w:val="0"/>
-            <w:wordWrap/>
-            <w:overflowPunct/>
-            <w:topLinePunct w:val="0"/>
-            <w:autoSpaceDE w:val="0"/>
-            <w:autoSpaceDN w:val="0"/>
-            <w:bidi w:val="0"/>
-            <w:adjustRightInd w:val="0"/>
-            <w:snapToGrid w:val="0"/>
-            <w:textAlignment w:val="baseline"/>
           </w:pPr>
           <w:r>
             <w:rPr>
-              <w:rFonts w:ascii="Microsoft JhengHei" w:eastAsia="Microsoft JhengHei" w:hAnsi="Microsoft JhengHei" w:cs="Microsoft JhengHei" w:hint="eastAsia"/>
+              <w:rFonts w:hint="eastAsia" w:ascii="Microsoft JhengHei" w:hAnsi="Microsoft JhengHei" w:eastAsia="Microsoft JhengHei" w:cs="Microsoft JhengHei"/>
               <w:szCs w:val="24"/>
             </w:rPr>
             <w:fldChar w:fldCharType="begin"/>
           </w:r>
           <w:r>
             <w:rPr>
-              <w:rFonts w:ascii="Microsoft JhengHei" w:eastAsia="Microsoft JhengHei" w:hAnsi="Microsoft JhengHei" w:cs="Microsoft JhengHei" w:hint="eastAsia"/>
-              <w:szCs w:val="24"/>
-            </w:rPr>
-            <w:instrText xml:space="preserve"> HYPERLINK \l _Toc22785 </w:instrText>
-          </w:r>
-          <w:r>
-            <w:rPr>
-              <w:rFonts w:ascii="Microsoft JhengHei" w:eastAsia="Microsoft JhengHei" w:hAnsi="Microsoft JhengHei" w:cs="Microsoft JhengHei" w:hint="eastAsia"/>
+              <w:rFonts w:hint="eastAsia" w:ascii="Microsoft JhengHei" w:hAnsi="Microsoft JhengHei" w:eastAsia="Microsoft JhengHei" w:cs="Microsoft JhengHei"/>
+              <w:szCs w:val="24"/>
+            </w:rPr>
+            <w:instrText xml:space="preserve"> HYPERLINK \l _Toc24338 </w:instrText>
+          </w:r>
+          <w:r>
+            <w:rPr>
+              <w:rFonts w:hint="eastAsia" w:ascii="Microsoft JhengHei" w:hAnsi="Microsoft JhengHei" w:eastAsia="Microsoft JhengHei" w:cs="Microsoft JhengHei"/>
               <w:szCs w:val="24"/>
             </w:rPr>
             <w:fldChar w:fldCharType="separate"/>
@@ -2139,7 +2075,7 @@
             <w:fldChar w:fldCharType="begin"/>
           </w:r>
           <w:r>
-            <w:instrText xml:space="preserve"> PAGEREF _Toc22785 \h </w:instrText>
+            <w:instrText xml:space="preserve"> PAGEREF _Toc24338 \h </w:instrText>
           </w:r>
           <w:r>
             <w:fldChar w:fldCharType="separate"/>
@@ -2152,7 +2088,7 @@
           </w:r>
           <w:r>
             <w:rPr>
-              <w:rFonts w:ascii="Microsoft JhengHei" w:eastAsia="Microsoft JhengHei" w:hAnsi="Microsoft JhengHei" w:cs="Microsoft JhengHei" w:hint="eastAsia"/>
+              <w:rFonts w:hint="eastAsia" w:ascii="Microsoft JhengHei" w:hAnsi="Microsoft JhengHei" w:eastAsia="Microsoft JhengHei" w:cs="Microsoft JhengHei"/>
               <w:szCs w:val="24"/>
             </w:rPr>
             <w:fldChar w:fldCharType="end"/>
@@ -2160,42 +2096,28 @@
         </w:p>
         <w:p>
           <w:pPr>
-            <w:pStyle w:val="TOC1"/>
-            <w:keepNext w:val="0"/>
-            <w:keepLines w:val="0"/>
-            <w:pageBreakBefore w:val="0"/>
-            <w:widowControl w:val="0"/>
+            <w:pStyle w:val="16"/>
             <w:tabs>
               <w:tab w:val="right" w:leader="dot" w:pos="8497"/>
             </w:tabs>
-            <w:kinsoku w:val="0"/>
-            <w:wordWrap/>
-            <w:overflowPunct/>
-            <w:topLinePunct w:val="0"/>
-            <w:autoSpaceDE w:val="0"/>
-            <w:autoSpaceDN w:val="0"/>
-            <w:bidi w:val="0"/>
-            <w:adjustRightInd w:val="0"/>
-            <w:snapToGrid w:val="0"/>
-            <w:textAlignment w:val="baseline"/>
           </w:pPr>
           <w:r>
             <w:rPr>
-              <w:rFonts w:ascii="Microsoft JhengHei" w:eastAsia="Microsoft JhengHei" w:hAnsi="Microsoft JhengHei" w:cs="Microsoft JhengHei" w:hint="eastAsia"/>
+              <w:rFonts w:hint="eastAsia" w:ascii="Microsoft JhengHei" w:hAnsi="Microsoft JhengHei" w:eastAsia="Microsoft JhengHei" w:cs="Microsoft JhengHei"/>
               <w:szCs w:val="24"/>
             </w:rPr>
             <w:fldChar w:fldCharType="begin"/>
           </w:r>
           <w:r>
             <w:rPr>
-              <w:rFonts w:ascii="Microsoft JhengHei" w:eastAsia="Microsoft JhengHei" w:hAnsi="Microsoft JhengHei" w:cs="Microsoft JhengHei" w:hint="eastAsia"/>
-              <w:szCs w:val="24"/>
-            </w:rPr>
-            <w:instrText xml:space="preserve"> HYPERLINK \l _Toc3703 </w:instrText>
-          </w:r>
-          <w:r>
-            <w:rPr>
-              <w:rFonts w:ascii="Microsoft JhengHei" w:eastAsia="Microsoft JhengHei" w:hAnsi="Microsoft JhengHei" w:cs="Microsoft JhengHei" w:hint="eastAsia"/>
+              <w:rFonts w:hint="eastAsia" w:ascii="Microsoft JhengHei" w:hAnsi="Microsoft JhengHei" w:eastAsia="Microsoft JhengHei" w:cs="Microsoft JhengHei"/>
+              <w:szCs w:val="24"/>
+            </w:rPr>
+            <w:instrText xml:space="preserve"> HYPERLINK \l _Toc10706 </w:instrText>
+          </w:r>
+          <w:r>
+            <w:rPr>
+              <w:rFonts w:hint="eastAsia" w:ascii="Microsoft JhengHei" w:hAnsi="Microsoft JhengHei" w:eastAsia="Microsoft JhengHei" w:cs="Microsoft JhengHei"/>
               <w:szCs w:val="24"/>
             </w:rPr>
             <w:fldChar w:fldCharType="separate"/>
@@ -2216,7 +2138,7 @@
             <w:fldChar w:fldCharType="begin"/>
           </w:r>
           <w:r>
-            <w:instrText xml:space="preserve"> PAGEREF _Toc3703 \h </w:instrText>
+            <w:instrText xml:space="preserve"> PAGEREF _Toc10706 \h </w:instrText>
           </w:r>
           <w:r>
             <w:fldChar w:fldCharType="separate"/>
@@ -2229,7 +2151,7 @@
           </w:r>
           <w:r>
             <w:rPr>
-              <w:rFonts w:ascii="Microsoft JhengHei" w:eastAsia="Microsoft JhengHei" w:hAnsi="Microsoft JhengHei" w:cs="Microsoft JhengHei" w:hint="eastAsia"/>
+              <w:rFonts w:hint="eastAsia" w:ascii="Microsoft JhengHei" w:hAnsi="Microsoft JhengHei" w:eastAsia="Microsoft JhengHei" w:cs="Microsoft JhengHei"/>
               <w:szCs w:val="24"/>
             </w:rPr>
             <w:fldChar w:fldCharType="end"/>
@@ -2237,42 +2159,28 @@
         </w:p>
         <w:p>
           <w:pPr>
-            <w:pStyle w:val="TOC1"/>
-            <w:keepNext w:val="0"/>
-            <w:keepLines w:val="0"/>
-            <w:pageBreakBefore w:val="0"/>
-            <w:widowControl w:val="0"/>
+            <w:pStyle w:val="16"/>
             <w:tabs>
               <w:tab w:val="right" w:leader="dot" w:pos="8497"/>
             </w:tabs>
-            <w:kinsoku w:val="0"/>
-            <w:wordWrap/>
-            <w:overflowPunct/>
-            <w:topLinePunct w:val="0"/>
-            <w:autoSpaceDE w:val="0"/>
-            <w:autoSpaceDN w:val="0"/>
-            <w:bidi w:val="0"/>
-            <w:adjustRightInd w:val="0"/>
-            <w:snapToGrid w:val="0"/>
-            <w:textAlignment w:val="baseline"/>
           </w:pPr>
           <w:r>
             <w:rPr>
-              <w:rFonts w:ascii="Microsoft JhengHei" w:eastAsia="Microsoft JhengHei" w:hAnsi="Microsoft JhengHei" w:cs="Microsoft JhengHei" w:hint="eastAsia"/>
+              <w:rFonts w:hint="eastAsia" w:ascii="Microsoft JhengHei" w:hAnsi="Microsoft JhengHei" w:eastAsia="Microsoft JhengHei" w:cs="Microsoft JhengHei"/>
               <w:szCs w:val="24"/>
             </w:rPr>
             <w:fldChar w:fldCharType="begin"/>
           </w:r>
           <w:r>
             <w:rPr>
-              <w:rFonts w:ascii="Microsoft JhengHei" w:eastAsia="Microsoft JhengHei" w:hAnsi="Microsoft JhengHei" w:cs="Microsoft JhengHei" w:hint="eastAsia"/>
-              <w:szCs w:val="24"/>
-            </w:rPr>
-            <w:instrText xml:space="preserve"> HYPERLINK \l _Toc13130 </w:instrText>
-          </w:r>
-          <w:r>
-            <w:rPr>
-              <w:rFonts w:ascii="Microsoft JhengHei" w:eastAsia="Microsoft JhengHei" w:hAnsi="Microsoft JhengHei" w:cs="Microsoft JhengHei" w:hint="eastAsia"/>
+              <w:rFonts w:hint="eastAsia" w:ascii="Microsoft JhengHei" w:hAnsi="Microsoft JhengHei" w:eastAsia="Microsoft JhengHei" w:cs="Microsoft JhengHei"/>
+              <w:szCs w:val="24"/>
+            </w:rPr>
+            <w:instrText xml:space="preserve"> HYPERLINK \l _Toc20301 </w:instrText>
+          </w:r>
+          <w:r>
+            <w:rPr>
+              <w:rFonts w:hint="eastAsia" w:ascii="Microsoft JhengHei" w:hAnsi="Microsoft JhengHei" w:eastAsia="Microsoft JhengHei" w:cs="Microsoft JhengHei"/>
               <w:szCs w:val="24"/>
             </w:rPr>
             <w:fldChar w:fldCharType="separate"/>
@@ -2293,7 +2201,7 @@
             <w:fldChar w:fldCharType="begin"/>
           </w:r>
           <w:r>
-            <w:instrText xml:space="preserve"> PAGEREF _Toc13130 \h </w:instrText>
+            <w:instrText xml:space="preserve"> PAGEREF _Toc20301 \h </w:instrText>
           </w:r>
           <w:r>
             <w:fldChar w:fldCharType="separate"/>
@@ -2306,7 +2214,7 @@
           </w:r>
           <w:r>
             <w:rPr>
-              <w:rFonts w:ascii="Microsoft JhengHei" w:eastAsia="Microsoft JhengHei" w:hAnsi="Microsoft JhengHei" w:cs="Microsoft JhengHei" w:hint="eastAsia"/>
+              <w:rFonts w:hint="eastAsia" w:ascii="Microsoft JhengHei" w:hAnsi="Microsoft JhengHei" w:eastAsia="Microsoft JhengHei" w:cs="Microsoft JhengHei"/>
               <w:szCs w:val="24"/>
             </w:rPr>
             <w:fldChar w:fldCharType="end"/>
@@ -2314,42 +2222,28 @@
         </w:p>
         <w:p>
           <w:pPr>
-            <w:pStyle w:val="TOC2"/>
-            <w:keepNext w:val="0"/>
-            <w:keepLines w:val="0"/>
-            <w:pageBreakBefore w:val="0"/>
-            <w:widowControl w:val="0"/>
+            <w:pStyle w:val="17"/>
             <w:tabs>
               <w:tab w:val="right" w:leader="dot" w:pos="8497"/>
             </w:tabs>
-            <w:kinsoku w:val="0"/>
-            <w:wordWrap/>
-            <w:overflowPunct/>
-            <w:topLinePunct w:val="0"/>
-            <w:autoSpaceDE w:val="0"/>
-            <w:autoSpaceDN w:val="0"/>
-            <w:bidi w:val="0"/>
-            <w:adjustRightInd w:val="0"/>
-            <w:snapToGrid w:val="0"/>
-            <w:textAlignment w:val="baseline"/>
           </w:pPr>
           <w:r>
             <w:rPr>
-              <w:rFonts w:ascii="Microsoft JhengHei" w:eastAsia="Microsoft JhengHei" w:hAnsi="Microsoft JhengHei" w:cs="Microsoft JhengHei" w:hint="eastAsia"/>
+              <w:rFonts w:hint="eastAsia" w:ascii="Microsoft JhengHei" w:hAnsi="Microsoft JhengHei" w:eastAsia="Microsoft JhengHei" w:cs="Microsoft JhengHei"/>
               <w:szCs w:val="24"/>
             </w:rPr>
             <w:fldChar w:fldCharType="begin"/>
           </w:r>
           <w:r>
             <w:rPr>
-              <w:rFonts w:ascii="Microsoft JhengHei" w:eastAsia="Microsoft JhengHei" w:hAnsi="Microsoft JhengHei" w:cs="Microsoft JhengHei" w:hint="eastAsia"/>
-              <w:szCs w:val="24"/>
-            </w:rPr>
-            <w:instrText xml:space="preserve"> HYPERLINK \l _Toc28446 </w:instrText>
-          </w:r>
-          <w:r>
-            <w:rPr>
-              <w:rFonts w:ascii="Microsoft JhengHei" w:eastAsia="Microsoft JhengHei" w:hAnsi="Microsoft JhengHei" w:cs="Microsoft JhengHei" w:hint="eastAsia"/>
+              <w:rFonts w:hint="eastAsia" w:ascii="Microsoft JhengHei" w:hAnsi="Microsoft JhengHei" w:eastAsia="Microsoft JhengHei" w:cs="Microsoft JhengHei"/>
+              <w:szCs w:val="24"/>
+            </w:rPr>
+            <w:instrText xml:space="preserve"> HYPERLINK \l _Toc27802 </w:instrText>
+          </w:r>
+          <w:r>
+            <w:rPr>
+              <w:rFonts w:hint="eastAsia" w:ascii="Microsoft JhengHei" w:hAnsi="Microsoft JhengHei" w:eastAsia="Microsoft JhengHei" w:cs="Microsoft JhengHei"/>
               <w:szCs w:val="24"/>
             </w:rPr>
             <w:fldChar w:fldCharType="separate"/>
@@ -2370,7 +2264,7 @@
             <w:fldChar w:fldCharType="begin"/>
           </w:r>
           <w:r>
-            <w:instrText xml:space="preserve"> PAGEREF _Toc28446 \h </w:instrText>
+            <w:instrText xml:space="preserve"> PAGEREF _Toc27802 \h </w:instrText>
           </w:r>
           <w:r>
             <w:fldChar w:fldCharType="separate"/>
@@ -2383,7 +2277,7 @@
           </w:r>
           <w:r>
             <w:rPr>
-              <w:rFonts w:ascii="Microsoft JhengHei" w:eastAsia="Microsoft JhengHei" w:hAnsi="Microsoft JhengHei" w:cs="Microsoft JhengHei" w:hint="eastAsia"/>
+              <w:rFonts w:hint="eastAsia" w:ascii="Microsoft JhengHei" w:hAnsi="Microsoft JhengHei" w:eastAsia="Microsoft JhengHei" w:cs="Microsoft JhengHei"/>
               <w:szCs w:val="24"/>
             </w:rPr>
             <w:fldChar w:fldCharType="end"/>
@@ -2391,42 +2285,28 @@
         </w:p>
         <w:p>
           <w:pPr>
-            <w:pStyle w:val="TOC1"/>
-            <w:keepNext w:val="0"/>
-            <w:keepLines w:val="0"/>
-            <w:pageBreakBefore w:val="0"/>
-            <w:widowControl w:val="0"/>
+            <w:pStyle w:val="16"/>
             <w:tabs>
               <w:tab w:val="right" w:leader="dot" w:pos="8497"/>
             </w:tabs>
-            <w:kinsoku w:val="0"/>
-            <w:wordWrap/>
-            <w:overflowPunct/>
-            <w:topLinePunct w:val="0"/>
-            <w:autoSpaceDE w:val="0"/>
-            <w:autoSpaceDN w:val="0"/>
-            <w:bidi w:val="0"/>
-            <w:adjustRightInd w:val="0"/>
-            <w:snapToGrid w:val="0"/>
-            <w:textAlignment w:val="baseline"/>
           </w:pPr>
           <w:r>
             <w:rPr>
-              <w:rFonts w:ascii="Microsoft JhengHei" w:eastAsia="Microsoft JhengHei" w:hAnsi="Microsoft JhengHei" w:cs="Microsoft JhengHei" w:hint="eastAsia"/>
+              <w:rFonts w:hint="eastAsia" w:ascii="Microsoft JhengHei" w:hAnsi="Microsoft JhengHei" w:eastAsia="Microsoft JhengHei" w:cs="Microsoft JhengHei"/>
               <w:szCs w:val="24"/>
             </w:rPr>
             <w:fldChar w:fldCharType="begin"/>
           </w:r>
           <w:r>
             <w:rPr>
-              <w:rFonts w:ascii="Microsoft JhengHei" w:eastAsia="Microsoft JhengHei" w:hAnsi="Microsoft JhengHei" w:cs="Microsoft JhengHei" w:hint="eastAsia"/>
-              <w:szCs w:val="24"/>
-            </w:rPr>
-            <w:instrText xml:space="preserve"> HYPERLINK \l _Toc3815 </w:instrText>
-          </w:r>
-          <w:r>
-            <w:rPr>
-              <w:rFonts w:ascii="Microsoft JhengHei" w:eastAsia="Microsoft JhengHei" w:hAnsi="Microsoft JhengHei" w:cs="Microsoft JhengHei" w:hint="eastAsia"/>
+              <w:rFonts w:hint="eastAsia" w:ascii="Microsoft JhengHei" w:hAnsi="Microsoft JhengHei" w:eastAsia="Microsoft JhengHei" w:cs="Microsoft JhengHei"/>
+              <w:szCs w:val="24"/>
+            </w:rPr>
+            <w:instrText xml:space="preserve"> HYPERLINK \l _Toc20134 </w:instrText>
+          </w:r>
+          <w:r>
+            <w:rPr>
+              <w:rFonts w:hint="eastAsia" w:ascii="Microsoft JhengHei" w:hAnsi="Microsoft JhengHei" w:eastAsia="Microsoft JhengHei" w:cs="Microsoft JhengHei"/>
               <w:szCs w:val="24"/>
             </w:rPr>
             <w:fldChar w:fldCharType="separate"/>
@@ -2447,7 +2327,7 @@
             <w:fldChar w:fldCharType="begin"/>
           </w:r>
           <w:r>
-            <w:instrText xml:space="preserve"> PAGEREF _Toc3815 \h </w:instrText>
+            <w:instrText xml:space="preserve"> PAGEREF _Toc20134 \h </w:instrText>
           </w:r>
           <w:r>
             <w:fldChar w:fldCharType="separate"/>
@@ -2460,7 +2340,7 @@
           </w:r>
           <w:r>
             <w:rPr>
-              <w:rFonts w:ascii="Microsoft JhengHei" w:eastAsia="Microsoft JhengHei" w:hAnsi="Microsoft JhengHei" w:cs="Microsoft JhengHei" w:hint="eastAsia"/>
+              <w:rFonts w:hint="eastAsia" w:ascii="Microsoft JhengHei" w:hAnsi="Microsoft JhengHei" w:eastAsia="Microsoft JhengHei" w:cs="Microsoft JhengHei"/>
               <w:szCs w:val="24"/>
             </w:rPr>
             <w:fldChar w:fldCharType="end"/>
@@ -2468,42 +2348,28 @@
         </w:p>
         <w:p>
           <w:pPr>
-            <w:pStyle w:val="TOC1"/>
-            <w:keepNext w:val="0"/>
-            <w:keepLines w:val="0"/>
-            <w:pageBreakBefore w:val="0"/>
-            <w:widowControl w:val="0"/>
+            <w:pStyle w:val="16"/>
             <w:tabs>
               <w:tab w:val="right" w:leader="dot" w:pos="8497"/>
             </w:tabs>
-            <w:kinsoku w:val="0"/>
-            <w:wordWrap/>
-            <w:overflowPunct/>
-            <w:topLinePunct w:val="0"/>
-            <w:autoSpaceDE w:val="0"/>
-            <w:autoSpaceDN w:val="0"/>
-            <w:bidi w:val="0"/>
-            <w:adjustRightInd w:val="0"/>
-            <w:snapToGrid w:val="0"/>
-            <w:textAlignment w:val="baseline"/>
           </w:pPr>
           <w:r>
             <w:rPr>
-              <w:rFonts w:ascii="Microsoft JhengHei" w:eastAsia="Microsoft JhengHei" w:hAnsi="Microsoft JhengHei" w:cs="Microsoft JhengHei" w:hint="eastAsia"/>
+              <w:rFonts w:hint="eastAsia" w:ascii="Microsoft JhengHei" w:hAnsi="Microsoft JhengHei" w:eastAsia="Microsoft JhengHei" w:cs="Microsoft JhengHei"/>
               <w:szCs w:val="24"/>
             </w:rPr>
             <w:fldChar w:fldCharType="begin"/>
           </w:r>
           <w:r>
             <w:rPr>
-              <w:rFonts w:ascii="Microsoft JhengHei" w:eastAsia="Microsoft JhengHei" w:hAnsi="Microsoft JhengHei" w:cs="Microsoft JhengHei" w:hint="eastAsia"/>
-              <w:szCs w:val="24"/>
-            </w:rPr>
-            <w:instrText xml:space="preserve"> HYPERLINK \l _Toc32560 </w:instrText>
-          </w:r>
-          <w:r>
-            <w:rPr>
-              <w:rFonts w:ascii="Microsoft JhengHei" w:eastAsia="Microsoft JhengHei" w:hAnsi="Microsoft JhengHei" w:cs="Microsoft JhengHei" w:hint="eastAsia"/>
+              <w:rFonts w:hint="eastAsia" w:ascii="Microsoft JhengHei" w:hAnsi="Microsoft JhengHei" w:eastAsia="Microsoft JhengHei" w:cs="Microsoft JhengHei"/>
+              <w:szCs w:val="24"/>
+            </w:rPr>
+            <w:instrText xml:space="preserve"> HYPERLINK \l _Toc4376 </w:instrText>
+          </w:r>
+          <w:r>
+            <w:rPr>
+              <w:rFonts w:hint="eastAsia" w:ascii="Microsoft JhengHei" w:hAnsi="Microsoft JhengHei" w:eastAsia="Microsoft JhengHei" w:cs="Microsoft JhengHei"/>
               <w:szCs w:val="24"/>
             </w:rPr>
             <w:fldChar w:fldCharType="separate"/>
@@ -2524,7 +2390,7 @@
             <w:fldChar w:fldCharType="begin"/>
           </w:r>
           <w:r>
-            <w:instrText xml:space="preserve"> PAGEREF _Toc32560 \h </w:instrText>
+            <w:instrText xml:space="preserve"> PAGEREF _Toc4376 \h </w:instrText>
           </w:r>
           <w:r>
             <w:fldChar w:fldCharType="separate"/>
@@ -2537,7 +2403,7 @@
           </w:r>
           <w:r>
             <w:rPr>
-              <w:rFonts w:ascii="Microsoft JhengHei" w:eastAsia="Microsoft JhengHei" w:hAnsi="Microsoft JhengHei" w:cs="Microsoft JhengHei" w:hint="eastAsia"/>
+              <w:rFonts w:hint="eastAsia" w:ascii="Microsoft JhengHei" w:hAnsi="Microsoft JhengHei" w:eastAsia="Microsoft JhengHei" w:cs="Microsoft JhengHei"/>
               <w:szCs w:val="24"/>
             </w:rPr>
             <w:fldChar w:fldCharType="end"/>
@@ -2545,42 +2411,28 @@
         </w:p>
         <w:p>
           <w:pPr>
-            <w:pStyle w:val="TOC2"/>
-            <w:keepNext w:val="0"/>
-            <w:keepLines w:val="0"/>
-            <w:pageBreakBefore w:val="0"/>
-            <w:widowControl w:val="0"/>
+            <w:pStyle w:val="17"/>
             <w:tabs>
               <w:tab w:val="right" w:leader="dot" w:pos="8497"/>
             </w:tabs>
-            <w:kinsoku w:val="0"/>
-            <w:wordWrap/>
-            <w:overflowPunct/>
-            <w:topLinePunct w:val="0"/>
-            <w:autoSpaceDE w:val="0"/>
-            <w:autoSpaceDN w:val="0"/>
-            <w:bidi w:val="0"/>
-            <w:adjustRightInd w:val="0"/>
-            <w:snapToGrid w:val="0"/>
-            <w:textAlignment w:val="baseline"/>
           </w:pPr>
           <w:r>
             <w:rPr>
-              <w:rFonts w:ascii="Microsoft JhengHei" w:eastAsia="Microsoft JhengHei" w:hAnsi="Microsoft JhengHei" w:cs="Microsoft JhengHei" w:hint="eastAsia"/>
+              <w:rFonts w:hint="eastAsia" w:ascii="Microsoft JhengHei" w:hAnsi="Microsoft JhengHei" w:eastAsia="Microsoft JhengHei" w:cs="Microsoft JhengHei"/>
               <w:szCs w:val="24"/>
             </w:rPr>
             <w:fldChar w:fldCharType="begin"/>
           </w:r>
           <w:r>
             <w:rPr>
-              <w:rFonts w:ascii="Microsoft JhengHei" w:eastAsia="Microsoft JhengHei" w:hAnsi="Microsoft JhengHei" w:cs="Microsoft JhengHei" w:hint="eastAsia"/>
-              <w:szCs w:val="24"/>
-            </w:rPr>
-            <w:instrText xml:space="preserve"> HYPERLINK \l _Toc8982 </w:instrText>
-          </w:r>
-          <w:r>
-            <w:rPr>
-              <w:rFonts w:ascii="Microsoft JhengHei" w:eastAsia="Microsoft JhengHei" w:hAnsi="Microsoft JhengHei" w:cs="Microsoft JhengHei" w:hint="eastAsia"/>
+              <w:rFonts w:hint="eastAsia" w:ascii="Microsoft JhengHei" w:hAnsi="Microsoft JhengHei" w:eastAsia="Microsoft JhengHei" w:cs="Microsoft JhengHei"/>
+              <w:szCs w:val="24"/>
+            </w:rPr>
+            <w:instrText xml:space="preserve"> HYPERLINK \l _Toc3244 </w:instrText>
+          </w:r>
+          <w:r>
+            <w:rPr>
+              <w:rFonts w:hint="eastAsia" w:ascii="Microsoft JhengHei" w:hAnsi="Microsoft JhengHei" w:eastAsia="Microsoft JhengHei" w:cs="Microsoft JhengHei"/>
               <w:szCs w:val="24"/>
             </w:rPr>
             <w:fldChar w:fldCharType="separate"/>
@@ -2601,7 +2453,7 @@
             <w:fldChar w:fldCharType="begin"/>
           </w:r>
           <w:r>
-            <w:instrText xml:space="preserve"> PAGEREF _Toc8982 \h </w:instrText>
+            <w:instrText xml:space="preserve"> PAGEREF _Toc3244 \h </w:instrText>
           </w:r>
           <w:r>
             <w:fldChar w:fldCharType="separate"/>
@@ -2614,7 +2466,7 @@
           </w:r>
           <w:r>
             <w:rPr>
-              <w:rFonts w:ascii="Microsoft JhengHei" w:eastAsia="Microsoft JhengHei" w:hAnsi="Microsoft JhengHei" w:cs="Microsoft JhengHei" w:hint="eastAsia"/>
+              <w:rFonts w:hint="eastAsia" w:ascii="Microsoft JhengHei" w:hAnsi="Microsoft JhengHei" w:eastAsia="Microsoft JhengHei" w:cs="Microsoft JhengHei"/>
               <w:szCs w:val="24"/>
             </w:rPr>
             <w:fldChar w:fldCharType="end"/>
@@ -2622,42 +2474,28 @@
         </w:p>
         <w:p>
           <w:pPr>
-            <w:pStyle w:val="TOC2"/>
-            <w:keepNext w:val="0"/>
-            <w:keepLines w:val="0"/>
-            <w:pageBreakBefore w:val="0"/>
-            <w:widowControl w:val="0"/>
+            <w:pStyle w:val="17"/>
             <w:tabs>
               <w:tab w:val="right" w:leader="dot" w:pos="8497"/>
             </w:tabs>
-            <w:kinsoku w:val="0"/>
-            <w:wordWrap/>
-            <w:overflowPunct/>
-            <w:topLinePunct w:val="0"/>
-            <w:autoSpaceDE w:val="0"/>
-            <w:autoSpaceDN w:val="0"/>
-            <w:bidi w:val="0"/>
-            <w:adjustRightInd w:val="0"/>
-            <w:snapToGrid w:val="0"/>
-            <w:textAlignment w:val="baseline"/>
           </w:pPr>
           <w:r>
             <w:rPr>
-              <w:rFonts w:ascii="Microsoft JhengHei" w:eastAsia="Microsoft JhengHei" w:hAnsi="Microsoft JhengHei" w:cs="Microsoft JhengHei" w:hint="eastAsia"/>
+              <w:rFonts w:hint="eastAsia" w:ascii="Microsoft JhengHei" w:hAnsi="Microsoft JhengHei" w:eastAsia="Microsoft JhengHei" w:cs="Microsoft JhengHei"/>
               <w:szCs w:val="24"/>
             </w:rPr>
             <w:fldChar w:fldCharType="begin"/>
           </w:r>
           <w:r>
             <w:rPr>
-              <w:rFonts w:ascii="Microsoft JhengHei" w:eastAsia="Microsoft JhengHei" w:hAnsi="Microsoft JhengHei" w:cs="Microsoft JhengHei" w:hint="eastAsia"/>
-              <w:szCs w:val="24"/>
-            </w:rPr>
-            <w:instrText xml:space="preserve"> HYPERLINK \l _Toc28179 </w:instrText>
-          </w:r>
-          <w:r>
-            <w:rPr>
-              <w:rFonts w:ascii="Microsoft JhengHei" w:eastAsia="Microsoft JhengHei" w:hAnsi="Microsoft JhengHei" w:cs="Microsoft JhengHei" w:hint="eastAsia"/>
+              <w:rFonts w:hint="eastAsia" w:ascii="Microsoft JhengHei" w:hAnsi="Microsoft JhengHei" w:eastAsia="Microsoft JhengHei" w:cs="Microsoft JhengHei"/>
+              <w:szCs w:val="24"/>
+            </w:rPr>
+            <w:instrText xml:space="preserve"> HYPERLINK \l _Toc6947 </w:instrText>
+          </w:r>
+          <w:r>
+            <w:rPr>
+              <w:rFonts w:hint="eastAsia" w:ascii="Microsoft JhengHei" w:hAnsi="Microsoft JhengHei" w:eastAsia="Microsoft JhengHei" w:cs="Microsoft JhengHei"/>
               <w:szCs w:val="24"/>
             </w:rPr>
             <w:fldChar w:fldCharType="separate"/>
@@ -2678,7 +2516,7 @@
             <w:fldChar w:fldCharType="begin"/>
           </w:r>
           <w:r>
-            <w:instrText xml:space="preserve"> PAGEREF _Toc28179 \h </w:instrText>
+            <w:instrText xml:space="preserve"> PAGEREF _Toc6947 \h </w:instrText>
           </w:r>
           <w:r>
             <w:fldChar w:fldCharType="separate"/>
@@ -2691,7 +2529,7 @@
           </w:r>
           <w:r>
             <w:rPr>
-              <w:rFonts w:ascii="Microsoft JhengHei" w:eastAsia="Microsoft JhengHei" w:hAnsi="Microsoft JhengHei" w:cs="Microsoft JhengHei" w:hint="eastAsia"/>
+              <w:rFonts w:hint="eastAsia" w:ascii="Microsoft JhengHei" w:hAnsi="Microsoft JhengHei" w:eastAsia="Microsoft JhengHei" w:cs="Microsoft JhengHei"/>
               <w:szCs w:val="24"/>
             </w:rPr>
             <w:fldChar w:fldCharType="end"/>
@@ -2699,42 +2537,28 @@
         </w:p>
         <w:p>
           <w:pPr>
-            <w:pStyle w:val="TOC2"/>
-            <w:keepNext w:val="0"/>
-            <w:keepLines w:val="0"/>
-            <w:pageBreakBefore w:val="0"/>
-            <w:widowControl w:val="0"/>
+            <w:pStyle w:val="17"/>
             <w:tabs>
               <w:tab w:val="right" w:leader="dot" w:pos="8497"/>
             </w:tabs>
-            <w:kinsoku w:val="0"/>
-            <w:wordWrap/>
-            <w:overflowPunct/>
-            <w:topLinePunct w:val="0"/>
-            <w:autoSpaceDE w:val="0"/>
-            <w:autoSpaceDN w:val="0"/>
-            <w:bidi w:val="0"/>
-            <w:adjustRightInd w:val="0"/>
-            <w:snapToGrid w:val="0"/>
-            <w:textAlignment w:val="baseline"/>
           </w:pPr>
           <w:r>
             <w:rPr>
-              <w:rFonts w:ascii="Microsoft JhengHei" w:eastAsia="Microsoft JhengHei" w:hAnsi="Microsoft JhengHei" w:cs="Microsoft JhengHei" w:hint="eastAsia"/>
+              <w:rFonts w:hint="eastAsia" w:ascii="Microsoft JhengHei" w:hAnsi="Microsoft JhengHei" w:eastAsia="Microsoft JhengHei" w:cs="Microsoft JhengHei"/>
               <w:szCs w:val="24"/>
             </w:rPr>
             <w:fldChar w:fldCharType="begin"/>
           </w:r>
           <w:r>
             <w:rPr>
-              <w:rFonts w:ascii="Microsoft JhengHei" w:eastAsia="Microsoft JhengHei" w:hAnsi="Microsoft JhengHei" w:cs="Microsoft JhengHei" w:hint="eastAsia"/>
-              <w:szCs w:val="24"/>
-            </w:rPr>
-            <w:instrText xml:space="preserve"> HYPERLINK \l _Toc27201 </w:instrText>
-          </w:r>
-          <w:r>
-            <w:rPr>
-              <w:rFonts w:ascii="Microsoft JhengHei" w:eastAsia="Microsoft JhengHei" w:hAnsi="Microsoft JhengHei" w:cs="Microsoft JhengHei" w:hint="eastAsia"/>
+              <w:rFonts w:hint="eastAsia" w:ascii="Microsoft JhengHei" w:hAnsi="Microsoft JhengHei" w:eastAsia="Microsoft JhengHei" w:cs="Microsoft JhengHei"/>
+              <w:szCs w:val="24"/>
+            </w:rPr>
+            <w:instrText xml:space="preserve"> HYPERLINK \l _Toc20056 </w:instrText>
+          </w:r>
+          <w:r>
+            <w:rPr>
+              <w:rFonts w:hint="eastAsia" w:ascii="Microsoft JhengHei" w:hAnsi="Microsoft JhengHei" w:eastAsia="Microsoft JhengHei" w:cs="Microsoft JhengHei"/>
               <w:szCs w:val="24"/>
             </w:rPr>
             <w:fldChar w:fldCharType="separate"/>
@@ -2755,20 +2579,20 @@
             <w:fldChar w:fldCharType="begin"/>
           </w:r>
           <w:r>
-            <w:instrText xml:space="preserve"> PAGEREF _Toc27201 \h </w:instrText>
+            <w:instrText xml:space="preserve"> PAGEREF _Toc20056 \h </w:instrText>
           </w:r>
           <w:r>
             <w:fldChar w:fldCharType="separate"/>
           </w:r>
           <w:r>
-            <w:t>6</w:t>
+            <w:t>5</w:t>
           </w:r>
           <w:r>
             <w:fldChar w:fldCharType="end"/>
           </w:r>
           <w:r>
             <w:rPr>
-              <w:rFonts w:ascii="Microsoft JhengHei" w:eastAsia="Microsoft JhengHei" w:hAnsi="Microsoft JhengHei" w:cs="Microsoft JhengHei" w:hint="eastAsia"/>
+              <w:rFonts w:hint="eastAsia" w:ascii="Microsoft JhengHei" w:hAnsi="Microsoft JhengHei" w:eastAsia="Microsoft JhengHei" w:cs="Microsoft JhengHei"/>
               <w:szCs w:val="24"/>
             </w:rPr>
             <w:fldChar w:fldCharType="end"/>
@@ -2776,42 +2600,28 @@
         </w:p>
         <w:p>
           <w:pPr>
-            <w:pStyle w:val="TOC2"/>
-            <w:keepNext w:val="0"/>
-            <w:keepLines w:val="0"/>
-            <w:pageBreakBefore w:val="0"/>
-            <w:widowControl w:val="0"/>
+            <w:pStyle w:val="17"/>
             <w:tabs>
               <w:tab w:val="right" w:leader="dot" w:pos="8497"/>
             </w:tabs>
-            <w:kinsoku w:val="0"/>
-            <w:wordWrap/>
-            <w:overflowPunct/>
-            <w:topLinePunct w:val="0"/>
-            <w:autoSpaceDE w:val="0"/>
-            <w:autoSpaceDN w:val="0"/>
-            <w:bidi w:val="0"/>
-            <w:adjustRightInd w:val="0"/>
-            <w:snapToGrid w:val="0"/>
-            <w:textAlignment w:val="baseline"/>
           </w:pPr>
           <w:r>
             <w:rPr>
-              <w:rFonts w:ascii="Microsoft JhengHei" w:eastAsia="Microsoft JhengHei" w:hAnsi="Microsoft JhengHei" w:cs="Microsoft JhengHei" w:hint="eastAsia"/>
+              <w:rFonts w:hint="eastAsia" w:ascii="Microsoft JhengHei" w:hAnsi="Microsoft JhengHei" w:eastAsia="Microsoft JhengHei" w:cs="Microsoft JhengHei"/>
               <w:szCs w:val="24"/>
             </w:rPr>
             <w:fldChar w:fldCharType="begin"/>
           </w:r>
           <w:r>
             <w:rPr>
-              <w:rFonts w:ascii="Microsoft JhengHei" w:eastAsia="Microsoft JhengHei" w:hAnsi="Microsoft JhengHei" w:cs="Microsoft JhengHei" w:hint="eastAsia"/>
-              <w:szCs w:val="24"/>
-            </w:rPr>
-            <w:instrText xml:space="preserve"> HYPERLINK \l _Toc6842 </w:instrText>
-          </w:r>
-          <w:r>
-            <w:rPr>
-              <w:rFonts w:ascii="Microsoft JhengHei" w:eastAsia="Microsoft JhengHei" w:hAnsi="Microsoft JhengHei" w:cs="Microsoft JhengHei" w:hint="eastAsia"/>
+              <w:rFonts w:hint="eastAsia" w:ascii="Microsoft JhengHei" w:hAnsi="Microsoft JhengHei" w:eastAsia="Microsoft JhengHei" w:cs="Microsoft JhengHei"/>
+              <w:szCs w:val="24"/>
+            </w:rPr>
+            <w:instrText xml:space="preserve"> HYPERLINK \l _Toc12898 </w:instrText>
+          </w:r>
+          <w:r>
+            <w:rPr>
+              <w:rFonts w:hint="eastAsia" w:ascii="Microsoft JhengHei" w:hAnsi="Microsoft JhengHei" w:eastAsia="Microsoft JhengHei" w:cs="Microsoft JhengHei"/>
               <w:szCs w:val="24"/>
             </w:rPr>
             <w:fldChar w:fldCharType="separate"/>
@@ -2832,7 +2642,7 @@
             <w:fldChar w:fldCharType="begin"/>
           </w:r>
           <w:r>
-            <w:instrText xml:space="preserve"> PAGEREF _Toc6842 \h </w:instrText>
+            <w:instrText xml:space="preserve"> PAGEREF _Toc12898 \h </w:instrText>
           </w:r>
           <w:r>
             <w:fldChar w:fldCharType="separate"/>
@@ -2845,7 +2655,7 @@
           </w:r>
           <w:r>
             <w:rPr>
-              <w:rFonts w:ascii="Microsoft JhengHei" w:eastAsia="Microsoft JhengHei" w:hAnsi="Microsoft JhengHei" w:cs="Microsoft JhengHei" w:hint="eastAsia"/>
+              <w:rFonts w:hint="eastAsia" w:ascii="Microsoft JhengHei" w:hAnsi="Microsoft JhengHei" w:eastAsia="Microsoft JhengHei" w:cs="Microsoft JhengHei"/>
               <w:szCs w:val="24"/>
             </w:rPr>
             <w:fldChar w:fldCharType="end"/>
@@ -2853,42 +2663,28 @@
         </w:p>
         <w:p>
           <w:pPr>
-            <w:pStyle w:val="TOC2"/>
-            <w:keepNext w:val="0"/>
-            <w:keepLines w:val="0"/>
-            <w:pageBreakBefore w:val="0"/>
-            <w:widowControl w:val="0"/>
+            <w:pStyle w:val="17"/>
             <w:tabs>
               <w:tab w:val="right" w:leader="dot" w:pos="8497"/>
             </w:tabs>
-            <w:kinsoku w:val="0"/>
-            <w:wordWrap/>
-            <w:overflowPunct/>
-            <w:topLinePunct w:val="0"/>
-            <w:autoSpaceDE w:val="0"/>
-            <w:autoSpaceDN w:val="0"/>
-            <w:bidi w:val="0"/>
-            <w:adjustRightInd w:val="0"/>
-            <w:snapToGrid w:val="0"/>
-            <w:textAlignment w:val="baseline"/>
           </w:pPr>
           <w:r>
             <w:rPr>
-              <w:rFonts w:ascii="Microsoft JhengHei" w:eastAsia="Microsoft JhengHei" w:hAnsi="Microsoft JhengHei" w:cs="Microsoft JhengHei" w:hint="eastAsia"/>
+              <w:rFonts w:hint="eastAsia" w:ascii="Microsoft JhengHei" w:hAnsi="Microsoft JhengHei" w:eastAsia="Microsoft JhengHei" w:cs="Microsoft JhengHei"/>
               <w:szCs w:val="24"/>
             </w:rPr>
             <w:fldChar w:fldCharType="begin"/>
           </w:r>
           <w:r>
             <w:rPr>
-              <w:rFonts w:ascii="Microsoft JhengHei" w:eastAsia="Microsoft JhengHei" w:hAnsi="Microsoft JhengHei" w:cs="Microsoft JhengHei" w:hint="eastAsia"/>
-              <w:szCs w:val="24"/>
-            </w:rPr>
-            <w:instrText xml:space="preserve"> HYPERLINK \l _Toc9460 </w:instrText>
-          </w:r>
-          <w:r>
-            <w:rPr>
-              <w:rFonts w:ascii="Microsoft JhengHei" w:eastAsia="Microsoft JhengHei" w:hAnsi="Microsoft JhengHei" w:cs="Microsoft JhengHei" w:hint="eastAsia"/>
+              <w:rFonts w:hint="eastAsia" w:ascii="Microsoft JhengHei" w:hAnsi="Microsoft JhengHei" w:eastAsia="Microsoft JhengHei" w:cs="Microsoft JhengHei"/>
+              <w:szCs w:val="24"/>
+            </w:rPr>
+            <w:instrText xml:space="preserve"> HYPERLINK \l _Toc249 </w:instrText>
+          </w:r>
+          <w:r>
+            <w:rPr>
+              <w:rFonts w:hint="eastAsia" w:ascii="Microsoft JhengHei" w:hAnsi="Microsoft JhengHei" w:eastAsia="Microsoft JhengHei" w:cs="Microsoft JhengHei"/>
               <w:szCs w:val="24"/>
             </w:rPr>
             <w:fldChar w:fldCharType="separate"/>
@@ -2909,7 +2705,7 @@
             <w:fldChar w:fldCharType="begin"/>
           </w:r>
           <w:r>
-            <w:instrText xml:space="preserve"> PAGEREF _Toc9460 \h </w:instrText>
+            <w:instrText xml:space="preserve"> PAGEREF _Toc249 \h </w:instrText>
           </w:r>
           <w:r>
             <w:fldChar w:fldCharType="separate"/>
@@ -2922,7 +2718,7 @@
           </w:r>
           <w:r>
             <w:rPr>
-              <w:rFonts w:ascii="Microsoft JhengHei" w:eastAsia="Microsoft JhengHei" w:hAnsi="Microsoft JhengHei" w:cs="Microsoft JhengHei" w:hint="eastAsia"/>
+              <w:rFonts w:hint="eastAsia" w:ascii="Microsoft JhengHei" w:hAnsi="Microsoft JhengHei" w:eastAsia="Microsoft JhengHei" w:cs="Microsoft JhengHei"/>
               <w:szCs w:val="24"/>
             </w:rPr>
             <w:fldChar w:fldCharType="end"/>
@@ -2930,42 +2726,28 @@
         </w:p>
         <w:p>
           <w:pPr>
-            <w:pStyle w:val="TOC2"/>
-            <w:keepNext w:val="0"/>
-            <w:keepLines w:val="0"/>
-            <w:pageBreakBefore w:val="0"/>
-            <w:widowControl w:val="0"/>
+            <w:pStyle w:val="17"/>
             <w:tabs>
               <w:tab w:val="right" w:leader="dot" w:pos="8497"/>
             </w:tabs>
-            <w:kinsoku w:val="0"/>
-            <w:wordWrap/>
-            <w:overflowPunct/>
-            <w:topLinePunct w:val="0"/>
-            <w:autoSpaceDE w:val="0"/>
-            <w:autoSpaceDN w:val="0"/>
-            <w:bidi w:val="0"/>
-            <w:adjustRightInd w:val="0"/>
-            <w:snapToGrid w:val="0"/>
-            <w:textAlignment w:val="baseline"/>
           </w:pPr>
           <w:r>
             <w:rPr>
-              <w:rFonts w:ascii="Microsoft JhengHei" w:eastAsia="Microsoft JhengHei" w:hAnsi="Microsoft JhengHei" w:cs="Microsoft JhengHei" w:hint="eastAsia"/>
+              <w:rFonts w:hint="eastAsia" w:ascii="Microsoft JhengHei" w:hAnsi="Microsoft JhengHei" w:eastAsia="Microsoft JhengHei" w:cs="Microsoft JhengHei"/>
               <w:szCs w:val="24"/>
             </w:rPr>
             <w:fldChar w:fldCharType="begin"/>
           </w:r>
           <w:r>
             <w:rPr>
-              <w:rFonts w:ascii="Microsoft JhengHei" w:eastAsia="Microsoft JhengHei" w:hAnsi="Microsoft JhengHei" w:cs="Microsoft JhengHei" w:hint="eastAsia"/>
-              <w:szCs w:val="24"/>
-            </w:rPr>
-            <w:instrText xml:space="preserve"> HYPERLINK \l _Toc21314 </w:instrText>
-          </w:r>
-          <w:r>
-            <w:rPr>
-              <w:rFonts w:ascii="Microsoft JhengHei" w:eastAsia="Microsoft JhengHei" w:hAnsi="Microsoft JhengHei" w:cs="Microsoft JhengHei" w:hint="eastAsia"/>
+              <w:rFonts w:hint="eastAsia" w:ascii="Microsoft JhengHei" w:hAnsi="Microsoft JhengHei" w:eastAsia="Microsoft JhengHei" w:cs="Microsoft JhengHei"/>
+              <w:szCs w:val="24"/>
+            </w:rPr>
+            <w:instrText xml:space="preserve"> HYPERLINK \l _Toc2566 </w:instrText>
+          </w:r>
+          <w:r>
+            <w:rPr>
+              <w:rFonts w:hint="eastAsia" w:ascii="Microsoft JhengHei" w:hAnsi="Microsoft JhengHei" w:eastAsia="Microsoft JhengHei" w:cs="Microsoft JhengHei"/>
               <w:szCs w:val="24"/>
             </w:rPr>
             <w:fldChar w:fldCharType="separate"/>
@@ -2986,7 +2768,7 @@
             <w:fldChar w:fldCharType="begin"/>
           </w:r>
           <w:r>
-            <w:instrText xml:space="preserve"> PAGEREF _Toc21314 \h </w:instrText>
+            <w:instrText xml:space="preserve"> PAGEREF _Toc2566 \h </w:instrText>
           </w:r>
           <w:r>
             <w:fldChar w:fldCharType="separate"/>
@@ -2999,7 +2781,7 @@
           </w:r>
           <w:r>
             <w:rPr>
-              <w:rFonts w:ascii="Microsoft JhengHei" w:eastAsia="Microsoft JhengHei" w:hAnsi="Microsoft JhengHei" w:cs="Microsoft JhengHei" w:hint="eastAsia"/>
+              <w:rFonts w:hint="eastAsia" w:ascii="Microsoft JhengHei" w:hAnsi="Microsoft JhengHei" w:eastAsia="Microsoft JhengHei" w:cs="Microsoft JhengHei"/>
               <w:szCs w:val="24"/>
             </w:rPr>
             <w:fldChar w:fldCharType="end"/>
@@ -3007,42 +2789,28 @@
         </w:p>
         <w:p>
           <w:pPr>
-            <w:pStyle w:val="TOC1"/>
-            <w:keepNext w:val="0"/>
-            <w:keepLines w:val="0"/>
-            <w:pageBreakBefore w:val="0"/>
-            <w:widowControl w:val="0"/>
+            <w:pStyle w:val="16"/>
             <w:tabs>
               <w:tab w:val="right" w:leader="dot" w:pos="8497"/>
             </w:tabs>
-            <w:kinsoku w:val="0"/>
-            <w:wordWrap/>
-            <w:overflowPunct/>
-            <w:topLinePunct w:val="0"/>
-            <w:autoSpaceDE w:val="0"/>
-            <w:autoSpaceDN w:val="0"/>
-            <w:bidi w:val="0"/>
-            <w:adjustRightInd w:val="0"/>
-            <w:snapToGrid w:val="0"/>
-            <w:textAlignment w:val="baseline"/>
           </w:pPr>
           <w:r>
             <w:rPr>
-              <w:rFonts w:ascii="Microsoft JhengHei" w:eastAsia="Microsoft JhengHei" w:hAnsi="Microsoft JhengHei" w:cs="Microsoft JhengHei" w:hint="eastAsia"/>
+              <w:rFonts w:hint="eastAsia" w:ascii="Microsoft JhengHei" w:hAnsi="Microsoft JhengHei" w:eastAsia="Microsoft JhengHei" w:cs="Microsoft JhengHei"/>
               <w:szCs w:val="24"/>
             </w:rPr>
             <w:fldChar w:fldCharType="begin"/>
           </w:r>
           <w:r>
             <w:rPr>
-              <w:rFonts w:ascii="Microsoft JhengHei" w:eastAsia="Microsoft JhengHei" w:hAnsi="Microsoft JhengHei" w:cs="Microsoft JhengHei" w:hint="eastAsia"/>
-              <w:szCs w:val="24"/>
-            </w:rPr>
-            <w:instrText xml:space="preserve"> HYPERLINK \l _Toc16794 </w:instrText>
-          </w:r>
-          <w:r>
-            <w:rPr>
-              <w:rFonts w:ascii="Microsoft JhengHei" w:eastAsia="Microsoft JhengHei" w:hAnsi="Microsoft JhengHei" w:cs="Microsoft JhengHei" w:hint="eastAsia"/>
+              <w:rFonts w:hint="eastAsia" w:ascii="Microsoft JhengHei" w:hAnsi="Microsoft JhengHei" w:eastAsia="Microsoft JhengHei" w:cs="Microsoft JhengHei"/>
+              <w:szCs w:val="24"/>
+            </w:rPr>
+            <w:instrText xml:space="preserve"> HYPERLINK \l _Toc8599 </w:instrText>
+          </w:r>
+          <w:r>
+            <w:rPr>
+              <w:rFonts w:hint="eastAsia" w:ascii="Microsoft JhengHei" w:hAnsi="Microsoft JhengHei" w:eastAsia="Microsoft JhengHei" w:cs="Microsoft JhengHei"/>
               <w:szCs w:val="24"/>
             </w:rPr>
             <w:fldChar w:fldCharType="separate"/>
@@ -3063,7 +2831,7 @@
             <w:fldChar w:fldCharType="begin"/>
           </w:r>
           <w:r>
-            <w:instrText xml:space="preserve"> PAGEREF _Toc16794 \h </w:instrText>
+            <w:instrText xml:space="preserve"> PAGEREF _Toc8599 \h </w:instrText>
           </w:r>
           <w:r>
             <w:fldChar w:fldCharType="separate"/>
@@ -3076,7 +2844,7 @@
           </w:r>
           <w:r>
             <w:rPr>
-              <w:rFonts w:ascii="Microsoft JhengHei" w:eastAsia="Microsoft JhengHei" w:hAnsi="Microsoft JhengHei" w:cs="Microsoft JhengHei" w:hint="eastAsia"/>
+              <w:rFonts w:hint="eastAsia" w:ascii="Microsoft JhengHei" w:hAnsi="Microsoft JhengHei" w:eastAsia="Microsoft JhengHei" w:cs="Microsoft JhengHei"/>
               <w:szCs w:val="24"/>
             </w:rPr>
             <w:fldChar w:fldCharType="end"/>
@@ -3084,42 +2852,28 @@
         </w:p>
         <w:p>
           <w:pPr>
-            <w:pStyle w:val="TOC1"/>
-            <w:keepNext w:val="0"/>
-            <w:keepLines w:val="0"/>
-            <w:pageBreakBefore w:val="0"/>
-            <w:widowControl w:val="0"/>
+            <w:pStyle w:val="16"/>
             <w:tabs>
               <w:tab w:val="right" w:leader="dot" w:pos="8497"/>
             </w:tabs>
-            <w:kinsoku w:val="0"/>
-            <w:wordWrap/>
-            <w:overflowPunct/>
-            <w:topLinePunct w:val="0"/>
-            <w:autoSpaceDE w:val="0"/>
-            <w:autoSpaceDN w:val="0"/>
-            <w:bidi w:val="0"/>
-            <w:adjustRightInd w:val="0"/>
-            <w:snapToGrid w:val="0"/>
-            <w:textAlignment w:val="baseline"/>
           </w:pPr>
           <w:r>
             <w:rPr>
-              <w:rFonts w:ascii="Microsoft JhengHei" w:eastAsia="Microsoft JhengHei" w:hAnsi="Microsoft JhengHei" w:cs="Microsoft JhengHei" w:hint="eastAsia"/>
+              <w:rFonts w:hint="eastAsia" w:ascii="Microsoft JhengHei" w:hAnsi="Microsoft JhengHei" w:eastAsia="Microsoft JhengHei" w:cs="Microsoft JhengHei"/>
               <w:szCs w:val="24"/>
             </w:rPr>
             <w:fldChar w:fldCharType="begin"/>
           </w:r>
           <w:r>
             <w:rPr>
-              <w:rFonts w:ascii="Microsoft JhengHei" w:eastAsia="Microsoft JhengHei" w:hAnsi="Microsoft JhengHei" w:cs="Microsoft JhengHei" w:hint="eastAsia"/>
-              <w:szCs w:val="24"/>
-            </w:rPr>
-            <w:instrText xml:space="preserve"> HYPERLINK \l _Toc10815 </w:instrText>
-          </w:r>
-          <w:r>
-            <w:rPr>
-              <w:rFonts w:ascii="Microsoft JhengHei" w:eastAsia="Microsoft JhengHei" w:hAnsi="Microsoft JhengHei" w:cs="Microsoft JhengHei" w:hint="eastAsia"/>
+              <w:rFonts w:hint="eastAsia" w:ascii="Microsoft JhengHei" w:hAnsi="Microsoft JhengHei" w:eastAsia="Microsoft JhengHei" w:cs="Microsoft JhengHei"/>
+              <w:szCs w:val="24"/>
+            </w:rPr>
+            <w:instrText xml:space="preserve"> HYPERLINK \l _Toc20267 </w:instrText>
+          </w:r>
+          <w:r>
+            <w:rPr>
+              <w:rFonts w:hint="eastAsia" w:ascii="Microsoft JhengHei" w:hAnsi="Microsoft JhengHei" w:eastAsia="Microsoft JhengHei" w:cs="Microsoft JhengHei"/>
               <w:szCs w:val="24"/>
             </w:rPr>
             <w:fldChar w:fldCharType="separate"/>
@@ -3140,7 +2894,7 @@
             <w:fldChar w:fldCharType="begin"/>
           </w:r>
           <w:r>
-            <w:instrText xml:space="preserve"> PAGEREF _Toc10815 \h </w:instrText>
+            <w:instrText xml:space="preserve"> PAGEREF _Toc20267 \h </w:instrText>
           </w:r>
           <w:r>
             <w:fldChar w:fldCharType="separate"/>
@@ -3153,7 +2907,7 @@
           </w:r>
           <w:r>
             <w:rPr>
-              <w:rFonts w:ascii="Microsoft JhengHei" w:eastAsia="Microsoft JhengHei" w:hAnsi="Microsoft JhengHei" w:cs="Microsoft JhengHei" w:hint="eastAsia"/>
+              <w:rFonts w:hint="eastAsia" w:ascii="Microsoft JhengHei" w:hAnsi="Microsoft JhengHei" w:eastAsia="Microsoft JhengHei" w:cs="Microsoft JhengHei"/>
               <w:szCs w:val="24"/>
             </w:rPr>
             <w:fldChar w:fldCharType="end"/>
@@ -3177,7 +2931,7 @@
             <w:spacing w:line="219" w:lineRule="auto"/>
             <w:textAlignment w:val="baseline"/>
             <w:rPr>
-              <w:rFonts w:ascii="Times New Roman" w:eastAsia="Times New Roman" w:hAnsi="Times New Roman" w:cs="Times New Roman"/>
+              <w:rFonts w:ascii="Times New Roman" w:hAnsi="Times New Roman" w:eastAsia="Times New Roman" w:cs="Times New Roman"/>
               <w:snapToGrid w:val="0"/>
               <w:color w:val="000000"/>
               <w:kern w:val="0"/>
@@ -3188,7 +2942,7 @@
           </w:pPr>
           <w:r>
             <w:rPr>
-              <w:rFonts w:ascii="Microsoft JhengHei" w:eastAsia="Microsoft JhengHei" w:hAnsi="Microsoft JhengHei" w:cs="Microsoft JhengHei" w:hint="eastAsia"/>
+              <w:rFonts w:hint="eastAsia" w:ascii="Microsoft JhengHei" w:hAnsi="Microsoft JhengHei" w:eastAsia="Microsoft JhengHei" w:cs="Microsoft JhengHei"/>
               <w:szCs w:val="24"/>
             </w:rPr>
             <w:fldChar w:fldCharType="end"/>
@@ -3214,7 +2968,7 @@
         <w:spacing w:line="219" w:lineRule="auto"/>
         <w:textAlignment w:val="baseline"/>
         <w:rPr>
-          <w:rFonts w:ascii="Times New Roman" w:eastAsia="Times New Roman" w:hAnsi="Times New Roman" w:cs="Times New Roman"/>
+          <w:rFonts w:ascii="Times New Roman" w:hAnsi="Times New Roman" w:eastAsia="Times New Roman" w:cs="Times New Roman"/>
           <w:snapToGrid w:val="0"/>
           <w:color w:val="000000"/>
           <w:kern w:val="0"/>
@@ -3225,13 +2979,13 @@
         <w:sectPr>
           <w:pgSz w:w="11906" w:h="16839"/>
           <w:pgMar w:top="1431" w:right="1700" w:bottom="0" w:left="1709" w:header="0" w:footer="0" w:gutter="0"/>
-          <w:cols w:num="1" w:space="720"/>
+          <w:cols w:space="720" w:num="1"/>
         </w:sectPr>
       </w:pPr>
     </w:p>
     <w:p>
       <w:pPr>
-        <w:pStyle w:val="1"/>
+        <w:pStyle w:val="26"/>
         <w:keepNext w:val="0"/>
         <w:keepLines w:val="0"/>
         <w:pageBreakBefore w:val="0"/>
@@ -3247,58 +3001,24 @@
         <w:snapToGrid w:val="0"/>
         <w:textAlignment w:val="baseline"/>
       </w:pPr>
-      <w:bookmarkStart w:id="4" w:name="_Toc3132"/>
+      <w:bookmarkStart w:id="3" w:name="_Toc13219"/>
       <w:r>
         <w:t>目的</w:t>
       </w:r>
-      <w:bookmarkEnd w:id="4"/>
-    </w:p>
-    <w:p>
-      <w:pPr>
-        <w:keepNext w:val="0"/>
-        <w:keepLines w:val="0"/>
-        <w:pageBreakBefore w:val="0"/>
-        <w:widowControl w:val="0"/>
-        <w:kinsoku w:val="0"/>
-        <w:wordWrap/>
-        <w:overflowPunct/>
-        <w:topLinePunct w:val="0"/>
-        <w:autoSpaceDE w:val="0"/>
-        <w:autoSpaceDN w:val="0"/>
+      <w:bookmarkEnd w:id="3"/>
+    </w:p>
+    <w:p>
+      <w:pPr>
+        <w:pStyle w:val="27"/>
         <w:bidi w:val="0"/>
-        <w:adjustRightInd w:val="0"/>
-        <w:snapToGrid w:val="0"/>
-        <w:spacing w:line="360" w:lineRule="auto"/>
-        <w:ind w:left="0" w:right="0" w:firstLine="420" w:firstLineChars="200"/>
-        <w:textAlignment w:val="baseline"/>
-        <w:rPr>
-          <w:rFonts w:ascii="宋体" w:eastAsia="宋体" w:hAnsi="宋体" w:cs="宋体"/>
-          <w:sz w:val="24"/>
-          <w:szCs w:val="24"/>
-        </w:rPr>
-      </w:pPr>
-      <w:r>
-        <w:rPr>
-          <w:rFonts w:ascii="宋体" w:eastAsia="宋体" w:hAnsi="宋体" w:cs="宋体"/>
-          <w:spacing w:val="-1"/>
-          <w:sz w:val="24"/>
-          <w:szCs w:val="24"/>
-        </w:rPr>
-        <w:t>为提高工作效率，避免出现因内部各环节沟通不及时或不顺畅导致的工作脱节、互相推诿、埋怨现象，增进团结友爱，紧密配合意识</w:t>
-      </w:r>
-      <w:r>
-        <w:rPr>
-          <w:rFonts w:ascii="宋体" w:eastAsia="宋体" w:hAnsi="宋体" w:cs="宋体"/>
-          <w:spacing w:val="-2"/>
-          <w:sz w:val="24"/>
-          <w:szCs w:val="24"/>
-        </w:rPr>
-        <w:t>，特制订本制度。</w:t>
-      </w:r>
-    </w:p>
-    <w:p>
-      <w:pPr>
-        <w:pStyle w:val="1"/>
+      </w:pPr>
+      <w:r>
+        <w:t>为提高工作效率，避免出现因内部各环节沟通不及时或不顺畅导致的工作脱节、互相推诿、埋怨现象，增进团结友爱，紧密配合意识，特制订本制度。</w:t>
+      </w:r>
+    </w:p>
+    <w:p>
+      <w:pPr>
+        <w:pStyle w:val="26"/>
         <w:keepNext w:val="0"/>
         <w:keepLines w:val="0"/>
         <w:pageBreakBefore w:val="0"/>
@@ -3314,50 +3034,24 @@
         <w:snapToGrid w:val="0"/>
         <w:textAlignment w:val="baseline"/>
       </w:pPr>
-      <w:bookmarkStart w:id="5" w:name="_Toc7671"/>
+      <w:bookmarkStart w:id="4" w:name="_Toc25610"/>
       <w:r>
         <w:t>适用范围</w:t>
       </w:r>
-      <w:bookmarkEnd w:id="5"/>
-    </w:p>
-    <w:p>
-      <w:pPr>
-        <w:keepNext w:val="0"/>
-        <w:keepLines w:val="0"/>
-        <w:pageBreakBefore w:val="0"/>
-        <w:widowControl w:val="0"/>
-        <w:kinsoku w:val="0"/>
-        <w:wordWrap/>
-        <w:overflowPunct/>
-        <w:topLinePunct w:val="0"/>
-        <w:autoSpaceDE w:val="0"/>
-        <w:autoSpaceDN w:val="0"/>
+      <w:bookmarkEnd w:id="4"/>
+    </w:p>
+    <w:p>
+      <w:pPr>
+        <w:pStyle w:val="27"/>
         <w:bidi w:val="0"/>
-        <w:adjustRightInd w:val="0"/>
-        <w:snapToGrid w:val="0"/>
-        <w:spacing w:line="360" w:lineRule="auto"/>
-        <w:ind w:left="0" w:right="0" w:firstLine="420" w:firstLineChars="200"/>
-        <w:textAlignment w:val="baseline"/>
-        <w:rPr>
-          <w:rFonts w:ascii="宋体" w:eastAsia="宋体" w:hAnsi="宋体" w:cs="宋体"/>
-          <w:spacing w:val="-1"/>
-          <w:sz w:val="24"/>
-          <w:szCs w:val="24"/>
-        </w:rPr>
-      </w:pPr>
-      <w:r>
-        <w:rPr>
-          <w:rFonts w:ascii="宋体" w:eastAsia="宋体" w:hAnsi="宋体" w:cs="宋体"/>
-          <w:spacing w:val="-1"/>
-          <w:sz w:val="24"/>
-          <w:szCs w:val="24"/>
-        </w:rPr>
+      </w:pPr>
+      <w:r>
         <w:t>本制度适用于江苏云储智能科技有限公司（以下简称“公司 ”）</w:t>
       </w:r>
     </w:p>
     <w:p>
       <w:pPr>
-        <w:pStyle w:val="1"/>
+        <w:pStyle w:val="26"/>
         <w:keepNext w:val="0"/>
         <w:keepLines w:val="0"/>
         <w:pageBreakBefore w:val="0"/>
@@ -3373,231 +3067,80 @@
         <w:snapToGrid w:val="0"/>
         <w:textAlignment w:val="baseline"/>
       </w:pPr>
-      <w:bookmarkStart w:id="6" w:name="_Toc737"/>
+      <w:bookmarkStart w:id="5" w:name="_Toc11148"/>
       <w:r>
         <w:t>引用文件</w:t>
       </w:r>
-      <w:bookmarkEnd w:id="6"/>
-    </w:p>
-    <w:p>
-      <w:pPr>
-        <w:keepNext w:val="0"/>
-        <w:keepLines w:val="0"/>
-        <w:pageBreakBefore w:val="0"/>
-        <w:widowControl w:val="0"/>
+      <w:bookmarkEnd w:id="5"/>
+    </w:p>
+    <w:p>
+      <w:pPr>
+        <w:pStyle w:val="39"/>
         <w:numPr>
           <w:ilvl w:val="0"/>
           <w:numId w:val="2"/>
         </w:numPr>
-        <w:kinsoku w:val="0"/>
-        <w:wordWrap/>
-        <w:overflowPunct/>
-        <w:topLinePunct w:val="0"/>
-        <w:autoSpaceDE w:val="0"/>
-        <w:autoSpaceDN w:val="0"/>
         <w:bidi w:val="0"/>
-        <w:adjustRightInd w:val="0"/>
-        <w:snapToGrid w:val="0"/>
-        <w:spacing w:line="360" w:lineRule="auto"/>
-        <w:ind w:left="425" w:hanging="425" w:leftChars="0" w:firstLineChars="0"/>
-        <w:textAlignment w:val="baseline"/>
-        <w:rPr>
-          <w:rFonts w:ascii="宋体" w:eastAsia="宋体" w:hAnsi="宋体" w:cs="宋体"/>
-          <w:sz w:val="24"/>
-          <w:szCs w:val="24"/>
-        </w:rPr>
-      </w:pPr>
-      <w:r>
-        <w:rPr>
-          <w:rFonts w:ascii="宋体" w:eastAsia="宋体" w:hAnsi="宋体" w:cs="宋体" w:hint="eastAsia"/>
-          <w:spacing w:val="95"/>
-          <w:sz w:val="24"/>
-          <w:szCs w:val="24"/>
+      </w:pPr>
+      <w:r>
+        <w:rPr>
+          <w:rFonts w:hint="eastAsia"/>
           <w:lang w:val="en-US" w:eastAsia="zh-CN"/>
         </w:rPr>
         <w:t>T</w:t>
       </w:r>
       <w:r>
         <w:rPr>
-          <w:rFonts w:ascii="宋体" w:eastAsia="宋体" w:hAnsi="宋体" w:cs="宋体" w:hint="eastAsia"/>
-          <w:spacing w:val="-2"/>
-          <w:sz w:val="24"/>
-          <w:szCs w:val="24"/>
+          <w:rFonts w:hint="eastAsia"/>
         </w:rPr>
         <w:t>/CESA 1299—2023</w:t>
       </w:r>
       <w:r>
-        <w:rPr>
-          <w:rFonts w:ascii="宋体" w:eastAsia="宋体" w:hAnsi="宋体" w:cs="宋体"/>
-          <w:spacing w:val="-2"/>
-          <w:sz w:val="24"/>
-          <w:szCs w:val="24"/>
-        </w:rPr>
         <w:t xml:space="preserve"> 《信息技术服务 运行维护服务能力成熟度模型》</w:t>
       </w:r>
     </w:p>
     <w:p>
       <w:pPr>
-        <w:keepNext w:val="0"/>
-        <w:keepLines w:val="0"/>
-        <w:pageBreakBefore w:val="0"/>
-        <w:widowControl w:val="0"/>
+        <w:pStyle w:val="39"/>
         <w:numPr>
           <w:ilvl w:val="0"/>
           <w:numId w:val="2"/>
         </w:numPr>
-        <w:kinsoku w:val="0"/>
-        <w:wordWrap/>
-        <w:overflowPunct/>
-        <w:topLinePunct w:val="0"/>
-        <w:autoSpaceDE w:val="0"/>
-        <w:autoSpaceDN w:val="0"/>
         <w:bidi w:val="0"/>
-        <w:adjustRightInd w:val="0"/>
-        <w:snapToGrid w:val="0"/>
-        <w:spacing w:line="360" w:lineRule="auto"/>
-        <w:ind w:left="425" w:hanging="425" w:leftChars="0" w:firstLineChars="0"/>
-        <w:textAlignment w:val="baseline"/>
-        <w:rPr>
-          <w:rFonts w:ascii="宋体" w:eastAsia="宋体" w:hAnsi="宋体" w:cs="宋体"/>
-          <w:sz w:val="24"/>
-          <w:szCs w:val="24"/>
-        </w:rPr>
-      </w:pPr>
-      <w:r>
-        <w:rPr>
-          <w:rFonts w:ascii="宋体" w:eastAsia="宋体" w:hAnsi="宋体" w:cs="宋体"/>
-          <w:spacing w:val="-1"/>
-          <w:sz w:val="24"/>
-          <w:szCs w:val="24"/>
-        </w:rPr>
-        <w:t xml:space="preserve">GB/T 28827.1-2022 </w:t>
-      </w:r>
-      <w:r>
-        <w:rPr>
-          <w:rFonts w:ascii="宋体" w:eastAsia="宋体" w:hAnsi="宋体" w:cs="宋体"/>
-          <w:spacing w:val="-2"/>
-          <w:sz w:val="24"/>
-          <w:szCs w:val="24"/>
-        </w:rPr>
-        <w:t>《信息技术服务 运行维护 第</w:t>
-      </w:r>
-      <w:r>
-        <w:rPr>
-          <w:rFonts w:ascii="宋体" w:eastAsia="宋体" w:hAnsi="宋体" w:cs="宋体"/>
-          <w:spacing w:val="-33"/>
-          <w:sz w:val="24"/>
-          <w:szCs w:val="24"/>
-        </w:rPr>
-        <w:t xml:space="preserve"> </w:t>
-      </w:r>
-      <w:r>
-        <w:rPr>
-          <w:rFonts w:ascii="宋体" w:eastAsia="宋体" w:hAnsi="宋体" w:cs="宋体"/>
-          <w:spacing w:val="-2"/>
-          <w:sz w:val="24"/>
-          <w:szCs w:val="24"/>
-        </w:rPr>
-        <w:t>1</w:t>
-      </w:r>
-      <w:r>
-        <w:rPr>
-          <w:rFonts w:ascii="宋体" w:eastAsia="宋体" w:hAnsi="宋体" w:cs="宋体"/>
-          <w:spacing w:val="-47"/>
-          <w:sz w:val="24"/>
-          <w:szCs w:val="24"/>
-        </w:rPr>
-        <w:t xml:space="preserve"> </w:t>
-      </w:r>
-      <w:r>
-        <w:rPr>
-          <w:rFonts w:ascii="宋体" w:eastAsia="宋体" w:hAnsi="宋体" w:cs="宋体"/>
-          <w:spacing w:val="-2"/>
-          <w:sz w:val="24"/>
-          <w:szCs w:val="24"/>
-        </w:rPr>
-        <w:t>部分：通用要求》</w:t>
-      </w:r>
-    </w:p>
-    <w:p>
-      <w:pPr>
-        <w:keepNext w:val="0"/>
-        <w:keepLines w:val="0"/>
-        <w:pageBreakBefore w:val="0"/>
-        <w:widowControl w:val="0"/>
+      </w:pPr>
+      <w:r>
+        <w:t>GB/T 28827.1-2022 《信息技术服务 运行维护 第 1 部分：通用要求》</w:t>
+      </w:r>
+    </w:p>
+    <w:p>
+      <w:pPr>
+        <w:pStyle w:val="39"/>
         <w:numPr>
           <w:ilvl w:val="0"/>
           <w:numId w:val="2"/>
         </w:numPr>
-        <w:kinsoku w:val="0"/>
-        <w:wordWrap/>
-        <w:overflowPunct/>
-        <w:topLinePunct w:val="0"/>
-        <w:autoSpaceDE w:val="0"/>
-        <w:autoSpaceDN w:val="0"/>
         <w:bidi w:val="0"/>
-        <w:adjustRightInd w:val="0"/>
-        <w:snapToGrid w:val="0"/>
-        <w:spacing w:line="360" w:lineRule="auto"/>
-        <w:ind w:left="425" w:hanging="425" w:leftChars="0" w:firstLineChars="0"/>
-        <w:textAlignment w:val="baseline"/>
-        <w:rPr>
-          <w:rFonts w:ascii="宋体" w:eastAsia="宋体" w:hAnsi="宋体" w:cs="宋体"/>
-          <w:sz w:val="24"/>
-          <w:szCs w:val="24"/>
-        </w:rPr>
-      </w:pPr>
-      <w:r>
-        <w:rPr>
-          <w:rFonts w:ascii="宋体" w:eastAsia="宋体" w:hAnsi="宋体" w:cs="宋体"/>
-          <w:spacing w:val="-1"/>
-          <w:sz w:val="24"/>
-          <w:szCs w:val="24"/>
-        </w:rPr>
+      </w:pPr>
+      <w:r>
         <w:t>GB/T 29264-2012 《信息技术服务 分类与代码》</w:t>
       </w:r>
     </w:p>
     <w:p>
       <w:pPr>
-        <w:keepNext w:val="0"/>
-        <w:keepLines w:val="0"/>
-        <w:pageBreakBefore w:val="0"/>
-        <w:widowControl w:val="0"/>
+        <w:pStyle w:val="39"/>
         <w:numPr>
           <w:ilvl w:val="0"/>
           <w:numId w:val="2"/>
         </w:numPr>
-        <w:kinsoku w:val="0"/>
-        <w:wordWrap/>
-        <w:overflowPunct/>
-        <w:topLinePunct w:val="0"/>
-        <w:autoSpaceDE w:val="0"/>
-        <w:autoSpaceDN w:val="0"/>
         <w:bidi w:val="0"/>
-        <w:adjustRightInd w:val="0"/>
-        <w:snapToGrid w:val="0"/>
-        <w:spacing w:line="360" w:lineRule="auto"/>
-        <w:ind w:left="425" w:hanging="425" w:leftChars="0" w:firstLineChars="0"/>
-        <w:textAlignment w:val="baseline"/>
-        <w:rPr>
-          <w:rFonts w:ascii="宋体" w:eastAsia="宋体" w:hAnsi="宋体" w:cs="宋体"/>
-          <w:sz w:val="24"/>
-          <w:szCs w:val="24"/>
-        </w:rPr>
-      </w:pPr>
-      <w:r>
-        <w:rPr>
-          <w:rFonts w:ascii="宋体" w:eastAsia="宋体" w:hAnsi="宋体" w:cs="宋体"/>
-          <w:spacing w:val="-1"/>
-          <w:sz w:val="24"/>
-          <w:szCs w:val="24"/>
-        </w:rPr>
+      </w:pPr>
+      <w:r>
         <w:t>国家有关法律、法规及行业标准</w:t>
       </w:r>
     </w:p>
     <w:p>
       <w:pPr>
-        <w:pStyle w:val="1"/>
+        <w:pStyle w:val="26"/>
         <w:keepNext w:val="0"/>
         <w:keepLines w:val="0"/>
         <w:pageBreakBefore w:val="0"/>
@@ -3613,11 +3156,11 @@
         <w:snapToGrid w:val="0"/>
         <w:textAlignment w:val="baseline"/>
       </w:pPr>
-      <w:bookmarkStart w:id="7" w:name="_Toc22785"/>
+      <w:bookmarkStart w:id="6" w:name="_Toc24338"/>
       <w:r>
         <w:t>术语与定义</w:t>
       </w:r>
-      <w:bookmarkEnd w:id="7"/>
+      <w:bookmarkEnd w:id="6"/>
     </w:p>
     <w:p>
       <w:pPr>
@@ -3638,14 +3181,14 @@
         <w:ind w:left="124"/>
         <w:textAlignment w:val="baseline"/>
         <w:rPr>
-          <w:rFonts w:ascii="宋体" w:eastAsia="宋体" w:hAnsi="宋体" w:cs="宋体"/>
-          <w:sz w:val="24"/>
-          <w:szCs w:val="24"/>
-        </w:rPr>
-      </w:pPr>
-      <w:r>
-        <w:rPr>
-          <w:rFonts w:ascii="宋体" w:eastAsia="宋体" w:hAnsi="宋体" w:cs="宋体"/>
+          <w:rFonts w:ascii="宋体" w:hAnsi="宋体" w:eastAsia="宋体" w:cs="宋体"/>
+          <w:sz w:val="24"/>
+          <w:szCs w:val="24"/>
+        </w:rPr>
+      </w:pPr>
+      <w:r>
+        <w:rPr>
+          <w:rFonts w:ascii="宋体" w:hAnsi="宋体" w:eastAsia="宋体" w:cs="宋体"/>
           <w:sz w:val="24"/>
           <w:szCs w:val="24"/>
         </w:rPr>
@@ -3654,7 +3197,7 @@
     </w:p>
     <w:p>
       <w:pPr>
-        <w:pStyle w:val="1"/>
+        <w:pStyle w:val="26"/>
         <w:keepNext w:val="0"/>
         <w:keepLines w:val="0"/>
         <w:pageBreakBefore w:val="0"/>
@@ -3670,11 +3213,11 @@
         <w:snapToGrid w:val="0"/>
         <w:textAlignment w:val="baseline"/>
       </w:pPr>
-      <w:bookmarkStart w:id="8" w:name="_Toc3703"/>
+      <w:bookmarkStart w:id="7" w:name="_Toc10706"/>
       <w:r>
         <w:t>角色与职责</w:t>
       </w:r>
-      <w:bookmarkEnd w:id="8"/>
+      <w:bookmarkEnd w:id="7"/>
     </w:p>
     <w:p>
       <w:pPr>
@@ -3697,16 +3240,16 @@
     </w:p>
     <w:tbl>
       <w:tblPr>
-        <w:tblStyle w:val="TableNormal0"/>
+        <w:tblStyle w:val="24"/>
         <w:tblW w:w="8521" w:type="dxa"/>
         <w:tblInd w:w="5" w:type="dxa"/>
         <w:tblBorders>
-          <w:top w:val="single" w:sz="4" w:space="0" w:color="000000"/>
-          <w:left w:val="single" w:sz="4" w:space="0" w:color="000000"/>
-          <w:bottom w:val="single" w:sz="4" w:space="0" w:color="000000"/>
-          <w:right w:val="single" w:sz="4" w:space="0" w:color="000000"/>
-          <w:insideH w:val="single" w:sz="4" w:space="0" w:color="000000"/>
-          <w:insideV w:val="single" w:sz="4" w:space="0" w:color="000000"/>
+          <w:top w:val="single" w:color="000000" w:sz="4" w:space="0"/>
+          <w:left w:val="single" w:color="000000" w:sz="4" w:space="0"/>
+          <w:bottom w:val="single" w:color="000000" w:sz="4" w:space="0"/>
+          <w:right w:val="single" w:color="000000" w:sz="4" w:space="0"/>
+          <w:insideH w:val="single" w:color="000000" w:sz="4" w:space="0"/>
+          <w:insideV w:val="single" w:color="000000" w:sz="4" w:space="0"/>
         </w:tblBorders>
         <w:tblLayout w:type="fixed"/>
         <w:tblCellMar>
@@ -3723,17 +3266,14 @@
       </w:tblGrid>
       <w:tr>
         <w:tblPrEx>
-          <w:tblW w:w="8521" w:type="dxa"/>
-          <w:tblInd w:w="5" w:type="dxa"/>
           <w:tblBorders>
-            <w:top w:val="single" w:sz="4" w:space="0" w:color="000000"/>
-            <w:left w:val="single" w:sz="4" w:space="0" w:color="000000"/>
-            <w:bottom w:val="single" w:sz="4" w:space="0" w:color="000000"/>
-            <w:right w:val="single" w:sz="4" w:space="0" w:color="000000"/>
-            <w:insideH w:val="single" w:sz="4" w:space="0" w:color="000000"/>
-            <w:insideV w:val="single" w:sz="4" w:space="0" w:color="000000"/>
+            <w:top w:val="single" w:color="000000" w:sz="4" w:space="0"/>
+            <w:left w:val="single" w:color="000000" w:sz="4" w:space="0"/>
+            <w:bottom w:val="single" w:color="000000" w:sz="4" w:space="0"/>
+            <w:right w:val="single" w:color="000000" w:sz="4" w:space="0"/>
+            <w:insideH w:val="single" w:color="000000" w:sz="4" w:space="0"/>
+            <w:insideV w:val="single" w:color="000000" w:sz="4" w:space="0"/>
           </w:tblBorders>
-          <w:tblLayout w:type="fixed"/>
           <w:tblCellMar>
             <w:top w:w="0" w:type="dxa"/>
             <w:left w:w="0" w:type="dxa"/>
@@ -3742,7 +3282,7 @@
           </w:tblCellMar>
         </w:tblPrEx>
         <w:trPr>
-          <w:trHeight w:val="470"/>
+          <w:trHeight w:val="470" w:hRule="atLeast"/>
         </w:trPr>
         <w:tc>
           <w:tcPr>
@@ -3768,14 +3308,14 @@
               <w:ind w:left="802"/>
               <w:textAlignment w:val="baseline"/>
               <w:rPr>
-                <w:rFonts w:ascii="宋体" w:eastAsia="宋体" w:hAnsi="宋体" w:cs="宋体"/>
+                <w:rFonts w:ascii="宋体" w:hAnsi="宋体" w:eastAsia="宋体" w:cs="宋体"/>
                 <w:sz w:val="21"/>
                 <w:szCs w:val="21"/>
               </w:rPr>
             </w:pPr>
             <w:r>
               <w:rPr>
-                <w:rFonts w:ascii="宋体" w:eastAsia="宋体" w:hAnsi="宋体" w:cs="宋体"/>
+                <w:rFonts w:ascii="宋体" w:hAnsi="宋体" w:eastAsia="宋体" w:cs="宋体"/>
                 <w:spacing w:val="-3"/>
                 <w:sz w:val="21"/>
                 <w:szCs w:val="21"/>
@@ -3808,14 +3348,14 @@
               <w:ind w:left="1352"/>
               <w:textAlignment w:val="baseline"/>
               <w:rPr>
-                <w:rFonts w:ascii="宋体" w:eastAsia="宋体" w:hAnsi="宋体" w:cs="宋体"/>
+                <w:rFonts w:ascii="宋体" w:hAnsi="宋体" w:eastAsia="宋体" w:cs="宋体"/>
                 <w:sz w:val="21"/>
                 <w:szCs w:val="21"/>
               </w:rPr>
             </w:pPr>
             <w:r>
               <w:rPr>
-                <w:rFonts w:ascii="宋体" w:eastAsia="宋体" w:hAnsi="宋体" w:cs="宋体"/>
+                <w:rFonts w:ascii="宋体" w:hAnsi="宋体" w:eastAsia="宋体" w:cs="宋体"/>
                 <w:spacing w:val="-3"/>
                 <w:sz w:val="21"/>
                 <w:szCs w:val="21"/>
@@ -3848,14 +3388,14 @@
               <w:ind w:left="148"/>
               <w:textAlignment w:val="baseline"/>
               <w:rPr>
-                <w:rFonts w:ascii="宋体" w:eastAsia="宋体" w:hAnsi="宋体" w:cs="宋体"/>
+                <w:rFonts w:ascii="宋体" w:hAnsi="宋体" w:eastAsia="宋体" w:cs="宋体"/>
                 <w:sz w:val="21"/>
                 <w:szCs w:val="21"/>
               </w:rPr>
             </w:pPr>
             <w:r>
               <w:rPr>
-                <w:rFonts w:ascii="宋体" w:eastAsia="宋体" w:hAnsi="宋体" w:cs="宋体"/>
+                <w:rFonts w:ascii="宋体" w:hAnsi="宋体" w:eastAsia="宋体" w:cs="宋体"/>
                 <w:spacing w:val="-3"/>
                 <w:sz w:val="21"/>
                 <w:szCs w:val="21"/>
@@ -3867,9 +3407,14 @@
       </w:tr>
       <w:tr>
         <w:tblPrEx>
-          <w:tblW w:w="8521" w:type="dxa"/>
-          <w:tblInd w:w="5" w:type="dxa"/>
-          <w:tblLayout w:type="fixed"/>
+          <w:tblBorders>
+            <w:top w:val="single" w:color="000000" w:sz="4" w:space="0"/>
+            <w:left w:val="single" w:color="000000" w:sz="4" w:space="0"/>
+            <w:bottom w:val="single" w:color="000000" w:sz="4" w:space="0"/>
+            <w:right w:val="single" w:color="000000" w:sz="4" w:space="0"/>
+            <w:insideH w:val="single" w:color="000000" w:sz="4" w:space="0"/>
+            <w:insideV w:val="single" w:color="000000" w:sz="4" w:space="0"/>
+          </w:tblBorders>
           <w:tblCellMar>
             <w:top w:w="0" w:type="dxa"/>
             <w:left w:w="0" w:type="dxa"/>
@@ -3878,7 +3423,7 @@
           </w:tblCellMar>
         </w:tblPrEx>
         <w:trPr>
-          <w:trHeight w:val="466"/>
+          <w:trHeight w:val="466" w:hRule="atLeast"/>
         </w:trPr>
         <w:tc>
           <w:tcPr>
@@ -3903,14 +3448,14 @@
               <w:ind w:left="482"/>
               <w:textAlignment w:val="baseline"/>
               <w:rPr>
-                <w:rFonts w:ascii="宋体" w:eastAsia="宋体" w:hAnsi="宋体" w:cs="宋体"/>
+                <w:rFonts w:ascii="宋体" w:hAnsi="宋体" w:eastAsia="宋体" w:cs="宋体"/>
                 <w:sz w:val="21"/>
                 <w:szCs w:val="21"/>
               </w:rPr>
             </w:pPr>
             <w:r>
               <w:rPr>
-                <w:rFonts w:ascii="宋体" w:eastAsia="宋体" w:hAnsi="宋体" w:cs="宋体"/>
+                <w:rFonts w:ascii="宋体" w:hAnsi="宋体" w:eastAsia="宋体" w:cs="宋体"/>
                 <w:spacing w:val="-2"/>
                 <w:sz w:val="21"/>
                 <w:szCs w:val="21"/>
@@ -3942,14 +3487,14 @@
               <w:ind w:left="519"/>
               <w:textAlignment w:val="baseline"/>
               <w:rPr>
-                <w:rFonts w:ascii="宋体" w:eastAsia="宋体" w:hAnsi="宋体" w:cs="宋体"/>
+                <w:rFonts w:ascii="宋体" w:hAnsi="宋体" w:eastAsia="宋体" w:cs="宋体"/>
                 <w:sz w:val="21"/>
                 <w:szCs w:val="21"/>
               </w:rPr>
             </w:pPr>
             <w:r>
               <w:rPr>
-                <w:rFonts w:ascii="宋体" w:eastAsia="宋体" w:hAnsi="宋体" w:cs="宋体"/>
+                <w:rFonts w:ascii="宋体" w:hAnsi="宋体" w:eastAsia="宋体" w:cs="宋体"/>
                 <w:spacing w:val="-2"/>
                 <w:sz w:val="21"/>
                 <w:szCs w:val="21"/>
@@ -3981,7 +3526,7 @@
               <w:ind w:left="1071"/>
               <w:textAlignment w:val="baseline"/>
               <w:rPr>
-                <w:rFonts w:ascii="宋体" w:eastAsia="宋体" w:hAnsi="宋体" w:cs="宋体" w:hint="default"/>
+                <w:rFonts w:hint="default" w:ascii="宋体" w:hAnsi="宋体" w:eastAsia="宋体" w:cs="宋体"/>
                 <w:sz w:val="21"/>
                 <w:szCs w:val="21"/>
                 <w:lang w:val="en-US" w:eastAsia="zh-CN"/>
@@ -3989,7 +3534,7 @@
             </w:pPr>
             <w:r>
               <w:rPr>
-                <w:rFonts w:ascii="宋体" w:eastAsia="宋体" w:hAnsi="宋体" w:cs="宋体"/>
+                <w:rFonts w:ascii="宋体" w:hAnsi="宋体" w:eastAsia="宋体" w:cs="宋体"/>
                 <w:spacing w:val="-2"/>
                 <w:sz w:val="21"/>
                 <w:szCs w:val="21"/>
@@ -3998,7 +3543,7 @@
             </w:r>
             <w:r>
               <w:rPr>
-                <w:rFonts w:ascii="宋体" w:eastAsia="宋体" w:hAnsi="宋体" w:cs="宋体" w:hint="eastAsia"/>
+                <w:rFonts w:hint="eastAsia" w:ascii="宋体" w:hAnsi="宋体" w:eastAsia="宋体" w:cs="宋体"/>
                 <w:spacing w:val="-2"/>
                 <w:sz w:val="21"/>
                 <w:szCs w:val="21"/>
@@ -4011,9 +3556,14 @@
       </w:tr>
       <w:tr>
         <w:tblPrEx>
-          <w:tblW w:w="8521" w:type="dxa"/>
-          <w:tblInd w:w="5" w:type="dxa"/>
-          <w:tblLayout w:type="fixed"/>
+          <w:tblBorders>
+            <w:top w:val="single" w:color="000000" w:sz="4" w:space="0"/>
+            <w:left w:val="single" w:color="000000" w:sz="4" w:space="0"/>
+            <w:bottom w:val="single" w:color="000000" w:sz="4" w:space="0"/>
+            <w:right w:val="single" w:color="000000" w:sz="4" w:space="0"/>
+            <w:insideH w:val="single" w:color="000000" w:sz="4" w:space="0"/>
+            <w:insideV w:val="single" w:color="000000" w:sz="4" w:space="0"/>
+          </w:tblBorders>
           <w:tblCellMar>
             <w:top w:w="0" w:type="dxa"/>
             <w:left w:w="0" w:type="dxa"/>
@@ -4022,7 +3572,7 @@
           </w:tblCellMar>
         </w:tblPrEx>
         <w:trPr>
-          <w:trHeight w:val="466"/>
+          <w:trHeight w:val="466" w:hRule="atLeast"/>
         </w:trPr>
         <w:tc>
           <w:tcPr>
@@ -4047,14 +3597,14 @@
               <w:ind w:left="482"/>
               <w:textAlignment w:val="baseline"/>
               <w:rPr>
-                <w:rFonts w:ascii="宋体" w:eastAsia="宋体" w:hAnsi="宋体" w:cs="宋体"/>
+                <w:rFonts w:ascii="宋体" w:hAnsi="宋体" w:eastAsia="宋体" w:cs="宋体"/>
                 <w:sz w:val="21"/>
                 <w:szCs w:val="21"/>
               </w:rPr>
             </w:pPr>
             <w:r>
               <w:rPr>
-                <w:rFonts w:ascii="宋体" w:eastAsia="宋体" w:hAnsi="宋体" w:cs="宋体"/>
+                <w:rFonts w:ascii="宋体" w:hAnsi="宋体" w:eastAsia="宋体" w:cs="宋体"/>
                 <w:spacing w:val="-2"/>
                 <w:sz w:val="21"/>
                 <w:szCs w:val="21"/>
@@ -4086,14 +3636,14 @@
               <w:ind w:left="1037"/>
               <w:textAlignment w:val="baseline"/>
               <w:rPr>
-                <w:rFonts w:ascii="宋体" w:eastAsia="宋体" w:hAnsi="宋体" w:cs="宋体"/>
+                <w:rFonts w:ascii="宋体" w:hAnsi="宋体" w:eastAsia="宋体" w:cs="宋体"/>
                 <w:sz w:val="21"/>
                 <w:szCs w:val="21"/>
               </w:rPr>
             </w:pPr>
             <w:r>
               <w:rPr>
-                <w:rFonts w:ascii="宋体" w:eastAsia="宋体" w:hAnsi="宋体" w:cs="宋体"/>
+                <w:rFonts w:ascii="宋体" w:hAnsi="宋体" w:eastAsia="宋体" w:cs="宋体"/>
                 <w:spacing w:val="-2"/>
                 <w:sz w:val="21"/>
                 <w:szCs w:val="21"/>
@@ -4125,14 +3675,14 @@
               <w:ind w:left="1284"/>
               <w:textAlignment w:val="baseline"/>
               <w:rPr>
-                <w:rFonts w:ascii="宋体" w:eastAsia="宋体" w:hAnsi="宋体" w:cs="宋体"/>
+                <w:rFonts w:ascii="宋体" w:hAnsi="宋体" w:eastAsia="宋体" w:cs="宋体"/>
                 <w:sz w:val="21"/>
                 <w:szCs w:val="21"/>
               </w:rPr>
             </w:pPr>
             <w:r>
               <w:rPr>
-                <w:rFonts w:ascii="宋体" w:eastAsia="宋体" w:hAnsi="宋体" w:cs="宋体"/>
+                <w:rFonts w:ascii="宋体" w:hAnsi="宋体" w:eastAsia="宋体" w:cs="宋体"/>
                 <w:spacing w:val="-3"/>
                 <w:sz w:val="21"/>
                 <w:szCs w:val="21"/>
@@ -4144,9 +3694,14 @@
       </w:tr>
       <w:tr>
         <w:tblPrEx>
-          <w:tblW w:w="8521" w:type="dxa"/>
-          <w:tblInd w:w="5" w:type="dxa"/>
-          <w:tblLayout w:type="fixed"/>
+          <w:tblBorders>
+            <w:top w:val="single" w:color="000000" w:sz="4" w:space="0"/>
+            <w:left w:val="single" w:color="000000" w:sz="4" w:space="0"/>
+            <w:bottom w:val="single" w:color="000000" w:sz="4" w:space="0"/>
+            <w:right w:val="single" w:color="000000" w:sz="4" w:space="0"/>
+            <w:insideH w:val="single" w:color="000000" w:sz="4" w:space="0"/>
+            <w:insideV w:val="single" w:color="000000" w:sz="4" w:space="0"/>
+          </w:tblBorders>
           <w:tblCellMar>
             <w:top w:w="0" w:type="dxa"/>
             <w:left w:w="0" w:type="dxa"/>
@@ -4155,7 +3710,7 @@
           </w:tblCellMar>
         </w:tblPrEx>
         <w:trPr>
-          <w:trHeight w:val="470"/>
+          <w:trHeight w:val="470" w:hRule="atLeast"/>
         </w:trPr>
         <w:tc>
           <w:tcPr>
@@ -4180,14 +3735,14 @@
               <w:ind w:left="704"/>
               <w:textAlignment w:val="baseline"/>
               <w:rPr>
-                <w:rFonts w:ascii="宋体" w:eastAsia="宋体" w:hAnsi="宋体" w:cs="宋体"/>
+                <w:rFonts w:ascii="宋体" w:hAnsi="宋体" w:eastAsia="宋体" w:cs="宋体"/>
                 <w:sz w:val="21"/>
                 <w:szCs w:val="21"/>
               </w:rPr>
             </w:pPr>
             <w:r>
               <w:rPr>
-                <w:rFonts w:ascii="宋体" w:eastAsia="宋体" w:hAnsi="宋体" w:cs="宋体"/>
+                <w:rFonts w:ascii="宋体" w:hAnsi="宋体" w:eastAsia="宋体" w:cs="宋体"/>
                 <w:spacing w:val="-5"/>
                 <w:sz w:val="21"/>
                 <w:szCs w:val="21"/>
@@ -4219,14 +3774,14 @@
               <w:ind w:left="1037"/>
               <w:textAlignment w:val="baseline"/>
               <w:rPr>
-                <w:rFonts w:ascii="宋体" w:eastAsia="宋体" w:hAnsi="宋体" w:cs="宋体"/>
+                <w:rFonts w:ascii="宋体" w:hAnsi="宋体" w:eastAsia="宋体" w:cs="宋体"/>
                 <w:sz w:val="21"/>
                 <w:szCs w:val="21"/>
               </w:rPr>
             </w:pPr>
             <w:r>
               <w:rPr>
-                <w:rFonts w:ascii="宋体" w:eastAsia="宋体" w:hAnsi="宋体" w:cs="宋体"/>
+                <w:rFonts w:ascii="宋体" w:hAnsi="宋体" w:eastAsia="宋体" w:cs="宋体"/>
                 <w:spacing w:val="-2"/>
                 <w:sz w:val="21"/>
                 <w:szCs w:val="21"/>
@@ -4258,14 +3813,14 @@
               <w:ind w:left="1391"/>
               <w:textAlignment w:val="baseline"/>
               <w:rPr>
-                <w:rFonts w:ascii="宋体" w:eastAsia="宋体" w:hAnsi="宋体" w:cs="宋体"/>
+                <w:rFonts w:ascii="宋体" w:hAnsi="宋体" w:eastAsia="宋体" w:cs="宋体"/>
                 <w:sz w:val="21"/>
                 <w:szCs w:val="21"/>
               </w:rPr>
             </w:pPr>
             <w:r>
               <w:rPr>
-                <w:rFonts w:ascii="宋体" w:eastAsia="宋体" w:hAnsi="宋体" w:cs="宋体"/>
+                <w:rFonts w:ascii="宋体" w:hAnsi="宋体" w:eastAsia="宋体" w:cs="宋体"/>
                 <w:spacing w:val="-4"/>
                 <w:sz w:val="21"/>
                 <w:szCs w:val="21"/>
@@ -4278,7 +3833,7 @@
     </w:tbl>
     <w:p>
       <w:pPr>
-        <w:pStyle w:val="1"/>
+        <w:pStyle w:val="26"/>
         <w:keepNext w:val="0"/>
         <w:keepLines w:val="0"/>
         <w:pageBreakBefore w:val="0"/>
@@ -4294,15 +3849,15 @@
         <w:snapToGrid w:val="0"/>
         <w:textAlignment w:val="baseline"/>
       </w:pPr>
-      <w:bookmarkStart w:id="9" w:name="_Toc13130"/>
+      <w:bookmarkStart w:id="8" w:name="_Toc20301"/>
       <w:r>
         <w:t>内部信息沟通类别</w:t>
       </w:r>
-      <w:bookmarkEnd w:id="9"/>
-    </w:p>
-    <w:p>
-      <w:pPr>
-        <w:pStyle w:val="2"/>
+      <w:bookmarkEnd w:id="8"/>
+    </w:p>
+    <w:p>
+      <w:pPr>
+        <w:pStyle w:val="28"/>
         <w:keepNext w:val="0"/>
         <w:keepLines w:val="0"/>
         <w:pageBreakBefore w:val="0"/>
@@ -4318,13 +3873,13 @@
         <w:snapToGrid w:val="0"/>
         <w:textAlignment w:val="baseline"/>
       </w:pPr>
-      <w:bookmarkStart w:id="10" w:name="bookmark19"/>
+      <w:bookmarkStart w:id="9" w:name="bookmark19"/>
+      <w:bookmarkEnd w:id="9"/>
+      <w:bookmarkStart w:id="10" w:name="_Toc27802"/>
+      <w:r>
+        <w:t>内部信息沟通类别</w:t>
+      </w:r>
       <w:bookmarkEnd w:id="10"/>
-      <w:bookmarkStart w:id="11" w:name="_Toc28446"/>
-      <w:r>
-        <w:t>内部信息沟通类别</w:t>
-      </w:r>
-      <w:bookmarkEnd w:id="11"/>
     </w:p>
     <w:p>
       <w:pPr>
@@ -4346,18 +3901,18 @@
         <w:adjustRightInd w:val="0"/>
         <w:snapToGrid w:val="0"/>
         <w:spacing w:line="360" w:lineRule="auto"/>
-        <w:ind w:left="425" w:hanging="425" w:leftChars="0" w:firstLineChars="0"/>
+        <w:ind w:left="425" w:leftChars="0" w:hanging="425" w:firstLineChars="0"/>
         <w:textAlignment w:val="baseline"/>
         <w:rPr>
-          <w:rFonts w:ascii="宋体" w:eastAsia="宋体" w:hAnsi="宋体" w:cs="宋体"/>
-          <w:spacing w:val="-1"/>
-          <w:sz w:val="24"/>
-          <w:szCs w:val="24"/>
-        </w:rPr>
-      </w:pPr>
-      <w:r>
-        <w:rPr>
-          <w:rFonts w:ascii="宋体" w:eastAsia="宋体" w:hAnsi="宋体" w:cs="宋体"/>
+          <w:rFonts w:ascii="宋体" w:hAnsi="宋体" w:eastAsia="宋体" w:cs="宋体"/>
+          <w:spacing w:val="-1"/>
+          <w:sz w:val="24"/>
+          <w:szCs w:val="24"/>
+        </w:rPr>
+      </w:pPr>
+      <w:r>
+        <w:rPr>
+          <w:rFonts w:ascii="宋体" w:hAnsi="宋体" w:eastAsia="宋体" w:cs="宋体"/>
           <w:spacing w:val="-1"/>
           <w:sz w:val="24"/>
           <w:szCs w:val="24"/>
@@ -4385,18 +3940,18 @@
         <w:adjustRightInd w:val="0"/>
         <w:snapToGrid w:val="0"/>
         <w:spacing w:line="360" w:lineRule="auto"/>
-        <w:ind w:left="425" w:hanging="425" w:leftChars="0" w:firstLineChars="0"/>
+        <w:ind w:left="425" w:leftChars="0" w:hanging="425" w:firstLineChars="0"/>
         <w:textAlignment w:val="baseline"/>
         <w:rPr>
-          <w:rFonts w:ascii="宋体" w:eastAsia="宋体" w:hAnsi="宋体" w:cs="宋体"/>
-          <w:spacing w:val="-1"/>
-          <w:sz w:val="24"/>
-          <w:szCs w:val="24"/>
-        </w:rPr>
-      </w:pPr>
-      <w:r>
-        <w:rPr>
-          <w:rFonts w:ascii="宋体" w:eastAsia="宋体" w:hAnsi="宋体" w:cs="宋体"/>
+          <w:rFonts w:ascii="宋体" w:hAnsi="宋体" w:eastAsia="宋体" w:cs="宋体"/>
+          <w:spacing w:val="-1"/>
+          <w:sz w:val="24"/>
+          <w:szCs w:val="24"/>
+        </w:rPr>
+      </w:pPr>
+      <w:r>
+        <w:rPr>
+          <w:rFonts w:ascii="宋体" w:hAnsi="宋体" w:eastAsia="宋体" w:cs="宋体"/>
           <w:spacing w:val="-1"/>
           <w:sz w:val="24"/>
           <w:szCs w:val="24"/>
@@ -4424,18 +3979,18 @@
         <w:adjustRightInd w:val="0"/>
         <w:snapToGrid w:val="0"/>
         <w:spacing w:line="360" w:lineRule="auto"/>
-        <w:ind w:left="425" w:hanging="425" w:leftChars="0" w:firstLineChars="0"/>
+        <w:ind w:left="425" w:leftChars="0" w:hanging="425" w:firstLineChars="0"/>
         <w:textAlignment w:val="baseline"/>
         <w:rPr>
-          <w:rFonts w:ascii="宋体" w:eastAsia="宋体" w:hAnsi="宋体" w:cs="宋体"/>
-          <w:spacing w:val="-1"/>
-          <w:sz w:val="24"/>
-          <w:szCs w:val="24"/>
-        </w:rPr>
-      </w:pPr>
-      <w:r>
-        <w:rPr>
-          <w:rFonts w:ascii="宋体" w:eastAsia="宋体" w:hAnsi="宋体" w:cs="宋体"/>
+          <w:rFonts w:ascii="宋体" w:hAnsi="宋体" w:eastAsia="宋体" w:cs="宋体"/>
+          <w:spacing w:val="-1"/>
+          <w:sz w:val="24"/>
+          <w:szCs w:val="24"/>
+        </w:rPr>
+      </w:pPr>
+      <w:r>
+        <w:rPr>
+          <w:rFonts w:ascii="宋体" w:hAnsi="宋体" w:eastAsia="宋体" w:cs="宋体"/>
           <w:spacing w:val="-1"/>
           <w:sz w:val="24"/>
           <w:szCs w:val="24"/>
@@ -4463,18 +4018,18 @@
         <w:adjustRightInd w:val="0"/>
         <w:snapToGrid w:val="0"/>
         <w:spacing w:line="360" w:lineRule="auto"/>
-        <w:ind w:left="425" w:hanging="425" w:leftChars="0" w:firstLineChars="0"/>
+        <w:ind w:left="425" w:leftChars="0" w:hanging="425" w:firstLineChars="0"/>
         <w:textAlignment w:val="baseline"/>
         <w:rPr>
-          <w:rFonts w:ascii="宋体" w:eastAsia="宋体" w:hAnsi="宋体" w:cs="宋体"/>
-          <w:spacing w:val="-1"/>
-          <w:sz w:val="24"/>
-          <w:szCs w:val="24"/>
-        </w:rPr>
-      </w:pPr>
-      <w:r>
-        <w:rPr>
-          <w:rFonts w:ascii="宋体" w:eastAsia="宋体" w:hAnsi="宋体" w:cs="宋体"/>
+          <w:rFonts w:ascii="宋体" w:hAnsi="宋体" w:eastAsia="宋体" w:cs="宋体"/>
+          <w:spacing w:val="-1"/>
+          <w:sz w:val="24"/>
+          <w:szCs w:val="24"/>
+        </w:rPr>
+      </w:pPr>
+      <w:r>
+        <w:rPr>
+          <w:rFonts w:ascii="宋体" w:hAnsi="宋体" w:eastAsia="宋体" w:cs="宋体"/>
           <w:spacing w:val="-1"/>
           <w:sz w:val="24"/>
           <w:szCs w:val="24"/>
@@ -4502,18 +4057,18 @@
         <w:adjustRightInd w:val="0"/>
         <w:snapToGrid w:val="0"/>
         <w:spacing w:line="360" w:lineRule="auto"/>
-        <w:ind w:left="425" w:hanging="425" w:leftChars="0" w:firstLineChars="0"/>
+        <w:ind w:left="425" w:leftChars="0" w:hanging="425" w:firstLineChars="0"/>
         <w:textAlignment w:val="baseline"/>
         <w:rPr>
-          <w:rFonts w:ascii="宋体" w:eastAsia="宋体" w:hAnsi="宋体" w:cs="宋体"/>
-          <w:spacing w:val="-1"/>
-          <w:sz w:val="24"/>
-          <w:szCs w:val="24"/>
-        </w:rPr>
-      </w:pPr>
-      <w:r>
-        <w:rPr>
-          <w:rFonts w:ascii="宋体" w:eastAsia="宋体" w:hAnsi="宋体" w:cs="宋体"/>
+          <w:rFonts w:ascii="宋体" w:hAnsi="宋体" w:eastAsia="宋体" w:cs="宋体"/>
+          <w:spacing w:val="-1"/>
+          <w:sz w:val="24"/>
+          <w:szCs w:val="24"/>
+        </w:rPr>
+      </w:pPr>
+      <w:r>
+        <w:rPr>
+          <w:rFonts w:ascii="宋体" w:hAnsi="宋体" w:eastAsia="宋体" w:cs="宋体"/>
           <w:spacing w:val="-1"/>
           <w:sz w:val="24"/>
           <w:szCs w:val="24"/>
@@ -4541,18 +4096,18 @@
         <w:adjustRightInd w:val="0"/>
         <w:snapToGrid w:val="0"/>
         <w:spacing w:line="360" w:lineRule="auto"/>
-        <w:ind w:left="425" w:hanging="425" w:leftChars="0" w:firstLineChars="0"/>
+        <w:ind w:left="425" w:leftChars="0" w:hanging="425" w:firstLineChars="0"/>
         <w:textAlignment w:val="baseline"/>
         <w:rPr>
-          <w:rFonts w:ascii="宋体" w:eastAsia="宋体" w:hAnsi="宋体" w:cs="宋体"/>
-          <w:spacing w:val="-1"/>
-          <w:sz w:val="24"/>
-          <w:szCs w:val="24"/>
-        </w:rPr>
-      </w:pPr>
-      <w:r>
-        <w:rPr>
-          <w:rFonts w:ascii="宋体" w:eastAsia="宋体" w:hAnsi="宋体" w:cs="宋体"/>
+          <w:rFonts w:ascii="宋体" w:hAnsi="宋体" w:eastAsia="宋体" w:cs="宋体"/>
+          <w:spacing w:val="-1"/>
+          <w:sz w:val="24"/>
+          <w:szCs w:val="24"/>
+        </w:rPr>
+      </w:pPr>
+      <w:r>
+        <w:rPr>
+          <w:rFonts w:ascii="宋体" w:hAnsi="宋体" w:eastAsia="宋体" w:cs="宋体"/>
           <w:spacing w:val="-1"/>
           <w:sz w:val="24"/>
           <w:szCs w:val="24"/>
@@ -4562,7 +4117,7 @@
     </w:p>
     <w:p>
       <w:pPr>
-        <w:pStyle w:val="1"/>
+        <w:pStyle w:val="26"/>
         <w:keepNext w:val="0"/>
         <w:keepLines w:val="0"/>
         <w:pageBreakBefore w:val="0"/>
@@ -4578,11 +4133,11 @@
         <w:snapToGrid w:val="0"/>
         <w:textAlignment w:val="baseline"/>
       </w:pPr>
-      <w:bookmarkStart w:id="12" w:name="_Toc3815"/>
+      <w:bookmarkStart w:id="11" w:name="_Toc20134"/>
       <w:r>
         <w:t>内部信息沟通管理部门</w:t>
       </w:r>
-      <w:bookmarkEnd w:id="12"/>
+      <w:bookmarkEnd w:id="11"/>
     </w:p>
     <w:p>
       <w:pPr>
@@ -4600,18 +4155,18 @@
         <w:adjustRightInd w:val="0"/>
         <w:snapToGrid w:val="0"/>
         <w:spacing w:line="360" w:lineRule="auto"/>
-        <w:ind w:left="0" w:right="0" w:firstLine="420" w:firstLineChars="200"/>
+        <w:ind w:left="0" w:right="0" w:firstLine="476" w:firstLineChars="200"/>
         <w:textAlignment w:val="baseline"/>
         <w:rPr>
-          <w:rFonts w:ascii="宋体" w:eastAsia="宋体" w:hAnsi="宋体" w:cs="宋体"/>
-          <w:spacing w:val="-1"/>
-          <w:sz w:val="24"/>
-          <w:szCs w:val="24"/>
-        </w:rPr>
-      </w:pPr>
-      <w:r>
-        <w:rPr>
-          <w:rFonts w:ascii="宋体" w:eastAsia="宋体" w:hAnsi="宋体" w:cs="宋体"/>
+          <w:rFonts w:ascii="宋体" w:hAnsi="宋体" w:eastAsia="宋体" w:cs="宋体"/>
+          <w:spacing w:val="-1"/>
+          <w:sz w:val="24"/>
+          <w:szCs w:val="24"/>
+        </w:rPr>
+      </w:pPr>
+      <w:r>
+        <w:rPr>
+          <w:rFonts w:ascii="宋体" w:hAnsi="宋体" w:eastAsia="宋体" w:cs="宋体"/>
           <w:spacing w:val="-1"/>
           <w:sz w:val="24"/>
           <w:szCs w:val="24"/>
@@ -4621,7 +4176,7 @@
     </w:p>
     <w:p>
       <w:pPr>
-        <w:pStyle w:val="1"/>
+        <w:pStyle w:val="26"/>
         <w:keepNext w:val="0"/>
         <w:keepLines w:val="0"/>
         <w:pageBreakBefore w:val="0"/>
@@ -4637,15 +4192,15 @@
         <w:snapToGrid w:val="0"/>
         <w:textAlignment w:val="baseline"/>
       </w:pPr>
-      <w:bookmarkStart w:id="13" w:name="_Toc32560"/>
+      <w:bookmarkStart w:id="12" w:name="_Toc4376"/>
       <w:r>
         <w:t>内部信息沟通工作要求</w:t>
       </w:r>
-      <w:bookmarkEnd w:id="13"/>
-    </w:p>
-    <w:p>
-      <w:pPr>
-        <w:pStyle w:val="2"/>
+      <w:bookmarkEnd w:id="12"/>
+    </w:p>
+    <w:p>
+      <w:pPr>
+        <w:pStyle w:val="28"/>
         <w:keepNext w:val="0"/>
         <w:keepLines w:val="0"/>
         <w:pageBreakBefore w:val="0"/>
@@ -4661,11 +4216,11 @@
         <w:snapToGrid w:val="0"/>
         <w:textAlignment w:val="baseline"/>
       </w:pPr>
-      <w:bookmarkStart w:id="14" w:name="_Toc8982"/>
+      <w:bookmarkStart w:id="13" w:name="_Toc3244"/>
       <w:r>
         <w:t>文书类信息沟通</w:t>
       </w:r>
-      <w:bookmarkEnd w:id="14"/>
+      <w:bookmarkEnd w:id="13"/>
     </w:p>
     <w:p>
       <w:pPr>
@@ -4687,10 +4242,10 @@
         <w:adjustRightInd w:val="0"/>
         <w:snapToGrid w:val="0"/>
         <w:spacing w:line="360" w:lineRule="auto"/>
-        <w:ind w:left="425" w:hanging="425" w:leftChars="0" w:firstLineChars="0"/>
+        <w:ind w:left="425" w:leftChars="0" w:hanging="425" w:firstLineChars="0"/>
         <w:textAlignment w:val="baseline"/>
         <w:rPr>
-          <w:rFonts w:ascii="宋体" w:eastAsia="宋体" w:hAnsi="宋体" w:cs="宋体" w:hint="eastAsia"/>
+          <w:rFonts w:hint="eastAsia" w:ascii="宋体" w:hAnsi="宋体" w:eastAsia="宋体" w:cs="宋体"/>
           <w:spacing w:val="-1"/>
           <w:sz w:val="24"/>
           <w:szCs w:val="24"/>
@@ -4699,7 +4254,7 @@
       </w:pPr>
       <w:r>
         <w:rPr>
-          <w:rFonts w:ascii="宋体" w:eastAsia="宋体" w:hAnsi="宋体" w:cs="宋体"/>
+          <w:rFonts w:ascii="宋体" w:hAnsi="宋体" w:eastAsia="宋体" w:cs="宋体"/>
           <w:spacing w:val="-1"/>
           <w:sz w:val="24"/>
           <w:szCs w:val="24"/>
@@ -4708,7 +4263,7 @@
       </w:r>
       <w:r>
         <w:rPr>
-          <w:rFonts w:ascii="宋体" w:eastAsia="宋体" w:hAnsi="宋体" w:cs="宋体" w:hint="eastAsia"/>
+          <w:rFonts w:hint="eastAsia" w:ascii="宋体" w:hAnsi="宋体" w:eastAsia="宋体" w:cs="宋体"/>
           <w:spacing w:val="-1"/>
           <w:sz w:val="24"/>
           <w:szCs w:val="24"/>
@@ -4737,18 +4292,18 @@
         <w:adjustRightInd w:val="0"/>
         <w:snapToGrid w:val="0"/>
         <w:spacing w:line="360" w:lineRule="auto"/>
-        <w:ind w:left="425" w:hanging="425" w:leftChars="0" w:firstLineChars="0"/>
+        <w:ind w:left="425" w:leftChars="0" w:hanging="425" w:firstLineChars="0"/>
         <w:textAlignment w:val="baseline"/>
         <w:rPr>
-          <w:rFonts w:ascii="宋体" w:eastAsia="宋体" w:hAnsi="宋体" w:cs="宋体"/>
-          <w:spacing w:val="-1"/>
-          <w:sz w:val="24"/>
-          <w:szCs w:val="24"/>
-        </w:rPr>
-      </w:pPr>
-      <w:r>
-        <w:rPr>
-          <w:rFonts w:ascii="宋体" w:eastAsia="宋体" w:hAnsi="宋体" w:cs="宋体"/>
+          <w:rFonts w:ascii="宋体" w:hAnsi="宋体" w:eastAsia="宋体" w:cs="宋体"/>
+          <w:spacing w:val="-1"/>
+          <w:sz w:val="24"/>
+          <w:szCs w:val="24"/>
+        </w:rPr>
+      </w:pPr>
+      <w:r>
+        <w:rPr>
+          <w:rFonts w:ascii="宋体" w:hAnsi="宋体" w:eastAsia="宋体" w:cs="宋体"/>
           <w:spacing w:val="-1"/>
           <w:sz w:val="24"/>
           <w:szCs w:val="24"/>
@@ -4776,18 +4331,18 @@
         <w:adjustRightInd w:val="0"/>
         <w:snapToGrid w:val="0"/>
         <w:spacing w:line="360" w:lineRule="auto"/>
-        <w:ind w:left="425" w:hanging="425" w:leftChars="0" w:firstLineChars="0"/>
+        <w:ind w:left="425" w:leftChars="0" w:hanging="425" w:firstLineChars="0"/>
         <w:textAlignment w:val="baseline"/>
         <w:rPr>
-          <w:rFonts w:ascii="宋体" w:eastAsia="宋体" w:hAnsi="宋体" w:cs="宋体"/>
-          <w:spacing w:val="-1"/>
-          <w:sz w:val="24"/>
-          <w:szCs w:val="24"/>
-        </w:rPr>
-      </w:pPr>
-      <w:r>
-        <w:rPr>
-          <w:rFonts w:ascii="宋体" w:eastAsia="宋体" w:hAnsi="宋体" w:cs="宋体"/>
+          <w:rFonts w:ascii="宋体" w:hAnsi="宋体" w:eastAsia="宋体" w:cs="宋体"/>
+          <w:spacing w:val="-1"/>
+          <w:sz w:val="24"/>
+          <w:szCs w:val="24"/>
+        </w:rPr>
+      </w:pPr>
+      <w:r>
+        <w:rPr>
+          <w:rFonts w:ascii="宋体" w:hAnsi="宋体" w:eastAsia="宋体" w:cs="宋体"/>
           <w:spacing w:val="-1"/>
           <w:sz w:val="24"/>
           <w:szCs w:val="24"/>
@@ -4797,7 +4352,7 @@
     </w:p>
     <w:p>
       <w:pPr>
-        <w:pStyle w:val="2"/>
+        <w:pStyle w:val="28"/>
         <w:keepNext w:val="0"/>
         <w:keepLines w:val="0"/>
         <w:pageBreakBefore w:val="0"/>
@@ -4813,11 +4368,11 @@
         <w:snapToGrid w:val="0"/>
         <w:textAlignment w:val="baseline"/>
       </w:pPr>
-      <w:bookmarkStart w:id="15" w:name="_Toc28179"/>
+      <w:bookmarkStart w:id="14" w:name="_Toc6947"/>
       <w:r>
         <w:t>会议沟通</w:t>
       </w:r>
-      <w:bookmarkEnd w:id="15"/>
+      <w:bookmarkEnd w:id="14"/>
     </w:p>
     <w:p>
       <w:pPr>
@@ -4839,18 +4394,18 @@
         <w:adjustRightInd w:val="0"/>
         <w:snapToGrid w:val="0"/>
         <w:spacing w:line="360" w:lineRule="auto"/>
-        <w:ind w:left="425" w:hanging="425" w:leftChars="0" w:firstLineChars="0"/>
+        <w:ind w:left="425" w:leftChars="0" w:hanging="425" w:firstLineChars="0"/>
         <w:textAlignment w:val="baseline"/>
         <w:rPr>
-          <w:rFonts w:ascii="宋体" w:eastAsia="宋体" w:hAnsi="宋体" w:cs="宋体"/>
-          <w:spacing w:val="-1"/>
-          <w:sz w:val="24"/>
-          <w:szCs w:val="24"/>
-        </w:rPr>
-      </w:pPr>
-      <w:r>
-        <w:rPr>
-          <w:rFonts w:ascii="宋体" w:eastAsia="宋体" w:hAnsi="宋体" w:cs="宋体"/>
+          <w:rFonts w:ascii="宋体" w:hAnsi="宋体" w:eastAsia="宋体" w:cs="宋体"/>
+          <w:spacing w:val="-1"/>
+          <w:sz w:val="24"/>
+          <w:szCs w:val="24"/>
+        </w:rPr>
+      </w:pPr>
+      <w:r>
+        <w:rPr>
+          <w:rFonts w:ascii="宋体" w:hAnsi="宋体" w:eastAsia="宋体" w:cs="宋体"/>
           <w:spacing w:val="-1"/>
           <w:sz w:val="24"/>
           <w:szCs w:val="24"/>
@@ -4878,18 +4433,18 @@
         <w:adjustRightInd w:val="0"/>
         <w:snapToGrid w:val="0"/>
         <w:spacing w:line="360" w:lineRule="auto"/>
-        <w:ind w:left="425" w:hanging="425" w:leftChars="0" w:firstLineChars="0"/>
+        <w:ind w:left="425" w:leftChars="0" w:hanging="425" w:firstLineChars="0"/>
         <w:textAlignment w:val="baseline"/>
         <w:rPr>
-          <w:rFonts w:ascii="宋体" w:eastAsia="宋体" w:hAnsi="宋体" w:cs="宋体"/>
-          <w:spacing w:val="-1"/>
-          <w:sz w:val="24"/>
-          <w:szCs w:val="24"/>
-        </w:rPr>
-      </w:pPr>
-      <w:r>
-        <w:rPr>
-          <w:rFonts w:ascii="宋体" w:eastAsia="宋体" w:hAnsi="宋体" w:cs="宋体"/>
+          <w:rFonts w:ascii="宋体" w:hAnsi="宋体" w:eastAsia="宋体" w:cs="宋体"/>
+          <w:spacing w:val="-1"/>
+          <w:sz w:val="24"/>
+          <w:szCs w:val="24"/>
+        </w:rPr>
+      </w:pPr>
+      <w:r>
+        <w:rPr>
+          <w:rFonts w:ascii="宋体" w:hAnsi="宋体" w:eastAsia="宋体" w:cs="宋体"/>
           <w:spacing w:val="-1"/>
           <w:sz w:val="24"/>
           <w:szCs w:val="24"/>
@@ -4917,18 +4472,18 @@
         <w:adjustRightInd w:val="0"/>
         <w:snapToGrid w:val="0"/>
         <w:spacing w:line="360" w:lineRule="auto"/>
-        <w:ind w:left="425" w:hanging="425" w:leftChars="0" w:firstLineChars="0"/>
+        <w:ind w:left="425" w:leftChars="0" w:hanging="425" w:firstLineChars="0"/>
         <w:textAlignment w:val="baseline"/>
         <w:rPr>
-          <w:rFonts w:ascii="宋体" w:eastAsia="宋体" w:hAnsi="宋体" w:cs="宋体"/>
-          <w:spacing w:val="-1"/>
-          <w:sz w:val="24"/>
-          <w:szCs w:val="24"/>
-        </w:rPr>
-      </w:pPr>
-      <w:r>
-        <w:rPr>
-          <w:rFonts w:ascii="宋体" w:eastAsia="宋体" w:hAnsi="宋体" w:cs="宋体"/>
+          <w:rFonts w:ascii="宋体" w:hAnsi="宋体" w:eastAsia="宋体" w:cs="宋体"/>
+          <w:spacing w:val="-1"/>
+          <w:sz w:val="24"/>
+          <w:szCs w:val="24"/>
+        </w:rPr>
+      </w:pPr>
+      <w:r>
+        <w:rPr>
+          <w:rFonts w:ascii="宋体" w:hAnsi="宋体" w:eastAsia="宋体" w:cs="宋体"/>
           <w:spacing w:val="-1"/>
           <w:sz w:val="24"/>
           <w:szCs w:val="24"/>
@@ -4956,18 +4511,18 @@
         <w:adjustRightInd w:val="0"/>
         <w:snapToGrid w:val="0"/>
         <w:spacing w:line="360" w:lineRule="auto"/>
-        <w:ind w:left="425" w:hanging="425" w:leftChars="0" w:firstLineChars="0"/>
+        <w:ind w:left="425" w:leftChars="0" w:hanging="425" w:firstLineChars="0"/>
         <w:textAlignment w:val="baseline"/>
         <w:rPr>
-          <w:rFonts w:ascii="宋体" w:eastAsia="宋体" w:hAnsi="宋体" w:cs="宋体"/>
-          <w:spacing w:val="-1"/>
-          <w:sz w:val="24"/>
-          <w:szCs w:val="24"/>
-        </w:rPr>
-      </w:pPr>
-      <w:r>
-        <w:rPr>
-          <w:rFonts w:ascii="宋体" w:eastAsia="宋体" w:hAnsi="宋体" w:cs="宋体"/>
+          <w:rFonts w:ascii="宋体" w:hAnsi="宋体" w:eastAsia="宋体" w:cs="宋体"/>
+          <w:spacing w:val="-1"/>
+          <w:sz w:val="24"/>
+          <w:szCs w:val="24"/>
+        </w:rPr>
+      </w:pPr>
+      <w:r>
+        <w:rPr>
+          <w:rFonts w:ascii="宋体" w:hAnsi="宋体" w:eastAsia="宋体" w:cs="宋体"/>
           <w:spacing w:val="-1"/>
           <w:sz w:val="24"/>
           <w:szCs w:val="24"/>
@@ -4977,7 +4532,7 @@
     </w:p>
     <w:p>
       <w:pPr>
-        <w:pStyle w:val="2"/>
+        <w:pStyle w:val="28"/>
         <w:keepNext w:val="0"/>
         <w:keepLines w:val="0"/>
         <w:pageBreakBefore w:val="0"/>
@@ -4993,11 +4548,11 @@
         <w:snapToGrid w:val="0"/>
         <w:textAlignment w:val="baseline"/>
       </w:pPr>
-      <w:bookmarkStart w:id="16" w:name="_Toc27201"/>
+      <w:bookmarkStart w:id="15" w:name="_Toc20056"/>
       <w:r>
         <w:t>网络信息沟通</w:t>
       </w:r>
-      <w:bookmarkEnd w:id="16"/>
+      <w:bookmarkEnd w:id="15"/>
     </w:p>
     <w:p>
       <w:pPr>
@@ -5019,18 +4574,18 @@
         <w:adjustRightInd w:val="0"/>
         <w:snapToGrid w:val="0"/>
         <w:spacing w:line="360" w:lineRule="auto"/>
-        <w:ind w:left="425" w:hanging="425" w:leftChars="0" w:firstLineChars="0"/>
+        <w:ind w:left="425" w:leftChars="0" w:hanging="425" w:firstLineChars="0"/>
         <w:textAlignment w:val="baseline"/>
         <w:rPr>
-          <w:rFonts w:ascii="宋体" w:eastAsia="宋体" w:hAnsi="宋体" w:cs="宋体"/>
-          <w:spacing w:val="-1"/>
-          <w:sz w:val="24"/>
-          <w:szCs w:val="24"/>
-        </w:rPr>
-      </w:pPr>
-      <w:r>
-        <w:rPr>
-          <w:rFonts w:ascii="宋体" w:eastAsia="宋体" w:hAnsi="宋体" w:cs="宋体"/>
+          <w:rFonts w:ascii="宋体" w:hAnsi="宋体" w:eastAsia="宋体" w:cs="宋体"/>
+          <w:spacing w:val="-1"/>
+          <w:sz w:val="24"/>
+          <w:szCs w:val="24"/>
+        </w:rPr>
+      </w:pPr>
+      <w:r>
+        <w:rPr>
+          <w:rFonts w:ascii="宋体" w:hAnsi="宋体" w:eastAsia="宋体" w:cs="宋体"/>
           <w:spacing w:val="-1"/>
           <w:sz w:val="24"/>
           <w:szCs w:val="24"/>
@@ -5058,18 +4613,18 @@
         <w:adjustRightInd w:val="0"/>
         <w:snapToGrid w:val="0"/>
         <w:spacing w:line="360" w:lineRule="auto"/>
-        <w:ind w:left="425" w:hanging="425" w:leftChars="0" w:firstLineChars="0"/>
+        <w:ind w:left="425" w:leftChars="0" w:hanging="425" w:firstLineChars="0"/>
         <w:textAlignment w:val="baseline"/>
         <w:rPr>
-          <w:rFonts w:ascii="宋体" w:eastAsia="宋体" w:hAnsi="宋体" w:cs="宋体"/>
-          <w:spacing w:val="-1"/>
-          <w:sz w:val="24"/>
-          <w:szCs w:val="24"/>
-        </w:rPr>
-      </w:pPr>
-      <w:r>
-        <w:rPr>
-          <w:rFonts w:ascii="宋体" w:eastAsia="宋体" w:hAnsi="宋体" w:cs="宋体"/>
+          <w:rFonts w:ascii="宋体" w:hAnsi="宋体" w:eastAsia="宋体" w:cs="宋体"/>
+          <w:spacing w:val="-1"/>
+          <w:sz w:val="24"/>
+          <w:szCs w:val="24"/>
+        </w:rPr>
+      </w:pPr>
+      <w:r>
+        <w:rPr>
+          <w:rFonts w:ascii="宋体" w:hAnsi="宋体" w:eastAsia="宋体" w:cs="宋体"/>
           <w:spacing w:val="-1"/>
           <w:sz w:val="24"/>
           <w:szCs w:val="24"/>
@@ -5097,18 +4652,18 @@
         <w:adjustRightInd w:val="0"/>
         <w:snapToGrid w:val="0"/>
         <w:spacing w:line="360" w:lineRule="auto"/>
-        <w:ind w:left="425" w:hanging="425" w:leftChars="0" w:firstLineChars="0"/>
+        <w:ind w:left="425" w:leftChars="0" w:hanging="425" w:firstLineChars="0"/>
         <w:textAlignment w:val="baseline"/>
         <w:rPr>
-          <w:rFonts w:ascii="宋体" w:eastAsia="宋体" w:hAnsi="宋体" w:cs="宋体"/>
-          <w:spacing w:val="-1"/>
-          <w:sz w:val="24"/>
-          <w:szCs w:val="24"/>
-        </w:rPr>
-      </w:pPr>
-      <w:r>
-        <w:rPr>
-          <w:rFonts w:ascii="宋体" w:eastAsia="宋体" w:hAnsi="宋体" w:cs="宋体"/>
+          <w:rFonts w:ascii="宋体" w:hAnsi="宋体" w:eastAsia="宋体" w:cs="宋体"/>
+          <w:spacing w:val="-1"/>
+          <w:sz w:val="24"/>
+          <w:szCs w:val="24"/>
+        </w:rPr>
+      </w:pPr>
+      <w:r>
+        <w:rPr>
+          <w:rFonts w:ascii="宋体" w:hAnsi="宋体" w:eastAsia="宋体" w:cs="宋体"/>
           <w:spacing w:val="-1"/>
           <w:sz w:val="24"/>
           <w:szCs w:val="24"/>
@@ -5136,10 +4691,10 @@
         <w:adjustRightInd w:val="0"/>
         <w:snapToGrid w:val="0"/>
         <w:spacing w:line="360" w:lineRule="auto"/>
-        <w:ind w:left="425" w:hanging="425" w:leftChars="0" w:firstLineChars="0"/>
+        <w:ind w:left="425" w:leftChars="0" w:hanging="425" w:firstLineChars="0"/>
         <w:textAlignment w:val="baseline"/>
         <w:rPr>
-          <w:rFonts w:ascii="宋体" w:eastAsia="宋体" w:hAnsi="宋体" w:cs="宋体"/>
+          <w:rFonts w:ascii="宋体" w:hAnsi="宋体" w:eastAsia="宋体" w:cs="宋体"/>
           <w:spacing w:val="-2"/>
           <w:sz w:val="24"/>
           <w:szCs w:val="24"/>
@@ -5147,7 +4702,7 @@
       </w:pPr>
       <w:r>
         <w:rPr>
-          <w:rFonts w:ascii="宋体" w:eastAsia="宋体" w:hAnsi="宋体" w:cs="宋体"/>
+          <w:rFonts w:ascii="宋体" w:hAnsi="宋体" w:eastAsia="宋体" w:cs="宋体"/>
           <w:spacing w:val="-1"/>
           <w:sz w:val="24"/>
           <w:szCs w:val="24"/>
@@ -5156,7 +4711,7 @@
       </w:r>
       <w:r>
         <w:rPr>
-          <w:rFonts w:ascii="宋体" w:eastAsia="宋体" w:hAnsi="宋体" w:cs="宋体"/>
+          <w:rFonts w:ascii="宋体" w:hAnsi="宋体" w:eastAsia="宋体" w:cs="宋体"/>
           <w:spacing w:val="-2"/>
           <w:sz w:val="24"/>
           <w:szCs w:val="24"/>
@@ -5165,7 +4720,7 @@
       </w:r>
       <w:r>
         <w:rPr>
-          <w:rFonts w:ascii="宋体" w:eastAsia="宋体" w:hAnsi="宋体" w:cs="宋体"/>
+          <w:rFonts w:ascii="宋体" w:hAnsi="宋体" w:eastAsia="宋体" w:cs="宋体"/>
           <w:spacing w:val="-1"/>
           <w:sz w:val="24"/>
           <w:szCs w:val="24"/>
@@ -5175,7 +4730,7 @@
     </w:p>
     <w:p>
       <w:pPr>
-        <w:pStyle w:val="2"/>
+        <w:pStyle w:val="28"/>
         <w:keepNext w:val="0"/>
         <w:keepLines w:val="0"/>
         <w:pageBreakBefore w:val="0"/>
@@ -5191,13 +4746,13 @@
         <w:snapToGrid w:val="0"/>
         <w:textAlignment w:val="baseline"/>
       </w:pPr>
-      <w:bookmarkStart w:id="17" w:name="bookmark1"/>
+      <w:bookmarkStart w:id="16" w:name="bookmark1"/>
+      <w:bookmarkEnd w:id="16"/>
+      <w:bookmarkStart w:id="17" w:name="_Toc12898"/>
+      <w:r>
+        <w:t>其它类沟通</w:t>
+      </w:r>
       <w:bookmarkEnd w:id="17"/>
-      <w:bookmarkStart w:id="18" w:name="_Toc6842"/>
-      <w:r>
-        <w:t>其它类沟通</w:t>
-      </w:r>
-      <w:bookmarkEnd w:id="18"/>
     </w:p>
     <w:p>
       <w:pPr>
@@ -5219,18 +4774,18 @@
         <w:adjustRightInd w:val="0"/>
         <w:snapToGrid w:val="0"/>
         <w:spacing w:line="360" w:lineRule="auto"/>
-        <w:ind w:left="425" w:hanging="425" w:leftChars="0" w:firstLineChars="0"/>
+        <w:ind w:left="425" w:leftChars="0" w:hanging="425" w:firstLineChars="0"/>
         <w:textAlignment w:val="baseline"/>
         <w:rPr>
-          <w:rFonts w:ascii="宋体" w:eastAsia="宋体" w:hAnsi="宋体" w:cs="宋体"/>
-          <w:spacing w:val="-1"/>
-          <w:sz w:val="24"/>
-          <w:szCs w:val="24"/>
-        </w:rPr>
-      </w:pPr>
-      <w:r>
-        <w:rPr>
-          <w:rFonts w:ascii="宋体" w:eastAsia="宋体" w:hAnsi="宋体" w:cs="宋体"/>
+          <w:rFonts w:ascii="宋体" w:hAnsi="宋体" w:eastAsia="宋体" w:cs="宋体"/>
+          <w:spacing w:val="-1"/>
+          <w:sz w:val="24"/>
+          <w:szCs w:val="24"/>
+        </w:rPr>
+      </w:pPr>
+      <w:r>
+        <w:rPr>
+          <w:rFonts w:ascii="宋体" w:hAnsi="宋体" w:eastAsia="宋体" w:cs="宋体"/>
           <w:spacing w:val="-1"/>
           <w:sz w:val="24"/>
           <w:szCs w:val="24"/>
@@ -5258,18 +4813,18 @@
         <w:adjustRightInd w:val="0"/>
         <w:snapToGrid w:val="0"/>
         <w:spacing w:line="360" w:lineRule="auto"/>
-        <w:ind w:left="425" w:hanging="425" w:leftChars="0" w:firstLineChars="0"/>
+        <w:ind w:left="425" w:leftChars="0" w:hanging="425" w:firstLineChars="0"/>
         <w:textAlignment w:val="baseline"/>
         <w:rPr>
-          <w:rFonts w:ascii="宋体" w:eastAsia="宋体" w:hAnsi="宋体" w:cs="宋体"/>
-          <w:spacing w:val="-1"/>
-          <w:sz w:val="24"/>
-          <w:szCs w:val="24"/>
-        </w:rPr>
-      </w:pPr>
-      <w:r>
-        <w:rPr>
-          <w:rFonts w:ascii="宋体" w:eastAsia="宋体" w:hAnsi="宋体" w:cs="宋体"/>
+          <w:rFonts w:ascii="宋体" w:hAnsi="宋体" w:eastAsia="宋体" w:cs="宋体"/>
+          <w:spacing w:val="-1"/>
+          <w:sz w:val="24"/>
+          <w:szCs w:val="24"/>
+        </w:rPr>
+      </w:pPr>
+      <w:r>
+        <w:rPr>
+          <w:rFonts w:ascii="宋体" w:hAnsi="宋体" w:eastAsia="宋体" w:cs="宋体"/>
           <w:spacing w:val="-1"/>
           <w:sz w:val="24"/>
           <w:szCs w:val="24"/>
@@ -5297,18 +4852,18 @@
         <w:adjustRightInd w:val="0"/>
         <w:snapToGrid w:val="0"/>
         <w:spacing w:line="360" w:lineRule="auto"/>
-        <w:ind w:left="425" w:hanging="425" w:leftChars="0" w:firstLineChars="0"/>
+        <w:ind w:left="425" w:leftChars="0" w:hanging="425" w:firstLineChars="0"/>
         <w:textAlignment w:val="baseline"/>
         <w:rPr>
-          <w:rFonts w:ascii="宋体" w:eastAsia="宋体" w:hAnsi="宋体" w:cs="宋体"/>
-          <w:spacing w:val="-1"/>
-          <w:sz w:val="24"/>
-          <w:szCs w:val="24"/>
-        </w:rPr>
-      </w:pPr>
-      <w:r>
-        <w:rPr>
-          <w:rFonts w:ascii="宋体" w:eastAsia="宋体" w:hAnsi="宋体" w:cs="宋体"/>
+          <w:rFonts w:ascii="宋体" w:hAnsi="宋体" w:eastAsia="宋体" w:cs="宋体"/>
+          <w:spacing w:val="-1"/>
+          <w:sz w:val="24"/>
+          <w:szCs w:val="24"/>
+        </w:rPr>
+      </w:pPr>
+      <w:r>
+        <w:rPr>
+          <w:rFonts w:ascii="宋体" w:hAnsi="宋体" w:eastAsia="宋体" w:cs="宋体"/>
           <w:spacing w:val="-1"/>
           <w:sz w:val="24"/>
           <w:szCs w:val="24"/>
@@ -5336,18 +4891,18 @@
         <w:adjustRightInd w:val="0"/>
         <w:snapToGrid w:val="0"/>
         <w:spacing w:line="360" w:lineRule="auto"/>
-        <w:ind w:left="425" w:hanging="425" w:leftChars="0" w:firstLineChars="0"/>
+        <w:ind w:left="425" w:leftChars="0" w:hanging="425" w:firstLineChars="0"/>
         <w:textAlignment w:val="baseline"/>
         <w:rPr>
-          <w:rFonts w:ascii="宋体" w:eastAsia="宋体" w:hAnsi="宋体" w:cs="宋体"/>
-          <w:spacing w:val="-1"/>
-          <w:sz w:val="24"/>
-          <w:szCs w:val="24"/>
-        </w:rPr>
-      </w:pPr>
-      <w:r>
-        <w:rPr>
-          <w:rFonts w:ascii="宋体" w:eastAsia="宋体" w:hAnsi="宋体" w:cs="宋体"/>
+          <w:rFonts w:ascii="宋体" w:hAnsi="宋体" w:eastAsia="宋体" w:cs="宋体"/>
+          <w:spacing w:val="-1"/>
+          <w:sz w:val="24"/>
+          <w:szCs w:val="24"/>
+        </w:rPr>
+      </w:pPr>
+      <w:r>
+        <w:rPr>
+          <w:rFonts w:ascii="宋体" w:hAnsi="宋体" w:eastAsia="宋体" w:cs="宋体"/>
           <w:spacing w:val="-1"/>
           <w:sz w:val="24"/>
           <w:szCs w:val="24"/>
@@ -5375,18 +4930,18 @@
         <w:adjustRightInd w:val="0"/>
         <w:snapToGrid w:val="0"/>
         <w:spacing w:line="360" w:lineRule="auto"/>
-        <w:ind w:left="425" w:hanging="425" w:leftChars="0" w:firstLineChars="0"/>
+        <w:ind w:left="425" w:leftChars="0" w:hanging="425" w:firstLineChars="0"/>
         <w:textAlignment w:val="baseline"/>
         <w:rPr>
-          <w:rFonts w:ascii="宋体" w:eastAsia="宋体" w:hAnsi="宋体" w:cs="宋体"/>
-          <w:spacing w:val="-1"/>
-          <w:sz w:val="24"/>
-          <w:szCs w:val="24"/>
-        </w:rPr>
-      </w:pPr>
-      <w:r>
-        <w:rPr>
-          <w:rFonts w:ascii="宋体" w:eastAsia="宋体" w:hAnsi="宋体" w:cs="宋体"/>
+          <w:rFonts w:ascii="宋体" w:hAnsi="宋体" w:eastAsia="宋体" w:cs="宋体"/>
+          <w:spacing w:val="-1"/>
+          <w:sz w:val="24"/>
+          <w:szCs w:val="24"/>
+        </w:rPr>
+      </w:pPr>
+      <w:r>
+        <w:rPr>
+          <w:rFonts w:ascii="宋体" w:hAnsi="宋体" w:eastAsia="宋体" w:cs="宋体"/>
           <w:spacing w:val="-1"/>
           <w:sz w:val="24"/>
           <w:szCs w:val="24"/>
@@ -5396,7 +4951,7 @@
     </w:p>
     <w:p>
       <w:pPr>
-        <w:pStyle w:val="2"/>
+        <w:pStyle w:val="28"/>
         <w:keepNext w:val="0"/>
         <w:keepLines w:val="0"/>
         <w:pageBreakBefore w:val="0"/>
@@ -5412,11 +4967,11 @@
         <w:snapToGrid w:val="0"/>
         <w:textAlignment w:val="baseline"/>
       </w:pPr>
-      <w:bookmarkStart w:id="19" w:name="_Toc9460"/>
+      <w:bookmarkStart w:id="18" w:name="_Toc249"/>
       <w:r>
         <w:t>越级沟通</w:t>
       </w:r>
-      <w:bookmarkEnd w:id="19"/>
+      <w:bookmarkEnd w:id="18"/>
     </w:p>
     <w:p>
       <w:pPr>
@@ -5434,17 +4989,17 @@
         <w:adjustRightInd w:val="0"/>
         <w:snapToGrid w:val="0"/>
         <w:spacing w:line="360" w:lineRule="auto"/>
-        <w:ind w:left="0" w:right="0" w:firstLine="420" w:firstLineChars="200"/>
+        <w:ind w:left="0" w:right="0" w:firstLine="476" w:firstLineChars="200"/>
         <w:textAlignment w:val="baseline"/>
         <w:rPr>
-          <w:rFonts w:ascii="宋体" w:eastAsia="宋体" w:hAnsi="宋体" w:cs="宋体"/>
-          <w:sz w:val="24"/>
-          <w:szCs w:val="24"/>
-        </w:rPr>
-      </w:pPr>
-      <w:r>
-        <w:rPr>
-          <w:rFonts w:ascii="宋体" w:eastAsia="宋体" w:hAnsi="宋体" w:cs="宋体"/>
+          <w:rFonts w:ascii="宋体" w:hAnsi="宋体" w:eastAsia="宋体" w:cs="宋体"/>
+          <w:sz w:val="24"/>
+          <w:szCs w:val="24"/>
+        </w:rPr>
+      </w:pPr>
+      <w:r>
+        <w:rPr>
+          <w:rFonts w:ascii="宋体" w:hAnsi="宋体" w:eastAsia="宋体" w:cs="宋体"/>
           <w:spacing w:val="-1"/>
           <w:sz w:val="24"/>
           <w:szCs w:val="24"/>
@@ -5453,7 +5008,7 @@
       </w:r>
       <w:r>
         <w:rPr>
-          <w:rFonts w:ascii="宋体" w:eastAsia="宋体" w:hAnsi="宋体" w:cs="宋体"/>
+          <w:rFonts w:ascii="宋体" w:hAnsi="宋体" w:eastAsia="宋体" w:cs="宋体"/>
           <w:spacing w:val="48"/>
           <w:sz w:val="24"/>
           <w:szCs w:val="24"/>
@@ -5462,7 +5017,7 @@
       </w:r>
       <w:r>
         <w:rPr>
-          <w:rFonts w:ascii="宋体" w:eastAsia="宋体" w:hAnsi="宋体" w:cs="宋体"/>
+          <w:rFonts w:ascii="宋体" w:hAnsi="宋体" w:eastAsia="宋体" w:cs="宋体"/>
           <w:spacing w:val="-1"/>
           <w:sz w:val="24"/>
           <w:szCs w:val="24"/>
@@ -5471,7 +5026,7 @@
       </w:r>
       <w:r>
         <w:rPr>
-          <w:rFonts w:ascii="宋体" w:eastAsia="宋体" w:hAnsi="宋体" w:cs="宋体"/>
+          <w:rFonts w:ascii="宋体" w:hAnsi="宋体" w:eastAsia="宋体" w:cs="宋体"/>
           <w:spacing w:val="-5"/>
           <w:sz w:val="24"/>
           <w:szCs w:val="24"/>
@@ -5499,18 +5054,18 @@
         <w:adjustRightInd w:val="0"/>
         <w:snapToGrid w:val="0"/>
         <w:spacing w:line="360" w:lineRule="auto"/>
-        <w:ind w:left="425" w:hanging="425" w:leftChars="0" w:firstLineChars="0"/>
+        <w:ind w:left="425" w:leftChars="0" w:hanging="425" w:firstLineChars="0"/>
         <w:textAlignment w:val="baseline"/>
         <w:rPr>
-          <w:rFonts w:ascii="宋体" w:eastAsia="宋体" w:hAnsi="宋体" w:cs="宋体"/>
-          <w:spacing w:val="-1"/>
-          <w:sz w:val="24"/>
-          <w:szCs w:val="24"/>
-        </w:rPr>
-      </w:pPr>
-      <w:r>
-        <w:rPr>
-          <w:rFonts w:ascii="宋体" w:eastAsia="宋体" w:hAnsi="宋体" w:cs="宋体"/>
+          <w:rFonts w:ascii="宋体" w:hAnsi="宋体" w:eastAsia="宋体" w:cs="宋体"/>
+          <w:spacing w:val="-1"/>
+          <w:sz w:val="24"/>
+          <w:szCs w:val="24"/>
+        </w:rPr>
+      </w:pPr>
+      <w:r>
+        <w:rPr>
+          <w:rFonts w:ascii="宋体" w:hAnsi="宋体" w:eastAsia="宋体" w:cs="宋体"/>
           <w:spacing w:val="-1"/>
           <w:sz w:val="24"/>
           <w:szCs w:val="24"/>
@@ -5538,18 +5093,18 @@
         <w:adjustRightInd w:val="0"/>
         <w:snapToGrid w:val="0"/>
         <w:spacing w:line="360" w:lineRule="auto"/>
-        <w:ind w:left="425" w:hanging="425" w:leftChars="0" w:firstLineChars="0"/>
+        <w:ind w:left="425" w:leftChars="0" w:hanging="425" w:firstLineChars="0"/>
         <w:textAlignment w:val="baseline"/>
         <w:rPr>
-          <w:rFonts w:ascii="宋体" w:eastAsia="宋体" w:hAnsi="宋体" w:cs="宋体"/>
-          <w:spacing w:val="-1"/>
-          <w:sz w:val="24"/>
-          <w:szCs w:val="24"/>
-        </w:rPr>
-      </w:pPr>
-      <w:r>
-        <w:rPr>
-          <w:rFonts w:ascii="宋体" w:eastAsia="宋体" w:hAnsi="宋体" w:cs="宋体"/>
+          <w:rFonts w:ascii="宋体" w:hAnsi="宋体" w:eastAsia="宋体" w:cs="宋体"/>
+          <w:spacing w:val="-1"/>
+          <w:sz w:val="24"/>
+          <w:szCs w:val="24"/>
+        </w:rPr>
+      </w:pPr>
+      <w:r>
+        <w:rPr>
+          <w:rFonts w:ascii="宋体" w:hAnsi="宋体" w:eastAsia="宋体" w:cs="宋体"/>
           <w:spacing w:val="-1"/>
           <w:sz w:val="24"/>
           <w:szCs w:val="24"/>
@@ -5577,18 +5132,18 @@
         <w:adjustRightInd w:val="0"/>
         <w:snapToGrid w:val="0"/>
         <w:spacing w:line="360" w:lineRule="auto"/>
-        <w:ind w:left="425" w:hanging="425" w:leftChars="0" w:firstLineChars="0"/>
+        <w:ind w:left="425" w:leftChars="0" w:hanging="425" w:firstLineChars="0"/>
         <w:textAlignment w:val="baseline"/>
         <w:rPr>
-          <w:rFonts w:ascii="宋体" w:eastAsia="宋体" w:hAnsi="宋体" w:cs="宋体"/>
-          <w:spacing w:val="-1"/>
-          <w:sz w:val="24"/>
-          <w:szCs w:val="24"/>
-        </w:rPr>
-      </w:pPr>
-      <w:r>
-        <w:rPr>
-          <w:rFonts w:ascii="宋体" w:eastAsia="宋体" w:hAnsi="宋体" w:cs="宋体"/>
+          <w:rFonts w:ascii="宋体" w:hAnsi="宋体" w:eastAsia="宋体" w:cs="宋体"/>
+          <w:spacing w:val="-1"/>
+          <w:sz w:val="24"/>
+          <w:szCs w:val="24"/>
+        </w:rPr>
+      </w:pPr>
+      <w:r>
+        <w:rPr>
+          <w:rFonts w:ascii="宋体" w:hAnsi="宋体" w:eastAsia="宋体" w:cs="宋体"/>
           <w:spacing w:val="-1"/>
           <w:sz w:val="24"/>
           <w:szCs w:val="24"/>
@@ -5616,17 +5171,17 @@
         <w:adjustRightInd w:val="0"/>
         <w:snapToGrid w:val="0"/>
         <w:spacing w:line="360" w:lineRule="auto"/>
-        <w:ind w:left="425" w:hanging="425" w:leftChars="0" w:firstLineChars="0"/>
+        <w:ind w:left="425" w:leftChars="0" w:hanging="425" w:firstLineChars="0"/>
         <w:textAlignment w:val="baseline"/>
         <w:rPr>
-          <w:rFonts w:ascii="宋体" w:eastAsia="宋体" w:hAnsi="宋体" w:cs="宋体"/>
-          <w:sz w:val="24"/>
-          <w:szCs w:val="24"/>
-        </w:rPr>
-      </w:pPr>
-      <w:r>
-        <w:rPr>
-          <w:rFonts w:ascii="宋体" w:eastAsia="宋体" w:hAnsi="宋体" w:cs="宋体"/>
+          <w:rFonts w:ascii="宋体" w:hAnsi="宋体" w:eastAsia="宋体" w:cs="宋体"/>
+          <w:sz w:val="24"/>
+          <w:szCs w:val="24"/>
+        </w:rPr>
+      </w:pPr>
+      <w:r>
+        <w:rPr>
+          <w:rFonts w:ascii="宋体" w:hAnsi="宋体" w:eastAsia="宋体" w:cs="宋体"/>
           <w:spacing w:val="-1"/>
           <w:sz w:val="24"/>
           <w:szCs w:val="24"/>
@@ -5636,7 +5191,7 @@
     </w:p>
     <w:p>
       <w:pPr>
-        <w:pStyle w:val="2"/>
+        <w:pStyle w:val="28"/>
         <w:keepNext w:val="0"/>
         <w:keepLines w:val="0"/>
         <w:pageBreakBefore w:val="0"/>
@@ -5652,11 +5207,11 @@
         <w:snapToGrid w:val="0"/>
         <w:textAlignment w:val="baseline"/>
       </w:pPr>
-      <w:bookmarkStart w:id="20" w:name="_Toc21314"/>
+      <w:bookmarkStart w:id="19" w:name="_Toc2566"/>
       <w:r>
         <w:t>制度的监督执行</w:t>
       </w:r>
-      <w:bookmarkEnd w:id="20"/>
+      <w:bookmarkEnd w:id="19"/>
     </w:p>
     <w:p>
       <w:pPr>
@@ -5674,18 +5229,18 @@
         <w:adjustRightInd w:val="0"/>
         <w:snapToGrid w:val="0"/>
         <w:spacing w:line="360" w:lineRule="auto"/>
-        <w:ind w:left="0" w:right="0" w:firstLine="420" w:firstLineChars="200"/>
+        <w:ind w:left="0" w:right="0" w:firstLine="476" w:firstLineChars="200"/>
         <w:textAlignment w:val="baseline"/>
         <w:rPr>
-          <w:rFonts w:ascii="宋体" w:eastAsia="宋体" w:hAnsi="宋体" w:cs="宋体"/>
-          <w:spacing w:val="-1"/>
-          <w:sz w:val="24"/>
-          <w:szCs w:val="24"/>
-        </w:rPr>
-      </w:pPr>
-      <w:r>
-        <w:rPr>
-          <w:rFonts w:ascii="宋体" w:eastAsia="宋体" w:hAnsi="宋体" w:cs="宋体"/>
+          <w:rFonts w:ascii="宋体" w:hAnsi="宋体" w:eastAsia="宋体" w:cs="宋体"/>
+          <w:spacing w:val="-1"/>
+          <w:sz w:val="24"/>
+          <w:szCs w:val="24"/>
+        </w:rPr>
+      </w:pPr>
+      <w:r>
+        <w:rPr>
+          <w:rFonts w:ascii="宋体" w:hAnsi="宋体" w:eastAsia="宋体" w:cs="宋体"/>
           <w:spacing w:val="-1"/>
           <w:sz w:val="24"/>
           <w:szCs w:val="24"/>
@@ -5695,7 +5250,7 @@
     </w:p>
     <w:p>
       <w:pPr>
-        <w:pStyle w:val="1"/>
+        <w:pStyle w:val="26"/>
         <w:keepNext w:val="0"/>
         <w:keepLines w:val="0"/>
         <w:pageBreakBefore w:val="0"/>
@@ -5711,11 +5266,11 @@
         <w:snapToGrid w:val="0"/>
         <w:textAlignment w:val="baseline"/>
       </w:pPr>
-      <w:bookmarkStart w:id="21" w:name="_Toc16794"/>
+      <w:bookmarkStart w:id="20" w:name="_Toc8599"/>
       <w:r>
         <w:t>对外沟通</w:t>
       </w:r>
-      <w:bookmarkEnd w:id="21"/>
+      <w:bookmarkEnd w:id="20"/>
     </w:p>
     <w:p>
       <w:pPr>
@@ -5737,18 +5292,18 @@
         <w:adjustRightInd w:val="0"/>
         <w:snapToGrid w:val="0"/>
         <w:spacing w:line="360" w:lineRule="auto"/>
-        <w:ind w:left="425" w:hanging="425" w:leftChars="0" w:firstLineChars="0"/>
+        <w:ind w:left="425" w:leftChars="0" w:hanging="425" w:firstLineChars="0"/>
         <w:textAlignment w:val="baseline"/>
         <w:rPr>
-          <w:rFonts w:ascii="宋体" w:eastAsia="宋体" w:hAnsi="宋体" w:cs="宋体"/>
-          <w:spacing w:val="-1"/>
-          <w:sz w:val="24"/>
-          <w:szCs w:val="24"/>
-        </w:rPr>
-      </w:pPr>
-      <w:r>
-        <w:rPr>
-          <w:rFonts w:ascii="宋体" w:eastAsia="宋体" w:hAnsi="宋体" w:cs="宋体"/>
+          <w:rFonts w:ascii="宋体" w:hAnsi="宋体" w:eastAsia="宋体" w:cs="宋体"/>
+          <w:spacing w:val="-1"/>
+          <w:sz w:val="24"/>
+          <w:szCs w:val="24"/>
+        </w:rPr>
+      </w:pPr>
+      <w:r>
+        <w:rPr>
+          <w:rFonts w:ascii="宋体" w:hAnsi="宋体" w:eastAsia="宋体" w:cs="宋体"/>
           <w:spacing w:val="-1"/>
           <w:sz w:val="24"/>
           <w:szCs w:val="24"/>
@@ -5776,18 +5331,18 @@
         <w:adjustRightInd w:val="0"/>
         <w:snapToGrid w:val="0"/>
         <w:spacing w:line="360" w:lineRule="auto"/>
-        <w:ind w:left="425" w:hanging="425" w:leftChars="0" w:firstLineChars="0"/>
+        <w:ind w:left="425" w:leftChars="0" w:hanging="425" w:firstLineChars="0"/>
         <w:textAlignment w:val="baseline"/>
         <w:rPr>
-          <w:rFonts w:ascii="宋体" w:eastAsia="宋体" w:hAnsi="宋体" w:cs="宋体"/>
-          <w:spacing w:val="-1"/>
-          <w:sz w:val="24"/>
-          <w:szCs w:val="24"/>
-        </w:rPr>
-      </w:pPr>
-      <w:r>
-        <w:rPr>
-          <w:rFonts w:ascii="宋体" w:eastAsia="宋体" w:hAnsi="宋体" w:cs="宋体"/>
+          <w:rFonts w:ascii="宋体" w:hAnsi="宋体" w:eastAsia="宋体" w:cs="宋体"/>
+          <w:spacing w:val="-1"/>
+          <w:sz w:val="24"/>
+          <w:szCs w:val="24"/>
+        </w:rPr>
+      </w:pPr>
+      <w:r>
+        <w:rPr>
+          <w:rFonts w:ascii="宋体" w:hAnsi="宋体" w:eastAsia="宋体" w:cs="宋体"/>
           <w:spacing w:val="-1"/>
           <w:sz w:val="24"/>
           <w:szCs w:val="24"/>
@@ -5815,18 +5370,18 @@
         <w:adjustRightInd w:val="0"/>
         <w:snapToGrid w:val="0"/>
         <w:spacing w:line="360" w:lineRule="auto"/>
-        <w:ind w:left="425" w:hanging="425" w:leftChars="0" w:firstLineChars="0"/>
+        <w:ind w:left="425" w:leftChars="0" w:hanging="425" w:firstLineChars="0"/>
         <w:textAlignment w:val="baseline"/>
         <w:rPr>
-          <w:rFonts w:ascii="宋体" w:eastAsia="宋体" w:hAnsi="宋体" w:cs="宋体"/>
-          <w:spacing w:val="-1"/>
-          <w:sz w:val="24"/>
-          <w:szCs w:val="24"/>
-        </w:rPr>
-      </w:pPr>
-      <w:r>
-        <w:rPr>
-          <w:rFonts w:ascii="宋体" w:eastAsia="宋体" w:hAnsi="宋体" w:cs="宋体"/>
+          <w:rFonts w:ascii="宋体" w:hAnsi="宋体" w:eastAsia="宋体" w:cs="宋体"/>
+          <w:spacing w:val="-1"/>
+          <w:sz w:val="24"/>
+          <w:szCs w:val="24"/>
+        </w:rPr>
+      </w:pPr>
+      <w:r>
+        <w:rPr>
+          <w:rFonts w:ascii="宋体" w:hAnsi="宋体" w:eastAsia="宋体" w:cs="宋体"/>
           <w:spacing w:val="-1"/>
           <w:sz w:val="24"/>
           <w:szCs w:val="24"/>
@@ -5854,18 +5409,18 @@
         <w:adjustRightInd w:val="0"/>
         <w:snapToGrid w:val="0"/>
         <w:spacing w:line="360" w:lineRule="auto"/>
-        <w:ind w:left="425" w:hanging="425" w:leftChars="0" w:firstLineChars="0"/>
+        <w:ind w:left="425" w:leftChars="0" w:hanging="425" w:firstLineChars="0"/>
         <w:textAlignment w:val="baseline"/>
         <w:rPr>
-          <w:rFonts w:ascii="宋体" w:eastAsia="宋体" w:hAnsi="宋体" w:cs="宋体"/>
-          <w:spacing w:val="-1"/>
-          <w:sz w:val="24"/>
-          <w:szCs w:val="24"/>
-        </w:rPr>
-      </w:pPr>
-      <w:r>
-        <w:rPr>
-          <w:rFonts w:ascii="宋体" w:eastAsia="宋体" w:hAnsi="宋体" w:cs="宋体"/>
+          <w:rFonts w:ascii="宋体" w:hAnsi="宋体" w:eastAsia="宋体" w:cs="宋体"/>
+          <w:spacing w:val="-1"/>
+          <w:sz w:val="24"/>
+          <w:szCs w:val="24"/>
+        </w:rPr>
+      </w:pPr>
+      <w:r>
+        <w:rPr>
+          <w:rFonts w:ascii="宋体" w:hAnsi="宋体" w:eastAsia="宋体" w:cs="宋体"/>
           <w:spacing w:val="-1"/>
           <w:sz w:val="24"/>
           <w:szCs w:val="24"/>
@@ -5893,18 +5448,18 @@
         <w:adjustRightInd w:val="0"/>
         <w:snapToGrid w:val="0"/>
         <w:spacing w:line="360" w:lineRule="auto"/>
-        <w:ind w:left="425" w:hanging="425" w:leftChars="0" w:firstLineChars="0"/>
+        <w:ind w:left="425" w:leftChars="0" w:hanging="425" w:firstLineChars="0"/>
         <w:textAlignment w:val="baseline"/>
         <w:rPr>
-          <w:rFonts w:ascii="宋体" w:eastAsia="宋体" w:hAnsi="宋体" w:cs="宋体"/>
-          <w:spacing w:val="-1"/>
-          <w:sz w:val="24"/>
-          <w:szCs w:val="24"/>
-        </w:rPr>
-      </w:pPr>
-      <w:r>
-        <w:rPr>
-          <w:rFonts w:ascii="宋体" w:eastAsia="宋体" w:hAnsi="宋体" w:cs="宋体"/>
+          <w:rFonts w:ascii="宋体" w:hAnsi="宋体" w:eastAsia="宋体" w:cs="宋体"/>
+          <w:spacing w:val="-1"/>
+          <w:sz w:val="24"/>
+          <w:szCs w:val="24"/>
+        </w:rPr>
+      </w:pPr>
+      <w:r>
+        <w:rPr>
+          <w:rFonts w:ascii="宋体" w:hAnsi="宋体" w:eastAsia="宋体" w:cs="宋体"/>
           <w:spacing w:val="-1"/>
           <w:sz w:val="24"/>
           <w:szCs w:val="24"/>
@@ -5932,18 +5487,18 @@
         <w:adjustRightInd w:val="0"/>
         <w:snapToGrid w:val="0"/>
         <w:spacing w:line="360" w:lineRule="auto"/>
-        <w:ind w:left="425" w:hanging="425" w:leftChars="0" w:firstLineChars="0"/>
+        <w:ind w:left="425" w:leftChars="0" w:hanging="425" w:firstLineChars="0"/>
         <w:textAlignment w:val="baseline"/>
         <w:rPr>
-          <w:rFonts w:ascii="宋体" w:eastAsia="宋体" w:hAnsi="宋体" w:cs="宋体"/>
-          <w:spacing w:val="-1"/>
-          <w:sz w:val="24"/>
-          <w:szCs w:val="24"/>
-        </w:rPr>
-      </w:pPr>
-      <w:r>
-        <w:rPr>
-          <w:rFonts w:ascii="宋体" w:eastAsia="宋体" w:hAnsi="宋体" w:cs="宋体"/>
+          <w:rFonts w:ascii="宋体" w:hAnsi="宋体" w:eastAsia="宋体" w:cs="宋体"/>
+          <w:spacing w:val="-1"/>
+          <w:sz w:val="24"/>
+          <w:szCs w:val="24"/>
+        </w:rPr>
+      </w:pPr>
+      <w:r>
+        <w:rPr>
+          <w:rFonts w:ascii="宋体" w:hAnsi="宋体" w:eastAsia="宋体" w:cs="宋体"/>
           <w:spacing w:val="-1"/>
           <w:sz w:val="24"/>
           <w:szCs w:val="24"/>
@@ -5953,7 +5508,7 @@
     </w:p>
     <w:p>
       <w:pPr>
-        <w:pStyle w:val="1"/>
+        <w:pStyle w:val="26"/>
         <w:keepNext w:val="0"/>
         <w:keepLines w:val="0"/>
         <w:pageBreakBefore w:val="0"/>
@@ -5969,11 +5524,11 @@
         <w:snapToGrid w:val="0"/>
         <w:textAlignment w:val="baseline"/>
       </w:pPr>
-      <w:bookmarkStart w:id="22" w:name="_Toc10815"/>
+      <w:bookmarkStart w:id="21" w:name="_Toc20267"/>
       <w:r>
         <w:t>附则</w:t>
       </w:r>
-      <w:bookmarkEnd w:id="22"/>
+      <w:bookmarkEnd w:id="21"/>
     </w:p>
     <w:p>
       <w:pPr>
@@ -5991,18 +5546,18 @@
         <w:adjustRightInd w:val="0"/>
         <w:snapToGrid w:val="0"/>
         <w:spacing w:line="360" w:lineRule="auto"/>
-        <w:ind w:left="0" w:hanging="420" w:hangingChars="200"/>
+        <w:ind w:left="0" w:hanging="476" w:hangingChars="200"/>
         <w:textAlignment w:val="baseline"/>
         <w:rPr>
-          <w:rFonts w:ascii="宋体" w:eastAsia="宋体" w:hAnsi="宋体" w:cs="宋体"/>
-          <w:spacing w:val="-1"/>
-          <w:sz w:val="24"/>
-          <w:szCs w:val="24"/>
-        </w:rPr>
-      </w:pPr>
-      <w:r>
-        <w:rPr>
-          <w:rFonts w:ascii="宋体" w:eastAsia="宋体" w:hAnsi="宋体" w:cs="宋体"/>
+          <w:rFonts w:ascii="宋体" w:hAnsi="宋体" w:eastAsia="宋体" w:cs="宋体"/>
+          <w:spacing w:val="-1"/>
+          <w:sz w:val="24"/>
+          <w:szCs w:val="24"/>
+        </w:rPr>
+      </w:pPr>
+      <w:r>
+        <w:rPr>
+          <w:rFonts w:ascii="宋体" w:hAnsi="宋体" w:eastAsia="宋体" w:cs="宋体"/>
           <w:spacing w:val="-1"/>
           <w:sz w:val="24"/>
           <w:szCs w:val="24"/>
@@ -6026,18 +5581,18 @@
         <w:adjustRightInd w:val="0"/>
         <w:snapToGrid w:val="0"/>
         <w:spacing w:line="360" w:lineRule="auto"/>
-        <w:ind w:left="0" w:hanging="420" w:hangingChars="200"/>
+        <w:ind w:left="0" w:hanging="476" w:hangingChars="200"/>
         <w:textAlignment w:val="baseline"/>
         <w:rPr>
-          <w:rFonts w:ascii="宋体" w:eastAsia="宋体" w:hAnsi="宋体" w:cs="宋体"/>
-          <w:spacing w:val="-1"/>
-          <w:sz w:val="24"/>
-          <w:szCs w:val="24"/>
-        </w:rPr>
-      </w:pPr>
-      <w:r>
-        <w:rPr>
-          <w:rFonts w:ascii="宋体" w:eastAsia="宋体" w:hAnsi="宋体" w:cs="宋体"/>
+          <w:rFonts w:ascii="宋体" w:hAnsi="宋体" w:eastAsia="宋体" w:cs="宋体"/>
+          <w:spacing w:val="-1"/>
+          <w:sz w:val="24"/>
+          <w:szCs w:val="24"/>
+        </w:rPr>
+      </w:pPr>
+      <w:r>
+        <w:rPr>
+          <w:rFonts w:ascii="宋体" w:hAnsi="宋体" w:eastAsia="宋体" w:cs="宋体"/>
           <w:spacing w:val="-1"/>
           <w:sz w:val="24"/>
           <w:szCs w:val="24"/>
@@ -6061,23 +5616,44 @@
         <w:adjustRightInd w:val="0"/>
         <w:snapToGrid w:val="0"/>
         <w:spacing w:line="360" w:lineRule="auto"/>
-        <w:ind w:left="0" w:hanging="420" w:hangingChars="200"/>
+        <w:ind w:left="0" w:hanging="476" w:hangingChars="200"/>
         <w:textAlignment w:val="baseline"/>
         <w:rPr>
-          <w:rFonts w:ascii="宋体" w:eastAsia="宋体" w:hAnsi="宋体" w:cs="宋体"/>
-          <w:spacing w:val="-1"/>
-          <w:sz w:val="24"/>
-          <w:szCs w:val="24"/>
-        </w:rPr>
-      </w:pPr>
-      <w:r>
-        <w:rPr>
-          <w:rFonts w:ascii="宋体" w:eastAsia="宋体" w:hAnsi="宋体" w:cs="宋体"/>
-          <w:spacing w:val="-1"/>
-          <w:sz w:val="24"/>
-          <w:szCs w:val="24"/>
-        </w:rPr>
-        <w:t>3. 本制度与国法律、法规、规范性文件和本公司章程规定不一致的，以有关国家法律、法规、规范性文件和本公司章程规定为准。</w:t>
+          <w:rFonts w:ascii="宋体" w:hAnsi="宋体" w:eastAsia="宋体" w:cs="宋体"/>
+          <w:spacing w:val="-1"/>
+          <w:sz w:val="24"/>
+          <w:szCs w:val="24"/>
+        </w:rPr>
+      </w:pPr>
+      <w:r>
+        <w:rPr>
+          <w:rFonts w:ascii="宋体" w:hAnsi="宋体" w:eastAsia="宋体" w:cs="宋体"/>
+          <w:spacing w:val="-1"/>
+          <w:sz w:val="24"/>
+          <w:szCs w:val="24"/>
+        </w:rPr>
+        <w:t>3. 本制度与国</w:t>
+      </w:r>
+      <w:r>
+        <w:rPr>
+          <w:rFonts w:hint="eastAsia" w:ascii="宋体" w:hAnsi="宋体" w:cs="宋体"/>
+          <w:spacing w:val="-1"/>
+          <w:sz w:val="24"/>
+          <w:szCs w:val="24"/>
+          <w:lang w:val="en-US" w:eastAsia="zh-CN"/>
+        </w:rPr>
+        <w:t>家</w:t>
+      </w:r>
+      <w:bookmarkStart w:id="22" w:name="_GoBack"/>
+      <w:bookmarkEnd w:id="22"/>
+      <w:r>
+        <w:rPr>
+          <w:rFonts w:ascii="宋体" w:hAnsi="宋体" w:eastAsia="宋体" w:cs="宋体"/>
+          <w:spacing w:val="-1"/>
+          <w:sz w:val="24"/>
+          <w:szCs w:val="24"/>
+        </w:rPr>
+        <w:t>法律、法规、规范性文件和本公司章程规定不一致的，以有关国家法律、法规、规范性文件和本公司章程规定为准。</w:t>
       </w:r>
     </w:p>
     <w:p>
@@ -6096,50 +5672,75 @@
         <w:adjustRightInd w:val="0"/>
         <w:snapToGrid w:val="0"/>
         <w:spacing w:line="360" w:lineRule="auto"/>
-        <w:ind w:left="0" w:hanging="420" w:hangingChars="200"/>
+        <w:ind w:left="0" w:hanging="476" w:hangingChars="200"/>
         <w:textAlignment w:val="baseline"/>
         <w:rPr>
-          <w:rFonts w:ascii="宋体" w:eastAsia="宋体" w:hAnsi="宋体" w:cs="宋体"/>
-          <w:spacing w:val="-1"/>
-          <w:sz w:val="24"/>
-          <w:szCs w:val="24"/>
-        </w:rPr>
-      </w:pPr>
-      <w:r>
-        <w:rPr>
-          <w:rFonts w:ascii="宋体" w:eastAsia="宋体" w:hAnsi="宋体" w:cs="宋体"/>
-          <w:spacing w:val="-1"/>
-          <w:sz w:val="24"/>
-          <w:szCs w:val="24"/>
-        </w:rPr>
-        <w:t>4. 本制度由公司质量部拟定, 自公司总经理批准颁布之日起施行。</w:t>
+          <w:rFonts w:ascii="宋体" w:hAnsi="宋体" w:eastAsia="宋体" w:cs="宋体"/>
+          <w:spacing w:val="-1"/>
+          <w:sz w:val="24"/>
+          <w:szCs w:val="24"/>
+        </w:rPr>
+      </w:pPr>
+      <w:r>
+        <w:rPr>
+          <w:rFonts w:ascii="宋体" w:hAnsi="宋体" w:eastAsia="宋体" w:cs="宋体"/>
+          <w:spacing w:val="-1"/>
+          <w:sz w:val="24"/>
+          <w:szCs w:val="24"/>
+        </w:rPr>
+        <w:t>4. 本制度由公司质量部拟定,自公司总经理批准颁布之日起施行。</w:t>
       </w:r>
     </w:p>
     <w:sectPr>
-      <w:footerReference w:type="default" r:id="rId4"/>
+      <w:footerReference r:id="rId5" w:type="default"/>
       <w:pgSz w:w="11906" w:h="16839"/>
       <w:pgMar w:top="1431" w:right="1620" w:bottom="1374" w:left="1785" w:header="0" w:footer="1211" w:gutter="0"/>
-      <w:cols w:num="1" w:space="720"/>
+      <w:cols w:space="720" w:num="1"/>
     </w:sectPr>
   </w:body>
 </w:document>
 </file>
 
+<file path=word/endnotes.xml><?xml version="1.0" encoding="utf-8"?>
+<w:endnotes xmlns:wpc="http://schemas.microsoft.com/office/word/2010/wordprocessingCanvas" xmlns:mc="http://schemas.openxmlformats.org/markup-compatibility/2006" xmlns:o="urn:schemas-microsoft-com:office:office" xmlns:r="http://schemas.openxmlformats.org/officeDocument/2006/relationships" xmlns:m="http://schemas.openxmlformats.org/officeDocument/2006/math" xmlns:v="urn:schemas-microsoft-com:vml" xmlns:wp14="http://schemas.microsoft.com/office/word/2010/wordprocessingDrawing" xmlns:wp="http://schemas.openxmlformats.org/drawingml/2006/wordprocessingDrawing" xmlns:w="http://schemas.openxmlformats.org/wordprocessingml/2006/main" xmlns:w14="http://schemas.microsoft.com/office/word/2010/wordml" xmlns:w15="http://schemas.microsoft.com/office/word/2012/wordml" xmlns:w10="urn:schemas-microsoft-com:office:word" xmlns:wpg="http://schemas.microsoft.com/office/word/2010/wordprocessingGroup" xmlns:wpi="http://schemas.microsoft.com/office/word/2010/wordprocessingInk" xmlns:wne="http://schemas.microsoft.com/office/word/2006/wordml" xmlns:wps="http://schemas.microsoft.com/office/word/2010/wordprocessingShape" xmlns:wpsCustomData="http://www.wps.cn/officeDocument/2013/wpsCustomData" mc:Ignorable="w14 w15 wp14">
+  <w:endnote w:type="separator" w:id="0">
+    <w:p>
+      <w:pPr>
+        <w:spacing w:line="240" w:lineRule="auto"/>
+      </w:pPr>
+      <w:r>
+        <w:separator/>
+      </w:r>
+    </w:p>
+  </w:endnote>
+  <w:endnote w:type="continuationSeparator" w:id="1">
+    <w:p>
+      <w:pPr>
+        <w:spacing w:line="240" w:lineRule="auto"/>
+      </w:pPr>
+      <w:r>
+        <w:continuationSeparator/>
+      </w:r>
+    </w:p>
+  </w:endnote>
+</w:endnotes>
+</file>
+
 <file path=word/footer1.xml><?xml version="1.0" encoding="utf-8"?>
-<w:ftr xmlns:wpc="http://schemas.microsoft.com/office/word/2010/wordprocessingCanvas" xmlns:mc="http://schemas.openxmlformats.org/markup-compatibility/2006" xmlns:o="urn:schemas-microsoft-com:office:office" xmlns:r="http://schemas.openxmlformats.org/officeDocument/2006/relationships" xmlns:m="http://schemas.openxmlformats.org/officeDocument/2006/math" xmlns:v="urn:schemas-microsoft-com:vml" xmlns:wp14="http://schemas.microsoft.com/office/word/2010/wordprocessingDrawing" xmlns:wp="http://schemas.openxmlformats.org/drawingml/2006/wordprocessingDrawing" xmlns:w10="urn:schemas-microsoft-com:office:word" xmlns:w="http://schemas.openxmlformats.org/wordprocessingml/2006/main" xmlns:w14="http://schemas.microsoft.com/office/word/2010/wordml" xmlns:w15="http://schemas.microsoft.com/office/word/2012/wordml" xmlns:wne="http://schemas.microsoft.com/office/word/2006/wordml" xmlns:wpg="http://schemas.microsoft.com/office/word/2010/wordprocessingGroup" xmlns:wpi="http://schemas.microsoft.com/office/word/2010/wordprocessingInk" xmlns:wps="http://schemas.microsoft.com/office/word/2010/wordprocessingShape" mc:Ignorable="w14 w15 wp14">
+<w:ftr xmlns:wpc="http://schemas.microsoft.com/office/word/2010/wordprocessingCanvas" xmlns:mc="http://schemas.openxmlformats.org/markup-compatibility/2006" xmlns:o="urn:schemas-microsoft-com:office:office" xmlns:r="http://schemas.openxmlformats.org/officeDocument/2006/relationships" xmlns:m="http://schemas.openxmlformats.org/officeDocument/2006/math" xmlns:v="urn:schemas-microsoft-com:vml" xmlns:wp14="http://schemas.microsoft.com/office/word/2010/wordprocessingDrawing" xmlns:wp="http://schemas.openxmlformats.org/drawingml/2006/wordprocessingDrawing" xmlns:w10="urn:schemas-microsoft-com:office:word" xmlns:w="http://schemas.openxmlformats.org/wordprocessingml/2006/main" xmlns:w14="http://schemas.microsoft.com/office/word/2010/wordml" xmlns:w15="http://schemas.microsoft.com/office/word/2012/wordml" xmlns:wpg="http://schemas.microsoft.com/office/word/2010/wordprocessingGroup" xmlns:wpi="http://schemas.microsoft.com/office/word/2010/wordprocessingInk" xmlns:wne="http://schemas.microsoft.com/office/word/2006/wordml" xmlns:wps="http://schemas.microsoft.com/office/word/2010/wordprocessingShape" xmlns:wpsCustomData="http://www.wps.cn/officeDocument/2013/wpsCustomData" mc:Ignorable="w14 w15 wp14">
   <w:p>
     <w:pPr>
       <w:spacing w:line="166" w:lineRule="auto"/>
       <w:ind w:left="4125"/>
       <w:rPr>
-        <w:rFonts w:ascii="Calibri" w:eastAsia="Calibri" w:hAnsi="Calibri" w:cs="Calibri"/>
+        <w:rFonts w:ascii="Calibri" w:hAnsi="Calibri" w:eastAsia="Calibri" w:cs="Calibri"/>
         <w:sz w:val="18"/>
         <w:szCs w:val="18"/>
       </w:rPr>
     </w:pPr>
     <w:r>
       <w:rPr>
-        <w:rFonts w:ascii="Calibri" w:eastAsia="Calibri" w:hAnsi="Calibri" w:cs="Calibri"/>
+        <w:rFonts w:ascii="Calibri" w:hAnsi="Calibri" w:eastAsia="Calibri" w:cs="Calibri"/>
         <w:sz w:val="18"/>
         <w:szCs w:val="18"/>
       </w:rPr>
@@ -6149,13 +5750,38 @@
 </w:ftr>
 </file>
 
+<file path=word/footnotes.xml><?xml version="1.0" encoding="utf-8"?>
+<w:footnotes xmlns:wpc="http://schemas.microsoft.com/office/word/2010/wordprocessingCanvas" xmlns:mc="http://schemas.openxmlformats.org/markup-compatibility/2006" xmlns:o="urn:schemas-microsoft-com:office:office" xmlns:r="http://schemas.openxmlformats.org/officeDocument/2006/relationships" xmlns:m="http://schemas.openxmlformats.org/officeDocument/2006/math" xmlns:v="urn:schemas-microsoft-com:vml" xmlns:wp14="http://schemas.microsoft.com/office/word/2010/wordprocessingDrawing" xmlns:wp="http://schemas.openxmlformats.org/drawingml/2006/wordprocessingDrawing" xmlns:w="http://schemas.openxmlformats.org/wordprocessingml/2006/main" xmlns:w14="http://schemas.microsoft.com/office/word/2010/wordml" xmlns:w15="http://schemas.microsoft.com/office/word/2012/wordml" xmlns:w10="urn:schemas-microsoft-com:office:word" xmlns:wpg="http://schemas.microsoft.com/office/word/2010/wordprocessingGroup" xmlns:wpi="http://schemas.microsoft.com/office/word/2010/wordprocessingInk" xmlns:wne="http://schemas.microsoft.com/office/word/2006/wordml" xmlns:wps="http://schemas.microsoft.com/office/word/2010/wordprocessingShape" xmlns:wpsCustomData="http://www.wps.cn/officeDocument/2013/wpsCustomData" mc:Ignorable="w14 w15 wp14">
+  <w:footnote w:type="separator" w:id="0">
+    <w:p>
+      <w:pPr>
+        <w:spacing w:line="360" w:lineRule="auto"/>
+      </w:pPr>
+      <w:r>
+        <w:separator/>
+      </w:r>
+    </w:p>
+  </w:footnote>
+  <w:footnote w:type="continuationSeparator" w:id="1">
+    <w:p>
+      <w:pPr>
+        <w:spacing w:line="360" w:lineRule="auto"/>
+      </w:pPr>
+      <w:r>
+        <w:continuationSeparator/>
+      </w:r>
+    </w:p>
+  </w:footnote>
+</w:footnotes>
+</file>
+
 <file path=word/numbering.xml><?xml version="1.0" encoding="utf-8"?>
-<w:numbering xmlns:wpc="http://schemas.microsoft.com/office/word/2010/wordprocessingCanvas" xmlns:mc="http://schemas.openxmlformats.org/markup-compatibility/2006" xmlns:o="urn:schemas-microsoft-com:office:office" xmlns:r="http://schemas.openxmlformats.org/officeDocument/2006/relationships" xmlns:m="http://schemas.openxmlformats.org/officeDocument/2006/math" xmlns:v="urn:schemas-microsoft-com:vml" xmlns:wp14="http://schemas.microsoft.com/office/word/2010/wordprocessingDrawing" xmlns:wp="http://schemas.openxmlformats.org/drawingml/2006/wordprocessingDrawing" xmlns:w10="urn:schemas-microsoft-com:office:word" xmlns:w="http://schemas.openxmlformats.org/wordprocessingml/2006/main" xmlns:w14="http://schemas.microsoft.com/office/word/2010/wordml" xmlns:w15="http://schemas.microsoft.com/office/word/2012/wordml" xmlns:wne="http://schemas.microsoft.com/office/word/2006/wordml" xmlns:wpg="http://schemas.microsoft.com/office/word/2010/wordprocessingGroup" xmlns:wpi="http://schemas.microsoft.com/office/word/2010/wordprocessingInk" xmlns:wps="http://schemas.microsoft.com/office/word/2010/wordprocessingShape" mc:Ignorable="w14 w15 wp14">
+<w:numbering xmlns:wpc="http://schemas.microsoft.com/office/word/2010/wordprocessingCanvas" xmlns:mc="http://schemas.openxmlformats.org/markup-compatibility/2006" xmlns:o="urn:schemas-microsoft-com:office:office" xmlns:r="http://schemas.openxmlformats.org/officeDocument/2006/relationships" xmlns:m="http://schemas.openxmlformats.org/officeDocument/2006/math" xmlns:v="urn:schemas-microsoft-com:vml" xmlns:wp14="http://schemas.microsoft.com/office/word/2010/wordprocessingDrawing" xmlns:wp="http://schemas.openxmlformats.org/drawingml/2006/wordprocessingDrawing" xmlns:w10="urn:schemas-microsoft-com:office:word" xmlns:w="http://schemas.openxmlformats.org/wordprocessingml/2006/main" xmlns:w14="http://schemas.microsoft.com/office/word/2010/wordml" xmlns:wpg="http://schemas.microsoft.com/office/word/2010/wordprocessingGroup" xmlns:wpi="http://schemas.microsoft.com/office/word/2010/wordprocessingInk" xmlns:wne="http://schemas.microsoft.com/office/word/2006/wordml" xmlns:wps="http://schemas.microsoft.com/office/word/2010/wordprocessingShape" xmlns:wpsCustomData="http://www.wps.cn/officeDocument/2013/wpsCustomData" mc:Ignorable="w14 wp14">
   <w:abstractNum w:abstractNumId="0">
     <w:nsid w:val="8468389D"/>
     <w:multiLevelType w:val="singleLevel"/>
     <w:tmpl w:val="8468389D"/>
-    <w:lvl w:ilvl="0">
+    <w:lvl w:ilvl="0" w:tentative="0">
       <w:start w:val="1"/>
       <w:numFmt w:val="decimal"/>
       <w:lvlText w:val="(%1)"/>
@@ -6172,10 +5798,10 @@
     <w:nsid w:val="8E964DCE"/>
     <w:multiLevelType w:val="multilevel"/>
     <w:tmpl w:val="8E964DCE"/>
-    <w:lvl w:ilvl="0">
+    <w:lvl w:ilvl="0" w:tentative="0">
       <w:start w:val="1"/>
       <w:numFmt w:val="decimal"/>
-      <w:pStyle w:val="Heading1"/>
+      <w:pStyle w:val="2"/>
       <w:lvlText w:val="%1."/>
       <w:lvlJc w:val="left"/>
       <w:pPr>
@@ -6185,10 +5811,10 @@
         <w:rFonts w:hint="default"/>
       </w:rPr>
     </w:lvl>
-    <w:lvl w:ilvl="1">
+    <w:lvl w:ilvl="1" w:tentative="0">
       <w:start w:val="1"/>
       <w:numFmt w:val="decimal"/>
-      <w:pStyle w:val="Heading2"/>
+      <w:pStyle w:val="3"/>
       <w:lvlText w:val="%1.%2."/>
       <w:lvlJc w:val="left"/>
       <w:pPr>
@@ -6198,10 +5824,10 @@
         <w:rFonts w:hint="default"/>
       </w:rPr>
     </w:lvl>
-    <w:lvl w:ilvl="2">
+    <w:lvl w:ilvl="2" w:tentative="0">
       <w:start w:val="1"/>
       <w:numFmt w:val="decimal"/>
-      <w:pStyle w:val="Heading3"/>
+      <w:pStyle w:val="4"/>
       <w:lvlText w:val="%1.%2.%3."/>
       <w:lvlJc w:val="left"/>
       <w:pPr>
@@ -6211,10 +5837,10 @@
         <w:rFonts w:hint="default"/>
       </w:rPr>
     </w:lvl>
-    <w:lvl w:ilvl="3">
+    <w:lvl w:ilvl="3" w:tentative="0">
       <w:start w:val="1"/>
       <w:numFmt w:val="decimal"/>
-      <w:pStyle w:val="Heading4"/>
+      <w:pStyle w:val="5"/>
       <w:lvlText w:val="%1.%2.%3.%4."/>
       <w:lvlJc w:val="left"/>
       <w:pPr>
@@ -6224,10 +5850,10 @@
         <w:rFonts w:hint="default"/>
       </w:rPr>
     </w:lvl>
-    <w:lvl w:ilvl="4">
+    <w:lvl w:ilvl="4" w:tentative="0">
       <w:start w:val="1"/>
       <w:numFmt w:val="decimal"/>
-      <w:pStyle w:val="Heading5"/>
+      <w:pStyle w:val="6"/>
       <w:lvlText w:val="%1.%2.%3.%4.%5."/>
       <w:lvlJc w:val="left"/>
       <w:pPr>
@@ -6237,10 +5863,10 @@
         <w:rFonts w:hint="default"/>
       </w:rPr>
     </w:lvl>
-    <w:lvl w:ilvl="5">
+    <w:lvl w:ilvl="5" w:tentative="0">
       <w:start w:val="1"/>
       <w:numFmt w:val="decimal"/>
-      <w:pStyle w:val="Heading6"/>
+      <w:pStyle w:val="7"/>
       <w:lvlText w:val="%1.%2.%3.%4.%5.%6."/>
       <w:lvlJc w:val="left"/>
       <w:pPr>
@@ -6250,10 +5876,10 @@
         <w:rFonts w:hint="default"/>
       </w:rPr>
     </w:lvl>
-    <w:lvl w:ilvl="6">
+    <w:lvl w:ilvl="6" w:tentative="0">
       <w:start w:val="1"/>
       <w:numFmt w:val="decimal"/>
-      <w:pStyle w:val="Heading7"/>
+      <w:pStyle w:val="8"/>
       <w:lvlText w:val="%1.%2.%3.%4.%5.%6.%7."/>
       <w:lvlJc w:val="left"/>
       <w:pPr>
@@ -6263,10 +5889,10 @@
         <w:rFonts w:hint="default"/>
       </w:rPr>
     </w:lvl>
-    <w:lvl w:ilvl="7">
+    <w:lvl w:ilvl="7" w:tentative="0">
       <w:start w:val="1"/>
       <w:numFmt w:val="decimal"/>
-      <w:pStyle w:val="Heading8"/>
+      <w:pStyle w:val="9"/>
       <w:lvlText w:val="%1.%2.%3.%4.%5.%6.%7.%8."/>
       <w:lvlJc w:val="left"/>
       <w:pPr>
@@ -6276,10 +5902,10 @@
         <w:rFonts w:hint="default"/>
       </w:rPr>
     </w:lvl>
-    <w:lvl w:ilvl="8">
+    <w:lvl w:ilvl="8" w:tentative="0">
       <w:start w:val="1"/>
       <w:numFmt w:val="decimal"/>
-      <w:pStyle w:val="Heading9"/>
+      <w:pStyle w:val="10"/>
       <w:lvlText w:val="%1.%2.%3.%4.%5.%6.%7.%8.%9."/>
       <w:lvlJc w:val="left"/>
       <w:pPr>
@@ -6294,7 +5920,7 @@
     <w:nsid w:val="CCAD90CA"/>
     <w:multiLevelType w:val="singleLevel"/>
     <w:tmpl w:val="CCAD90CA"/>
-    <w:lvl w:ilvl="0">
+    <w:lvl w:ilvl="0" w:tentative="0">
       <w:start w:val="1"/>
       <w:numFmt w:val="decimal"/>
       <w:lvlText w:val="(%1)"/>
@@ -6311,7 +5937,7 @@
     <w:nsid w:val="D38ED05B"/>
     <w:multiLevelType w:val="singleLevel"/>
     <w:tmpl w:val="D38ED05B"/>
-    <w:lvl w:ilvl="0">
+    <w:lvl w:ilvl="0" w:tentative="0">
       <w:start w:val="1"/>
       <w:numFmt w:val="decimal"/>
       <w:lvlText w:val="(%1)"/>
@@ -6328,7 +5954,7 @@
     <w:nsid w:val="EB4125EB"/>
     <w:multiLevelType w:val="singleLevel"/>
     <w:tmpl w:val="EB4125EB"/>
-    <w:lvl w:ilvl="0">
+    <w:lvl w:ilvl="0" w:tentative="0">
       <w:start w:val="1"/>
       <w:numFmt w:val="decimal"/>
       <w:lvlText w:val="(%1)"/>
@@ -6345,7 +5971,7 @@
     <w:nsid w:val="F3B88221"/>
     <w:multiLevelType w:val="singleLevel"/>
     <w:tmpl w:val="F3B88221"/>
-    <w:lvl w:ilvl="0">
+    <w:lvl w:ilvl="0" w:tentative="0">
       <w:start w:val="1"/>
       <w:numFmt w:val="decimal"/>
       <w:lvlText w:val="(%1)"/>
@@ -6362,7 +5988,7 @@
     <w:nsid w:val="0914153D"/>
     <w:multiLevelType w:val="singleLevel"/>
     <w:tmpl w:val="0914153D"/>
-    <w:lvl w:ilvl="0">
+    <w:lvl w:ilvl="0" w:tentative="0">
       <w:start w:val="1"/>
       <w:numFmt w:val="decimal"/>
       <w:lvlText w:val="(%1)"/>
@@ -6379,7 +6005,7 @@
     <w:nsid w:val="1F3FF005"/>
     <w:multiLevelType w:val="singleLevel"/>
     <w:tmpl w:val="1F3FF005"/>
-    <w:lvl w:ilvl="0">
+    <w:lvl w:ilvl="0" w:tentative="0">
       <w:start w:val="1"/>
       <w:numFmt w:val="decimal"/>
       <w:lvlText w:val="(%1)"/>
@@ -6396,7 +6022,7 @@
     <w:nsid w:val="5D8DDEAA"/>
     <w:multiLevelType w:val="singleLevel"/>
     <w:tmpl w:val="5D8DDEAA"/>
-    <w:lvl w:ilvl="0">
+    <w:lvl w:ilvl="0" w:tentative="0">
       <w:start w:val="1"/>
       <w:numFmt w:val="decimal"/>
       <w:lvlText w:val="(%1)"/>
@@ -6440,267 +6066,269 @@
 </file>
 
 <file path=word/styles.xml><?xml version="1.0" encoding="utf-8"?>
-<w:styles xmlns:mc="http://schemas.openxmlformats.org/markup-compatibility/2006" xmlns:r="http://schemas.openxmlformats.org/officeDocument/2006/relationships" xmlns:w="http://schemas.openxmlformats.org/wordprocessingml/2006/main" xmlns:w14="http://schemas.microsoft.com/office/word/2010/wordml" xmlns:w15="http://schemas.microsoft.com/office/word/2012/wordml" mc:Ignorable="w14 w15">
+<w:styles xmlns:mc="http://schemas.openxmlformats.org/markup-compatibility/2006" xmlns:o="urn:schemas-microsoft-com:office:office" xmlns:r="http://schemas.openxmlformats.org/officeDocument/2006/relationships" xmlns:m="http://schemas.openxmlformats.org/officeDocument/2006/math" xmlns:v="urn:schemas-microsoft-com:vml" xmlns:w="http://schemas.openxmlformats.org/wordprocessingml/2006/main" xmlns:w14="http://schemas.microsoft.com/office/word/2010/wordml" xmlns:w10="urn:schemas-microsoft-com:office:word" xmlns:sl="http://schemas.openxmlformats.org/schemaLibrary/2006/main" xmlns:wpsCustomData="http://www.wps.cn/officeDocument/2013/wpsCustomData" mc:Ignorable="w14">
   <w:docDefaults>
     <w:rPrDefault>
       <w:rPr>
-        <w:rFonts w:ascii="Arial" w:eastAsia="Arial" w:hAnsi="Arial" w:cs="Arial"/>
+        <w:rFonts w:ascii="Arial" w:hAnsi="Arial" w:eastAsia="Arial" w:cs="Arial"/>
       </w:rPr>
     </w:rPrDefault>
     <w:pPrDefault/>
   </w:docDefaults>
-  <w:latentStyles w:defLockedState="0" w:defUIPriority="99" w:defSemiHidden="1" w:defUnhideWhenUsed="1" w:defQFormat="0" w:count="260">
-    <w:lsdException w:name="Normal" w:semiHidden="0" w:uiPriority="0" w:unhideWhenUsed="0" w:qFormat="1"/>
-    <w:lsdException w:name="heading 1" w:semiHidden="0" w:uiPriority="0" w:unhideWhenUsed="0" w:qFormat="1"/>
-    <w:lsdException w:name="heading 2" w:semiHidden="0" w:uiPriority="0" w:qFormat="1"/>
-    <w:lsdException w:name="heading 3" w:uiPriority="0" w:qFormat="1"/>
-    <w:lsdException w:name="heading 4" w:semiHidden="0" w:uiPriority="0" w:qFormat="1"/>
-    <w:lsdException w:name="heading 5" w:uiPriority="0" w:qFormat="1"/>
-    <w:lsdException w:name="heading 6" w:uiPriority="0" w:qFormat="1"/>
-    <w:lsdException w:name="heading 7" w:uiPriority="0" w:qFormat="1"/>
-    <w:lsdException w:name="heading 8" w:uiPriority="0" w:qFormat="1"/>
-    <w:lsdException w:name="heading 9" w:uiPriority="0" w:qFormat="1"/>
-    <w:lsdException w:name="index 1" w:semiHidden="0" w:uiPriority="0" w:unhideWhenUsed="0"/>
-    <w:lsdException w:name="index 2" w:semiHidden="0" w:uiPriority="0" w:unhideWhenUsed="0"/>
-    <w:lsdException w:name="index 3" w:semiHidden="0" w:uiPriority="0" w:unhideWhenUsed="0"/>
-    <w:lsdException w:name="index 4" w:semiHidden="0" w:uiPriority="0" w:unhideWhenUsed="0"/>
-    <w:lsdException w:name="index 5" w:semiHidden="0" w:uiPriority="0" w:unhideWhenUsed="0"/>
-    <w:lsdException w:name="index 6" w:semiHidden="0" w:uiPriority="0" w:unhideWhenUsed="0"/>
-    <w:lsdException w:name="index 7" w:semiHidden="0" w:uiPriority="0" w:unhideWhenUsed="0"/>
-    <w:lsdException w:name="index 8" w:semiHidden="0" w:uiPriority="0" w:unhideWhenUsed="0"/>
-    <w:lsdException w:name="index 9" w:semiHidden="0" w:uiPriority="0" w:unhideWhenUsed="0"/>
-    <w:lsdException w:name="toc 1" w:semiHidden="0" w:uiPriority="0" w:unhideWhenUsed="0" w:qFormat="1"/>
-    <w:lsdException w:name="toc 2" w:semiHidden="0" w:uiPriority="0" w:unhideWhenUsed="0" w:qFormat="1"/>
-    <w:lsdException w:name="toc 3" w:semiHidden="0" w:uiPriority="0" w:unhideWhenUsed="0" w:qFormat="1"/>
-    <w:lsdException w:name="toc 4" w:semiHidden="0" w:uiPriority="0" w:unhideWhenUsed="0"/>
-    <w:lsdException w:name="toc 5" w:semiHidden="0" w:uiPriority="0" w:unhideWhenUsed="0"/>
-    <w:lsdException w:name="toc 6" w:semiHidden="0" w:uiPriority="0" w:unhideWhenUsed="0"/>
-    <w:lsdException w:name="toc 7" w:semiHidden="0" w:uiPriority="0" w:unhideWhenUsed="0"/>
-    <w:lsdException w:name="toc 8" w:semiHidden="0" w:uiPriority="0" w:unhideWhenUsed="0"/>
-    <w:lsdException w:name="toc 9" w:semiHidden="0" w:uiPriority="0" w:unhideWhenUsed="0"/>
-    <w:lsdException w:name="Normal Indent" w:semiHidden="0" w:uiPriority="0" w:unhideWhenUsed="0"/>
-    <w:lsdException w:name="footnote text" w:semiHidden="0" w:uiPriority="0" w:unhideWhenUsed="0"/>
-    <w:lsdException w:name="annotation text" w:semiHidden="0" w:uiPriority="0" w:unhideWhenUsed="0" w:qFormat="1"/>
-    <w:lsdException w:name="header" w:semiHidden="0" w:uiPriority="0" w:unhideWhenUsed="0" w:qFormat="1"/>
-    <w:lsdException w:name="footer" w:semiHidden="0" w:uiPriority="0" w:unhideWhenUsed="0" w:qFormat="1"/>
-    <w:lsdException w:name="index heading" w:semiHidden="0" w:uiPriority="0" w:unhideWhenUsed="0"/>
-    <w:lsdException w:name="caption" w:uiPriority="0" w:qFormat="1"/>
-    <w:lsdException w:name="table of figures" w:semiHidden="0" w:uiPriority="0" w:unhideWhenUsed="0"/>
-    <w:lsdException w:name="envelope address" w:semiHidden="0" w:uiPriority="0" w:unhideWhenUsed="0"/>
-    <w:lsdException w:name="envelope return" w:semiHidden="0" w:uiPriority="0" w:unhideWhenUsed="0"/>
-    <w:lsdException w:name="footnote reference" w:semiHidden="0" w:uiPriority="0" w:unhideWhenUsed="0"/>
-    <w:lsdException w:name="annotation reference" w:semiHidden="0" w:uiPriority="0" w:unhideWhenUsed="0"/>
-    <w:lsdException w:name="line number" w:semiHidden="0" w:uiPriority="0" w:unhideWhenUsed="0"/>
-    <w:lsdException w:name="page number" w:semiHidden="0" w:uiPriority="0" w:unhideWhenUsed="0"/>
-    <w:lsdException w:name="endnote reference" w:semiHidden="0" w:uiPriority="0" w:unhideWhenUsed="0"/>
-    <w:lsdException w:name="endnote text" w:semiHidden="0" w:uiPriority="0" w:unhideWhenUsed="0"/>
-    <w:lsdException w:name="table of authorities" w:semiHidden="0" w:uiPriority="0" w:unhideWhenUsed="0"/>
-    <w:lsdException w:name="macro" w:semiHidden="0" w:uiPriority="0" w:unhideWhenUsed="0"/>
-    <w:lsdException w:name="toa heading" w:semiHidden="0" w:uiPriority="0" w:unhideWhenUsed="0"/>
-    <w:lsdException w:name="List" w:semiHidden="0" w:uiPriority="0" w:unhideWhenUsed="0"/>
-    <w:lsdException w:name="List Bullet" w:semiHidden="0" w:uiPriority="0" w:unhideWhenUsed="0"/>
-    <w:lsdException w:name="List Number" w:semiHidden="0" w:uiPriority="0" w:unhideWhenUsed="0"/>
-    <w:lsdException w:name="List 2" w:semiHidden="0" w:uiPriority="0" w:unhideWhenUsed="0"/>
-    <w:lsdException w:name="List 3" w:semiHidden="0" w:uiPriority="0" w:unhideWhenUsed="0"/>
-    <w:lsdException w:name="List 4" w:semiHidden="0" w:uiPriority="0" w:unhideWhenUsed="0"/>
-    <w:lsdException w:name="List 5" w:semiHidden="0" w:uiPriority="0" w:unhideWhenUsed="0"/>
-    <w:lsdException w:name="List Bullet 2" w:semiHidden="0" w:uiPriority="0" w:unhideWhenUsed="0"/>
-    <w:lsdException w:name="List Bullet 3" w:semiHidden="0" w:uiPriority="0" w:unhideWhenUsed="0"/>
-    <w:lsdException w:name="List Bullet 4" w:semiHidden="0" w:uiPriority="0" w:unhideWhenUsed="0"/>
-    <w:lsdException w:name="List Bullet 5" w:semiHidden="0" w:uiPriority="0" w:unhideWhenUsed="0"/>
-    <w:lsdException w:name="List Number 2" w:semiHidden="0" w:uiPriority="0" w:unhideWhenUsed="0"/>
-    <w:lsdException w:name="List Number 3" w:semiHidden="0" w:uiPriority="0" w:unhideWhenUsed="0"/>
-    <w:lsdException w:name="List Number 4" w:semiHidden="0" w:uiPriority="0" w:unhideWhenUsed="0"/>
-    <w:lsdException w:name="List Number 5" w:semiHidden="0" w:uiPriority="0" w:unhideWhenUsed="0"/>
-    <w:lsdException w:name="Title" w:semiHidden="0" w:uiPriority="0" w:unhideWhenUsed="0" w:qFormat="1"/>
-    <w:lsdException w:name="Closing" w:semiHidden="0" w:uiPriority="0" w:unhideWhenUsed="0"/>
-    <w:lsdException w:name="Signature" w:semiHidden="0" w:uiPriority="0" w:unhideWhenUsed="0"/>
-    <w:lsdException w:name="Default Paragraph Font" w:uiPriority="0" w:unhideWhenUsed="0" w:qFormat="1"/>
-    <w:lsdException w:name="Body Text" w:uiPriority="0" w:unhideWhenUsed="0" w:qFormat="1"/>
-    <w:lsdException w:name="Body Text Indent" w:semiHidden="0" w:uiPriority="0" w:unhideWhenUsed="0"/>
-    <w:lsdException w:name="List Continue" w:semiHidden="0" w:uiPriority="0" w:unhideWhenUsed="0"/>
-    <w:lsdException w:name="List Continue 2" w:semiHidden="0" w:uiPriority="0" w:unhideWhenUsed="0"/>
-    <w:lsdException w:name="List Continue 3" w:semiHidden="0" w:uiPriority="0" w:unhideWhenUsed="0"/>
-    <w:lsdException w:name="List Continue 4" w:semiHidden="0" w:uiPriority="0" w:unhideWhenUsed="0"/>
-    <w:lsdException w:name="List Continue 5" w:semiHidden="0" w:uiPriority="0" w:unhideWhenUsed="0"/>
-    <w:lsdException w:name="Message Header" w:semiHidden="0" w:uiPriority="0" w:unhideWhenUsed="0"/>
-    <w:lsdException w:name="Subtitle" w:semiHidden="0" w:uiPriority="0" w:unhideWhenUsed="0" w:qFormat="1"/>
-    <w:lsdException w:name="Salutation" w:semiHidden="0" w:uiPriority="0" w:unhideWhenUsed="0"/>
-    <w:lsdException w:name="Date" w:semiHidden="0" w:uiPriority="0" w:unhideWhenUsed="0"/>
-    <w:lsdException w:name="Body Text First Indent" w:semiHidden="0" w:uiPriority="0" w:unhideWhenUsed="0"/>
-    <w:lsdException w:name="Body Text First Indent 2" w:semiHidden="0" w:uiPriority="0" w:unhideWhenUsed="0"/>
-    <w:lsdException w:name="Body Text 2" w:semiHidden="0" w:uiPriority="0" w:unhideWhenUsed="0"/>
-    <w:lsdException w:name="Body Text 3" w:semiHidden="0" w:uiPriority="0" w:unhideWhenUsed="0"/>
-    <w:lsdException w:name="Body Text Indent 2" w:semiHidden="0" w:uiPriority="0" w:unhideWhenUsed="0"/>
-    <w:lsdException w:name="Body Text Indent 3" w:semiHidden="0" w:uiPriority="0" w:unhideWhenUsed="0"/>
-    <w:lsdException w:name="Block Text" w:semiHidden="0" w:uiPriority="0" w:unhideWhenUsed="0"/>
-    <w:lsdException w:name="Hyperlink" w:semiHidden="0" w:uiPriority="0" w:unhideWhenUsed="0"/>
-    <w:lsdException w:name="FollowedHyperlink" w:semiHidden="0" w:uiPriority="0" w:unhideWhenUsed="0"/>
-    <w:lsdException w:name="Strong" w:semiHidden="0" w:uiPriority="0" w:unhideWhenUsed="0" w:qFormat="1"/>
-    <w:lsdException w:name="Emphasis" w:semiHidden="0" w:uiPriority="0" w:unhideWhenUsed="0" w:qFormat="1"/>
-    <w:lsdException w:name="Document Map" w:semiHidden="0" w:uiPriority="0" w:unhideWhenUsed="0"/>
-    <w:lsdException w:name="Plain Text" w:semiHidden="0" w:uiPriority="0" w:unhideWhenUsed="0"/>
-    <w:lsdException w:name="E-mail Signature" w:semiHidden="0" w:uiPriority="0" w:unhideWhenUsed="0"/>
-    <w:lsdException w:name="Normal (Web)" w:semiHidden="0" w:uiPriority="0" w:unhideWhenUsed="0" w:qFormat="1"/>
-    <w:lsdException w:name="HTML Acronym" w:semiHidden="0" w:uiPriority="0" w:unhideWhenUsed="0"/>
-    <w:lsdException w:name="HTML Address" w:semiHidden="0" w:uiPriority="0" w:unhideWhenUsed="0"/>
-    <w:lsdException w:name="HTML Cite" w:semiHidden="0" w:uiPriority="0" w:unhideWhenUsed="0"/>
-    <w:lsdException w:name="HTML Code" w:semiHidden="0" w:uiPriority="0" w:unhideWhenUsed="0"/>
-    <w:lsdException w:name="HTML Definition" w:semiHidden="0" w:uiPriority="0" w:unhideWhenUsed="0"/>
-    <w:lsdException w:name="HTML Keyboard" w:semiHidden="0" w:uiPriority="0" w:unhideWhenUsed="0"/>
-    <w:lsdException w:name="HTML Preformatted" w:semiHidden="0" w:uiPriority="0" w:unhideWhenUsed="0"/>
-    <w:lsdException w:name="HTML Sample" w:semiHidden="0" w:uiPriority="0" w:unhideWhenUsed="0"/>
-    <w:lsdException w:name="HTML Typewriter" w:semiHidden="0" w:uiPriority="0" w:unhideWhenUsed="0"/>
-    <w:lsdException w:name="HTML Variable" w:semiHidden="0" w:uiPriority="0" w:unhideWhenUsed="0"/>
-    <w:lsdException w:name="Normal Table" w:uiPriority="0" w:unhideWhenUsed="0" w:qFormat="1"/>
-    <w:lsdException w:name="annotation subject" w:semiHidden="0" w:uiPriority="0" w:unhideWhenUsed="0"/>
-    <w:lsdException w:name="Table Simple 1" w:semiHidden="0" w:uiPriority="0" w:unhideWhenUsed="0"/>
-    <w:lsdException w:name="Table Simple 2" w:semiHidden="0" w:uiPriority="0" w:unhideWhenUsed="0"/>
-    <w:lsdException w:name="Table Simple 3" w:semiHidden="0" w:uiPriority="0" w:unhideWhenUsed="0"/>
-    <w:lsdException w:name="Table Classic 1" w:semiHidden="0" w:uiPriority="0" w:unhideWhenUsed="0"/>
-    <w:lsdException w:name="Table Classic 2" w:semiHidden="0" w:uiPriority="0" w:unhideWhenUsed="0"/>
-    <w:lsdException w:name="Table Classic 3" w:semiHidden="0" w:uiPriority="0" w:unhideWhenUsed="0"/>
-    <w:lsdException w:name="Table Classic 4" w:semiHidden="0" w:uiPriority="0" w:unhideWhenUsed="0"/>
-    <w:lsdException w:name="Table Colorful 1" w:semiHidden="0" w:uiPriority="0" w:unhideWhenUsed="0"/>
-    <w:lsdException w:name="Table Colorful 2" w:semiHidden="0" w:uiPriority="0" w:unhideWhenUsed="0"/>
-    <w:lsdException w:name="Table Colorful 3" w:semiHidden="0" w:uiPriority="0" w:unhideWhenUsed="0"/>
-    <w:lsdException w:name="Table Columns 1" w:semiHidden="0" w:uiPriority="0" w:unhideWhenUsed="0"/>
-    <w:lsdException w:name="Table Columns 2" w:semiHidden="0" w:uiPriority="0" w:unhideWhenUsed="0"/>
-    <w:lsdException w:name="Table Columns 3" w:semiHidden="0" w:uiPriority="0" w:unhideWhenUsed="0"/>
-    <w:lsdException w:name="Table Columns 4" w:semiHidden="0" w:uiPriority="0" w:unhideWhenUsed="0"/>
-    <w:lsdException w:name="Table Columns 5" w:semiHidden="0" w:uiPriority="0" w:unhideWhenUsed="0"/>
-    <w:lsdException w:name="Table Grid 1" w:semiHidden="0" w:uiPriority="0" w:unhideWhenUsed="0"/>
-    <w:lsdException w:name="Table Grid 2" w:semiHidden="0" w:uiPriority="0" w:unhideWhenUsed="0"/>
-    <w:lsdException w:name="Table Grid 3" w:semiHidden="0" w:uiPriority="0" w:unhideWhenUsed="0"/>
-    <w:lsdException w:name="Table Grid 4" w:semiHidden="0" w:uiPriority="0" w:unhideWhenUsed="0"/>
-    <w:lsdException w:name="Table Grid 5" w:semiHidden="0" w:uiPriority="0" w:unhideWhenUsed="0"/>
-    <w:lsdException w:name="Table Grid 6" w:semiHidden="0" w:uiPriority="0" w:unhideWhenUsed="0"/>
-    <w:lsdException w:name="Table Grid 7" w:semiHidden="0" w:uiPriority="0" w:unhideWhenUsed="0"/>
-    <w:lsdException w:name="Table Grid 8" w:semiHidden="0" w:uiPriority="0" w:unhideWhenUsed="0"/>
-    <w:lsdException w:name="Table List 1" w:semiHidden="0" w:uiPriority="0" w:unhideWhenUsed="0"/>
-    <w:lsdException w:name="Table List 2" w:semiHidden="0" w:uiPriority="0" w:unhideWhenUsed="0"/>
-    <w:lsdException w:name="Table List 3" w:semiHidden="0" w:uiPriority="0" w:unhideWhenUsed="0"/>
-    <w:lsdException w:name="Table List 4" w:semiHidden="0" w:uiPriority="0" w:unhideWhenUsed="0"/>
-    <w:lsdException w:name="Table List 5" w:semiHidden="0" w:uiPriority="0" w:unhideWhenUsed="0"/>
-    <w:lsdException w:name="Table List 6" w:semiHidden="0" w:uiPriority="0" w:unhideWhenUsed="0"/>
-    <w:lsdException w:name="Table List 7" w:semiHidden="0" w:uiPriority="0" w:unhideWhenUsed="0"/>
-    <w:lsdException w:name="Table List 8" w:semiHidden="0" w:uiPriority="0" w:unhideWhenUsed="0"/>
-    <w:lsdException w:name="Table 3D effects 1" w:semiHidden="0" w:uiPriority="0" w:unhideWhenUsed="0"/>
-    <w:lsdException w:name="Table 3D effects 2" w:semiHidden="0" w:uiPriority="0" w:unhideWhenUsed="0"/>
-    <w:lsdException w:name="Table 3D effects 3" w:semiHidden="0" w:uiPriority="0" w:unhideWhenUsed="0"/>
-    <w:lsdException w:name="Table Contemporary" w:semiHidden="0" w:uiPriority="0" w:unhideWhenUsed="0"/>
-    <w:lsdException w:name="Table Elegant" w:semiHidden="0" w:uiPriority="0" w:unhideWhenUsed="0"/>
-    <w:lsdException w:name="Table Professional" w:semiHidden="0" w:uiPriority="0" w:unhideWhenUsed="0"/>
-    <w:lsdException w:name="Table Subtle 1" w:semiHidden="0" w:uiPriority="0" w:unhideWhenUsed="0"/>
-    <w:lsdException w:name="Table Subtle 2" w:semiHidden="0" w:uiPriority="0" w:unhideWhenUsed="0"/>
-    <w:lsdException w:name="Table Web 1" w:semiHidden="0" w:uiPriority="0" w:unhideWhenUsed="0"/>
-    <w:lsdException w:name="Table Web 2" w:semiHidden="0" w:uiPriority="0" w:unhideWhenUsed="0"/>
-    <w:lsdException w:name="Table Web 3" w:semiHidden="0" w:uiPriority="0" w:unhideWhenUsed="0"/>
-    <w:lsdException w:name="Balloon Text" w:semiHidden="0" w:uiPriority="0" w:unhideWhenUsed="0"/>
-    <w:lsdException w:name="Table Grid" w:semiHidden="0" w:uiPriority="0" w:unhideWhenUsed="0" w:qFormat="1"/>
-    <w:lsdException w:name="Table Theme" w:semiHidden="0" w:uiPriority="0" w:unhideWhenUsed="0"/>
-    <w:lsdException w:name="Light Shading" w:semiHidden="0" w:uiPriority="60" w:unhideWhenUsed="0"/>
-    <w:lsdException w:name="Light List" w:semiHidden="0" w:uiPriority="61" w:unhideWhenUsed="0"/>
-    <w:lsdException w:name="Light Grid" w:semiHidden="0" w:uiPriority="62" w:unhideWhenUsed="0"/>
-    <w:lsdException w:name="Medium Shading 1" w:semiHidden="0" w:uiPriority="63" w:unhideWhenUsed="0"/>
-    <w:lsdException w:name="Medium Shading 2" w:semiHidden="0" w:uiPriority="64" w:unhideWhenUsed="0"/>
-    <w:lsdException w:name="Medium List 1" w:semiHidden="0" w:uiPriority="65" w:unhideWhenUsed="0"/>
-    <w:lsdException w:name="Medium List 2" w:semiHidden="0" w:uiPriority="66" w:unhideWhenUsed="0"/>
-    <w:lsdException w:name="Medium Grid 1" w:semiHidden="0" w:uiPriority="67" w:unhideWhenUsed="0"/>
-    <w:lsdException w:name="Medium Grid 2" w:semiHidden="0" w:uiPriority="68" w:unhideWhenUsed="0"/>
-    <w:lsdException w:name="Medium Grid 3" w:semiHidden="0" w:uiPriority="69" w:unhideWhenUsed="0"/>
-    <w:lsdException w:name="Dark List" w:semiHidden="0" w:uiPriority="70" w:unhideWhenUsed="0"/>
-    <w:lsdException w:name="Colorful Shading" w:semiHidden="0" w:uiPriority="71" w:unhideWhenUsed="0"/>
-    <w:lsdException w:name="Colorful List" w:semiHidden="0" w:uiPriority="72" w:unhideWhenUsed="0"/>
-    <w:lsdException w:name="Colorful Grid" w:semiHidden="0" w:uiPriority="73" w:unhideWhenUsed="0"/>
-    <w:lsdException w:name="Light Shading Accent 1" w:semiHidden="0" w:uiPriority="60" w:unhideWhenUsed="0"/>
-    <w:lsdException w:name="Light List Accent 1" w:semiHidden="0" w:uiPriority="61" w:unhideWhenUsed="0"/>
-    <w:lsdException w:name="Light Grid Accent 1" w:semiHidden="0" w:uiPriority="62" w:unhideWhenUsed="0"/>
-    <w:lsdException w:name="Medium Shading 1 Accent 1" w:semiHidden="0" w:uiPriority="63" w:unhideWhenUsed="0"/>
-    <w:lsdException w:name="Medium Shading 2 Accent 1" w:semiHidden="0" w:uiPriority="64" w:unhideWhenUsed="0"/>
-    <w:lsdException w:name="Medium List 1 Accent 1" w:semiHidden="0" w:uiPriority="65" w:unhideWhenUsed="0"/>
-    <w:lsdException w:name="Medium List 2 Accent 1" w:semiHidden="0" w:uiPriority="66" w:unhideWhenUsed="0"/>
-    <w:lsdException w:name="Medium Grid 1 Accent 1" w:semiHidden="0" w:uiPriority="67" w:unhideWhenUsed="0"/>
-    <w:lsdException w:name="Medium Grid 2 Accent 1" w:semiHidden="0" w:uiPriority="68" w:unhideWhenUsed="0"/>
-    <w:lsdException w:name="Medium Grid 3 Accent 1" w:semiHidden="0" w:uiPriority="69" w:unhideWhenUsed="0"/>
-    <w:lsdException w:name="Dark List Accent 1" w:semiHidden="0" w:uiPriority="70" w:unhideWhenUsed="0"/>
-    <w:lsdException w:name="Colorful Shading Accent 1" w:semiHidden="0" w:uiPriority="71" w:unhideWhenUsed="0"/>
-    <w:lsdException w:name="Colorful List Accent 1" w:semiHidden="0" w:uiPriority="72" w:unhideWhenUsed="0"/>
-    <w:lsdException w:name="Colorful Grid Accent 1" w:semiHidden="0" w:uiPriority="73" w:unhideWhenUsed="0"/>
-    <w:lsdException w:name="Light Shading Accent 2" w:semiHidden="0" w:uiPriority="60" w:unhideWhenUsed="0"/>
-    <w:lsdException w:name="Light List Accent 2" w:semiHidden="0" w:uiPriority="61" w:unhideWhenUsed="0"/>
-    <w:lsdException w:name="Light Grid Accent 2" w:semiHidden="0" w:uiPriority="62" w:unhideWhenUsed="0"/>
-    <w:lsdException w:name="Medium Shading 1 Accent 2" w:semiHidden="0" w:uiPriority="63" w:unhideWhenUsed="0"/>
-    <w:lsdException w:name="Medium Shading 2 Accent 2" w:semiHidden="0" w:uiPriority="64" w:unhideWhenUsed="0"/>
-    <w:lsdException w:name="Medium List 1 Accent 2" w:semiHidden="0" w:uiPriority="65" w:unhideWhenUsed="0"/>
-    <w:lsdException w:name="Medium List 2 Accent 2" w:semiHidden="0" w:uiPriority="66" w:unhideWhenUsed="0"/>
-    <w:lsdException w:name="Medium Grid 1 Accent 2" w:semiHidden="0" w:uiPriority="67" w:unhideWhenUsed="0"/>
-    <w:lsdException w:name="Medium Grid 2 Accent 2" w:semiHidden="0" w:uiPriority="68" w:unhideWhenUsed="0"/>
-    <w:lsdException w:name="Medium Grid 3 Accent 2" w:semiHidden="0" w:uiPriority="69" w:unhideWhenUsed="0"/>
-    <w:lsdException w:name="Dark List Accent 2" w:semiHidden="0" w:uiPriority="70" w:unhideWhenUsed="0"/>
-    <w:lsdException w:name="Colorful Shading Accent 2" w:semiHidden="0" w:uiPriority="71" w:unhideWhenUsed="0"/>
-    <w:lsdException w:name="Colorful List Accent 2" w:semiHidden="0" w:uiPriority="72" w:unhideWhenUsed="0"/>
-    <w:lsdException w:name="Colorful Grid Accent 2" w:semiHidden="0" w:uiPriority="73" w:unhideWhenUsed="0"/>
-    <w:lsdException w:name="Light Shading Accent 3" w:semiHidden="0" w:uiPriority="60" w:unhideWhenUsed="0"/>
-    <w:lsdException w:name="Light List Accent 3" w:semiHidden="0" w:uiPriority="61" w:unhideWhenUsed="0"/>
-    <w:lsdException w:name="Light Grid Accent 3" w:semiHidden="0" w:uiPriority="62" w:unhideWhenUsed="0"/>
-    <w:lsdException w:name="Medium Shading 1 Accent 3" w:semiHidden="0" w:uiPriority="63" w:unhideWhenUsed="0"/>
-    <w:lsdException w:name="Medium Shading 2 Accent 3" w:semiHidden="0" w:uiPriority="64" w:unhideWhenUsed="0"/>
-    <w:lsdException w:name="Medium List 1 Accent 3" w:semiHidden="0" w:uiPriority="65" w:unhideWhenUsed="0"/>
-    <w:lsdException w:name="Medium List 2 Accent 3" w:semiHidden="0" w:uiPriority="66" w:unhideWhenUsed="0"/>
-    <w:lsdException w:name="Medium Grid 1 Accent 3" w:semiHidden="0" w:uiPriority="67" w:unhideWhenUsed="0"/>
-    <w:lsdException w:name="Medium Grid 2 Accent 3" w:semiHidden="0" w:uiPriority="68" w:unhideWhenUsed="0"/>
-    <w:lsdException w:name="Medium Grid 3 Accent 3" w:semiHidden="0" w:uiPriority="69" w:unhideWhenUsed="0"/>
-    <w:lsdException w:name="Dark List Accent 3" w:semiHidden="0" w:uiPriority="70" w:unhideWhenUsed="0"/>
-    <w:lsdException w:name="Colorful Shading Accent 3" w:semiHidden="0" w:uiPriority="71" w:unhideWhenUsed="0"/>
-    <w:lsdException w:name="Colorful List Accent 3" w:semiHidden="0" w:uiPriority="72" w:unhideWhenUsed="0"/>
-    <w:lsdException w:name="Colorful Grid Accent 3" w:semiHidden="0" w:uiPriority="73" w:unhideWhenUsed="0"/>
-    <w:lsdException w:name="Light Shading Accent 4" w:semiHidden="0" w:uiPriority="60" w:unhideWhenUsed="0"/>
-    <w:lsdException w:name="Light List Accent 4" w:semiHidden="0" w:uiPriority="61" w:unhideWhenUsed="0"/>
-    <w:lsdException w:name="Light Grid Accent 4" w:semiHidden="0" w:uiPriority="62" w:unhideWhenUsed="0"/>
-    <w:lsdException w:name="Medium Shading 1 Accent 4" w:semiHidden="0" w:uiPriority="63" w:unhideWhenUsed="0"/>
-    <w:lsdException w:name="Medium Shading 2 Accent 4" w:semiHidden="0" w:uiPriority="64" w:unhideWhenUsed="0"/>
-    <w:lsdException w:name="Medium List 1 Accent 4" w:semiHidden="0" w:uiPriority="65" w:unhideWhenUsed="0"/>
-    <w:lsdException w:name="Medium List 2 Accent 4" w:semiHidden="0" w:uiPriority="66" w:unhideWhenUsed="0"/>
-    <w:lsdException w:name="Medium Grid 1 Accent 4" w:semiHidden="0" w:uiPriority="67" w:unhideWhenUsed="0"/>
-    <w:lsdException w:name="Medium Grid 2 Accent 4" w:semiHidden="0" w:uiPriority="68" w:unhideWhenUsed="0"/>
-    <w:lsdException w:name="Medium Grid 3 Accent 4" w:semiHidden="0" w:uiPriority="69" w:unhideWhenUsed="0"/>
-    <w:lsdException w:name="Dark List Accent 4" w:semiHidden="0" w:uiPriority="70" w:unhideWhenUsed="0"/>
-    <w:lsdException w:name="Colorful Shading Accent 4" w:semiHidden="0" w:uiPriority="71" w:unhideWhenUsed="0"/>
-    <w:lsdException w:name="Colorful List Accent 4" w:semiHidden="0" w:uiPriority="72" w:unhideWhenUsed="0"/>
-    <w:lsdException w:name="Colorful Grid Accent 4" w:semiHidden="0" w:uiPriority="73" w:unhideWhenUsed="0"/>
-    <w:lsdException w:name="Light Shading Accent 5" w:semiHidden="0" w:uiPriority="60" w:unhideWhenUsed="0"/>
-    <w:lsdException w:name="Light List Accent 5" w:semiHidden="0" w:uiPriority="61" w:unhideWhenUsed="0"/>
-    <w:lsdException w:name="Light Grid Accent 5" w:semiHidden="0" w:uiPriority="62" w:unhideWhenUsed="0"/>
-    <w:lsdException w:name="Medium Shading 1 Accent 5" w:semiHidden="0" w:uiPriority="63" w:unhideWhenUsed="0"/>
-    <w:lsdException w:name="Medium Shading 2 Accent 5" w:semiHidden="0" w:uiPriority="64" w:unhideWhenUsed="0"/>
-    <w:lsdException w:name="Medium List 1 Accent 5" w:semiHidden="0" w:uiPriority="65" w:unhideWhenUsed="0"/>
-    <w:lsdException w:name="Medium List 2 Accent 5" w:semiHidden="0" w:uiPriority="66" w:unhideWhenUsed="0"/>
-    <w:lsdException w:name="Medium Grid 1 Accent 5" w:semiHidden="0" w:uiPriority="67" w:unhideWhenUsed="0"/>
-    <w:lsdException w:name="Medium Grid 2 Accent 5" w:semiHidden="0" w:uiPriority="68" w:unhideWhenUsed="0"/>
-    <w:lsdException w:name="Medium Grid 3 Accent 5" w:semiHidden="0" w:uiPriority="69" w:unhideWhenUsed="0"/>
-    <w:lsdException w:name="Dark List Accent 5" w:semiHidden="0" w:uiPriority="70" w:unhideWhenUsed="0"/>
-    <w:lsdException w:name="Colorful Shading Accent 5" w:semiHidden="0" w:uiPriority="71" w:unhideWhenUsed="0"/>
-    <w:lsdException w:name="Colorful List Accent 5" w:semiHidden="0" w:uiPriority="72" w:unhideWhenUsed="0"/>
-    <w:lsdException w:name="Colorful Grid Accent 5" w:semiHidden="0" w:uiPriority="73" w:unhideWhenUsed="0"/>
-    <w:lsdException w:name="Light Shading Accent 6" w:semiHidden="0" w:uiPriority="60" w:unhideWhenUsed="0"/>
-    <w:lsdException w:name="Light List Accent 6" w:semiHidden="0" w:uiPriority="61" w:unhideWhenUsed="0"/>
-    <w:lsdException w:name="Light Grid Accent 6" w:semiHidden="0" w:uiPriority="62" w:unhideWhenUsed="0"/>
-    <w:lsdException w:name="Medium Shading 1 Accent 6" w:semiHidden="0" w:uiPriority="63" w:unhideWhenUsed="0"/>
-    <w:lsdException w:name="Medium Shading 2 Accent 6" w:semiHidden="0" w:uiPriority="64" w:unhideWhenUsed="0"/>
-    <w:lsdException w:name="Medium List 1 Accent 6" w:semiHidden="0" w:uiPriority="65" w:unhideWhenUsed="0"/>
-    <w:lsdException w:name="Medium List 2 Accent 6" w:semiHidden="0" w:uiPriority="66" w:unhideWhenUsed="0"/>
-    <w:lsdException w:name="Medium Grid 1 Accent 6" w:semiHidden="0" w:uiPriority="67" w:unhideWhenUsed="0"/>
-    <w:lsdException w:name="Medium Grid 2 Accent 6" w:semiHidden="0" w:uiPriority="68" w:unhideWhenUsed="0"/>
-    <w:lsdException w:name="Medium Grid 3 Accent 6" w:semiHidden="0" w:uiPriority="69" w:unhideWhenUsed="0"/>
-    <w:lsdException w:name="Dark List Accent 6" w:semiHidden="0" w:uiPriority="70" w:unhideWhenUsed="0"/>
-    <w:lsdException w:name="Colorful Shading Accent 6" w:semiHidden="0" w:uiPriority="71" w:unhideWhenUsed="0"/>
-    <w:lsdException w:name="Colorful List Accent 6" w:semiHidden="0" w:uiPriority="72" w:unhideWhenUsed="0"/>
-    <w:lsdException w:name="Colorful Grid Accent 6" w:semiHidden="0" w:uiPriority="73" w:unhideWhenUsed="0"/>
+  <w:latentStyles w:count="260" w:defQFormat="0" w:defUnhideWhenUsed="1" w:defSemiHidden="1" w:defUIPriority="99" w:defLockedState="0">
+    <w:lsdException w:qFormat="1" w:unhideWhenUsed="0" w:uiPriority="0" w:semiHidden="0" w:name="Normal"/>
+    <w:lsdException w:qFormat="1" w:unhideWhenUsed="0" w:uiPriority="0" w:semiHidden="0" w:name="heading 1"/>
+    <w:lsdException w:qFormat="1" w:uiPriority="0" w:semiHidden="0" w:name="heading 2"/>
+    <w:lsdException w:qFormat="1" w:uiPriority="0" w:name="heading 3"/>
+    <w:lsdException w:qFormat="1" w:uiPriority="0" w:semiHidden="0" w:name="heading 4"/>
+    <w:lsdException w:qFormat="1" w:uiPriority="0" w:name="heading 5"/>
+    <w:lsdException w:qFormat="1" w:uiPriority="0" w:name="heading 6"/>
+    <w:lsdException w:qFormat="1" w:uiPriority="0" w:name="heading 7"/>
+    <w:lsdException w:qFormat="1" w:uiPriority="0" w:name="heading 8"/>
+    <w:lsdException w:qFormat="1" w:uiPriority="0" w:name="heading 9"/>
+    <w:lsdException w:unhideWhenUsed="0" w:uiPriority="0" w:semiHidden="0" w:name="index 1"/>
+    <w:lsdException w:unhideWhenUsed="0" w:uiPriority="0" w:semiHidden="0" w:name="index 2"/>
+    <w:lsdException w:unhideWhenUsed="0" w:uiPriority="0" w:semiHidden="0" w:name="index 3"/>
+    <w:lsdException w:unhideWhenUsed="0" w:uiPriority="0" w:semiHidden="0" w:name="index 4"/>
+    <w:lsdException w:unhideWhenUsed="0" w:uiPriority="0" w:semiHidden="0" w:name="index 5"/>
+    <w:lsdException w:unhideWhenUsed="0" w:uiPriority="0" w:semiHidden="0" w:name="index 6"/>
+    <w:lsdException w:unhideWhenUsed="0" w:uiPriority="0" w:semiHidden="0" w:name="index 7"/>
+    <w:lsdException w:unhideWhenUsed="0" w:uiPriority="0" w:semiHidden="0" w:name="index 8"/>
+    <w:lsdException w:unhideWhenUsed="0" w:uiPriority="0" w:semiHidden="0" w:name="index 9"/>
+    <w:lsdException w:qFormat="1" w:unhideWhenUsed="0" w:uiPriority="0" w:semiHidden="0" w:name="toc 1"/>
+    <w:lsdException w:qFormat="1" w:unhideWhenUsed="0" w:uiPriority="0" w:semiHidden="0" w:name="toc 2"/>
+    <w:lsdException w:qFormat="1" w:unhideWhenUsed="0" w:uiPriority="0" w:semiHidden="0" w:name="toc 3"/>
+    <w:lsdException w:unhideWhenUsed="0" w:uiPriority="0" w:semiHidden="0" w:name="toc 4"/>
+    <w:lsdException w:unhideWhenUsed="0" w:uiPriority="0" w:semiHidden="0" w:name="toc 5"/>
+    <w:lsdException w:unhideWhenUsed="0" w:uiPriority="0" w:semiHidden="0" w:name="toc 6"/>
+    <w:lsdException w:unhideWhenUsed="0" w:uiPriority="0" w:semiHidden="0" w:name="toc 7"/>
+    <w:lsdException w:unhideWhenUsed="0" w:uiPriority="0" w:semiHidden="0" w:name="toc 8"/>
+    <w:lsdException w:unhideWhenUsed="0" w:uiPriority="0" w:semiHidden="0" w:name="toc 9"/>
+    <w:lsdException w:unhideWhenUsed="0" w:uiPriority="0" w:semiHidden="0" w:name="Normal Indent"/>
+    <w:lsdException w:unhideWhenUsed="0" w:uiPriority="0" w:semiHidden="0" w:name="footnote text"/>
+    <w:lsdException w:qFormat="1" w:unhideWhenUsed="0" w:uiPriority="0" w:semiHidden="0" w:name="annotation text"/>
+    <w:lsdException w:qFormat="1" w:unhideWhenUsed="0" w:uiPriority="0" w:semiHidden="0" w:name="header"/>
+    <w:lsdException w:qFormat="1" w:unhideWhenUsed="0" w:uiPriority="0" w:semiHidden="0" w:name="footer"/>
+    <w:lsdException w:unhideWhenUsed="0" w:uiPriority="0" w:semiHidden="0" w:name="index heading"/>
+    <w:lsdException w:qFormat="1" w:uiPriority="0" w:name="caption"/>
+    <w:lsdException w:unhideWhenUsed="0" w:uiPriority="0" w:semiHidden="0" w:name="table of figures"/>
+    <w:lsdException w:unhideWhenUsed="0" w:uiPriority="0" w:semiHidden="0" w:name="envelope address"/>
+    <w:lsdException w:unhideWhenUsed="0" w:uiPriority="0" w:semiHidden="0" w:name="envelope return"/>
+    <w:lsdException w:unhideWhenUsed="0" w:uiPriority="0" w:semiHidden="0" w:name="footnote reference"/>
+    <w:lsdException w:unhideWhenUsed="0" w:uiPriority="0" w:semiHidden="0" w:name="annotation reference"/>
+    <w:lsdException w:unhideWhenUsed="0" w:uiPriority="0" w:semiHidden="0" w:name="line number"/>
+    <w:lsdException w:unhideWhenUsed="0" w:uiPriority="0" w:semiHidden="0" w:name="page number"/>
+    <w:lsdException w:unhideWhenUsed="0" w:uiPriority="0" w:semiHidden="0" w:name="endnote reference"/>
+    <w:lsdException w:unhideWhenUsed="0" w:uiPriority="0" w:semiHidden="0" w:name="endnote text"/>
+    <w:lsdException w:unhideWhenUsed="0" w:uiPriority="0" w:semiHidden="0" w:name="table of authorities"/>
+    <w:lsdException w:unhideWhenUsed="0" w:uiPriority="0" w:semiHidden="0" w:name="macro"/>
+    <w:lsdException w:unhideWhenUsed="0" w:uiPriority="0" w:semiHidden="0" w:name="toa heading"/>
+    <w:lsdException w:unhideWhenUsed="0" w:uiPriority="0" w:semiHidden="0" w:name="List"/>
+    <w:lsdException w:unhideWhenUsed="0" w:uiPriority="0" w:semiHidden="0" w:name="List Bullet"/>
+    <w:lsdException w:unhideWhenUsed="0" w:uiPriority="0" w:semiHidden="0" w:name="List Number"/>
+    <w:lsdException w:unhideWhenUsed="0" w:uiPriority="0" w:semiHidden="0" w:name="List 2"/>
+    <w:lsdException w:unhideWhenUsed="0" w:uiPriority="0" w:semiHidden="0" w:name="List 3"/>
+    <w:lsdException w:unhideWhenUsed="0" w:uiPriority="0" w:semiHidden="0" w:name="List 4"/>
+    <w:lsdException w:unhideWhenUsed="0" w:uiPriority="0" w:semiHidden="0" w:name="List 5"/>
+    <w:lsdException w:unhideWhenUsed="0" w:uiPriority="0" w:semiHidden="0" w:name="List Bullet 2"/>
+    <w:lsdException w:unhideWhenUsed="0" w:uiPriority="0" w:semiHidden="0" w:name="List Bullet 3"/>
+    <w:lsdException w:unhideWhenUsed="0" w:uiPriority="0" w:semiHidden="0" w:name="List Bullet 4"/>
+    <w:lsdException w:unhideWhenUsed="0" w:uiPriority="0" w:semiHidden="0" w:name="List Bullet 5"/>
+    <w:lsdException w:unhideWhenUsed="0" w:uiPriority="0" w:semiHidden="0" w:name="List Number 2"/>
+    <w:lsdException w:unhideWhenUsed="0" w:uiPriority="0" w:semiHidden="0" w:name="List Number 3"/>
+    <w:lsdException w:unhideWhenUsed="0" w:uiPriority="0" w:semiHidden="0" w:name="List Number 4"/>
+    <w:lsdException w:unhideWhenUsed="0" w:uiPriority="0" w:semiHidden="0" w:name="List Number 5"/>
+    <w:lsdException w:qFormat="1" w:unhideWhenUsed="0" w:uiPriority="0" w:semiHidden="0" w:name="Title"/>
+    <w:lsdException w:unhideWhenUsed="0" w:uiPriority="0" w:semiHidden="0" w:name="Closing"/>
+    <w:lsdException w:unhideWhenUsed="0" w:uiPriority="0" w:semiHidden="0" w:name="Signature"/>
+    <w:lsdException w:qFormat="1" w:unhideWhenUsed="0" w:uiPriority="0" w:name="Default Paragraph Font"/>
+    <w:lsdException w:qFormat="1" w:unhideWhenUsed="0" w:uiPriority="0" w:name="Body Text"/>
+    <w:lsdException w:unhideWhenUsed="0" w:uiPriority="0" w:semiHidden="0" w:name="Body Text Indent"/>
+    <w:lsdException w:unhideWhenUsed="0" w:uiPriority="0" w:semiHidden="0" w:name="List Continue"/>
+    <w:lsdException w:unhideWhenUsed="0" w:uiPriority="0" w:semiHidden="0" w:name="List Continue 2"/>
+    <w:lsdException w:unhideWhenUsed="0" w:uiPriority="0" w:semiHidden="0" w:name="List Continue 3"/>
+    <w:lsdException w:unhideWhenUsed="0" w:uiPriority="0" w:semiHidden="0" w:name="List Continue 4"/>
+    <w:lsdException w:unhideWhenUsed="0" w:uiPriority="0" w:semiHidden="0" w:name="List Continue 5"/>
+    <w:lsdException w:unhideWhenUsed="0" w:uiPriority="0" w:semiHidden="0" w:name="Message Header"/>
+    <w:lsdException w:qFormat="1" w:unhideWhenUsed="0" w:uiPriority="0" w:semiHidden="0" w:name="Subtitle"/>
+    <w:lsdException w:unhideWhenUsed="0" w:uiPriority="0" w:semiHidden="0" w:name="Salutation"/>
+    <w:lsdException w:unhideWhenUsed="0" w:uiPriority="0" w:semiHidden="0" w:name="Date"/>
+    <w:lsdException w:unhideWhenUsed="0" w:uiPriority="0" w:semiHidden="0" w:name="Body Text First Indent"/>
+    <w:lsdException w:unhideWhenUsed="0" w:uiPriority="0" w:semiHidden="0" w:name="Body Text First Indent 2"/>
+    <w:lsdException w:uiPriority="99" w:name="Note Heading"/>
+    <w:lsdException w:unhideWhenUsed="0" w:uiPriority="0" w:semiHidden="0" w:name="Body Text 2"/>
+    <w:lsdException w:unhideWhenUsed="0" w:uiPriority="0" w:semiHidden="0" w:name="Body Text 3"/>
+    <w:lsdException w:unhideWhenUsed="0" w:uiPriority="0" w:semiHidden="0" w:name="Body Text Indent 2"/>
+    <w:lsdException w:unhideWhenUsed="0" w:uiPriority="0" w:semiHidden="0" w:name="Body Text Indent 3"/>
+    <w:lsdException w:unhideWhenUsed="0" w:uiPriority="0" w:semiHidden="0" w:name="Block Text"/>
+    <w:lsdException w:unhideWhenUsed="0" w:uiPriority="0" w:semiHidden="0" w:name="Hyperlink"/>
+    <w:lsdException w:unhideWhenUsed="0" w:uiPriority="0" w:semiHidden="0" w:name="FollowedHyperlink"/>
+    <w:lsdException w:qFormat="1" w:unhideWhenUsed="0" w:uiPriority="0" w:semiHidden="0" w:name="Strong"/>
+    <w:lsdException w:qFormat="1" w:unhideWhenUsed="0" w:uiPriority="0" w:semiHidden="0" w:name="Emphasis"/>
+    <w:lsdException w:unhideWhenUsed="0" w:uiPriority="0" w:semiHidden="0" w:name="Document Map"/>
+    <w:lsdException w:unhideWhenUsed="0" w:uiPriority="0" w:semiHidden="0" w:name="Plain Text"/>
+    <w:lsdException w:unhideWhenUsed="0" w:uiPriority="0" w:semiHidden="0" w:name="E-mail Signature"/>
+    <w:lsdException w:qFormat="1" w:unhideWhenUsed="0" w:uiPriority="0" w:semiHidden="0" w:name="Normal (Web)"/>
+    <w:lsdException w:unhideWhenUsed="0" w:uiPriority="0" w:semiHidden="0" w:name="HTML Acronym"/>
+    <w:lsdException w:unhideWhenUsed="0" w:uiPriority="0" w:semiHidden="0" w:name="HTML Address"/>
+    <w:lsdException w:unhideWhenUsed="0" w:uiPriority="0" w:semiHidden="0" w:name="HTML Cite"/>
+    <w:lsdException w:unhideWhenUsed="0" w:uiPriority="0" w:semiHidden="0" w:name="HTML Code"/>
+    <w:lsdException w:unhideWhenUsed="0" w:uiPriority="0" w:semiHidden="0" w:name="HTML Definition"/>
+    <w:lsdException w:unhideWhenUsed="0" w:uiPriority="0" w:semiHidden="0" w:name="HTML Keyboard"/>
+    <w:lsdException w:unhideWhenUsed="0" w:uiPriority="0" w:semiHidden="0" w:name="HTML Preformatted"/>
+    <w:lsdException w:unhideWhenUsed="0" w:uiPriority="0" w:semiHidden="0" w:name="HTML Sample"/>
+    <w:lsdException w:unhideWhenUsed="0" w:uiPriority="0" w:semiHidden="0" w:name="HTML Typewriter"/>
+    <w:lsdException w:unhideWhenUsed="0" w:uiPriority="0" w:semiHidden="0" w:name="HTML Variable"/>
+    <w:lsdException w:qFormat="1" w:unhideWhenUsed="0" w:uiPriority="0" w:name="Normal Table"/>
+    <w:lsdException w:unhideWhenUsed="0" w:uiPriority="0" w:semiHidden="0" w:name="annotation subject"/>
+    <w:lsdException w:unhideWhenUsed="0" w:uiPriority="0" w:semiHidden="0" w:name="Table Simple 1"/>
+    <w:lsdException w:unhideWhenUsed="0" w:uiPriority="0" w:semiHidden="0" w:name="Table Simple 2"/>
+    <w:lsdException w:unhideWhenUsed="0" w:uiPriority="0" w:semiHidden="0" w:name="Table Simple 3"/>
+    <w:lsdException w:unhideWhenUsed="0" w:uiPriority="0" w:semiHidden="0" w:name="Table Classic 1"/>
+    <w:lsdException w:unhideWhenUsed="0" w:uiPriority="0" w:semiHidden="0" w:name="Table Classic 2"/>
+    <w:lsdException w:unhideWhenUsed="0" w:uiPriority="0" w:semiHidden="0" w:name="Table Classic 3"/>
+    <w:lsdException w:unhideWhenUsed="0" w:uiPriority="0" w:semiHidden="0" w:name="Table Classic 4"/>
+    <w:lsdException w:unhideWhenUsed="0" w:uiPriority="0" w:semiHidden="0" w:name="Table Colorful 1"/>
+    <w:lsdException w:unhideWhenUsed="0" w:uiPriority="0" w:semiHidden="0" w:name="Table Colorful 2"/>
+    <w:lsdException w:unhideWhenUsed="0" w:uiPriority="0" w:semiHidden="0" w:name="Table Colorful 3"/>
+    <w:lsdException w:unhideWhenUsed="0" w:uiPriority="0" w:semiHidden="0" w:name="Table Columns 1"/>
+    <w:lsdException w:unhideWhenUsed="0" w:uiPriority="0" w:semiHidden="0" w:name="Table Columns 2"/>
+    <w:lsdException w:unhideWhenUsed="0" w:uiPriority="0" w:semiHidden="0" w:name="Table Columns 3"/>
+    <w:lsdException w:unhideWhenUsed="0" w:uiPriority="0" w:semiHidden="0" w:name="Table Columns 4"/>
+    <w:lsdException w:unhideWhenUsed="0" w:uiPriority="0" w:semiHidden="0" w:name="Table Columns 5"/>
+    <w:lsdException w:unhideWhenUsed="0" w:uiPriority="0" w:semiHidden="0" w:name="Table Grid 1"/>
+    <w:lsdException w:unhideWhenUsed="0" w:uiPriority="0" w:semiHidden="0" w:name="Table Grid 2"/>
+    <w:lsdException w:unhideWhenUsed="0" w:uiPriority="0" w:semiHidden="0" w:name="Table Grid 3"/>
+    <w:lsdException w:unhideWhenUsed="0" w:uiPriority="0" w:semiHidden="0" w:name="Table Grid 4"/>
+    <w:lsdException w:unhideWhenUsed="0" w:uiPriority="0" w:semiHidden="0" w:name="Table Grid 5"/>
+    <w:lsdException w:unhideWhenUsed="0" w:uiPriority="0" w:semiHidden="0" w:name="Table Grid 6"/>
+    <w:lsdException w:unhideWhenUsed="0" w:uiPriority="0" w:semiHidden="0" w:name="Table Grid 7"/>
+    <w:lsdException w:unhideWhenUsed="0" w:uiPriority="0" w:semiHidden="0" w:name="Table Grid 8"/>
+    <w:lsdException w:unhideWhenUsed="0" w:uiPriority="0" w:semiHidden="0" w:name="Table List 1"/>
+    <w:lsdException w:unhideWhenUsed="0" w:uiPriority="0" w:semiHidden="0" w:name="Table List 2"/>
+    <w:lsdException w:unhideWhenUsed="0" w:uiPriority="0" w:semiHidden="0" w:name="Table List 3"/>
+    <w:lsdException w:unhideWhenUsed="0" w:uiPriority="0" w:semiHidden="0" w:name="Table List 4"/>
+    <w:lsdException w:unhideWhenUsed="0" w:uiPriority="0" w:semiHidden="0" w:name="Table List 5"/>
+    <w:lsdException w:unhideWhenUsed="0" w:uiPriority="0" w:semiHidden="0" w:name="Table List 6"/>
+    <w:lsdException w:unhideWhenUsed="0" w:uiPriority="0" w:semiHidden="0" w:name="Table List 7"/>
+    <w:lsdException w:unhideWhenUsed="0" w:uiPriority="0" w:semiHidden="0" w:name="Table List 8"/>
+    <w:lsdException w:unhideWhenUsed="0" w:uiPriority="0" w:semiHidden="0" w:name="Table 3D effects 1"/>
+    <w:lsdException w:unhideWhenUsed="0" w:uiPriority="0" w:semiHidden="0" w:name="Table 3D effects 2"/>
+    <w:lsdException w:unhideWhenUsed="0" w:uiPriority="0" w:semiHidden="0" w:name="Table 3D effects 3"/>
+    <w:lsdException w:unhideWhenUsed="0" w:uiPriority="0" w:semiHidden="0" w:name="Table Contemporary"/>
+    <w:lsdException w:unhideWhenUsed="0" w:uiPriority="0" w:semiHidden="0" w:name="Table Elegant"/>
+    <w:lsdException w:unhideWhenUsed="0" w:uiPriority="0" w:semiHidden="0" w:name="Table Professional"/>
+    <w:lsdException w:unhideWhenUsed="0" w:uiPriority="0" w:semiHidden="0" w:name="Table Subtle 1"/>
+    <w:lsdException w:unhideWhenUsed="0" w:uiPriority="0" w:semiHidden="0" w:name="Table Subtle 2"/>
+    <w:lsdException w:unhideWhenUsed="0" w:uiPriority="0" w:semiHidden="0" w:name="Table Web 1"/>
+    <w:lsdException w:unhideWhenUsed="0" w:uiPriority="0" w:semiHidden="0" w:name="Table Web 2"/>
+    <w:lsdException w:unhideWhenUsed="0" w:uiPriority="0" w:semiHidden="0" w:name="Table Web 3"/>
+    <w:lsdException w:unhideWhenUsed="0" w:uiPriority="0" w:semiHidden="0" w:name="Balloon Text"/>
+    <w:lsdException w:qFormat="1" w:unhideWhenUsed="0" w:uiPriority="0" w:semiHidden="0" w:name="Table Grid"/>
+    <w:lsdException w:unhideWhenUsed="0" w:uiPriority="0" w:semiHidden="0" w:name="Table Theme"/>
+    <w:lsdException w:unhideWhenUsed="0" w:uiPriority="60" w:semiHidden="0" w:name="Light Shading"/>
+    <w:lsdException w:unhideWhenUsed="0" w:uiPriority="61" w:semiHidden="0" w:name="Light List"/>
+    <w:lsdException w:unhideWhenUsed="0" w:uiPriority="62" w:semiHidden="0" w:name="Light Grid"/>
+    <w:lsdException w:unhideWhenUsed="0" w:uiPriority="63" w:semiHidden="0" w:name="Medium Shading 1"/>
+    <w:lsdException w:unhideWhenUsed="0" w:uiPriority="64" w:semiHidden="0" w:name="Medium Shading 2"/>
+    <w:lsdException w:unhideWhenUsed="0" w:uiPriority="65" w:semiHidden="0" w:name="Medium List 1"/>
+    <w:lsdException w:unhideWhenUsed="0" w:uiPriority="66" w:semiHidden="0" w:name="Medium List 2"/>
+    <w:lsdException w:unhideWhenUsed="0" w:uiPriority="67" w:semiHidden="0" w:name="Medium Grid 1"/>
+    <w:lsdException w:unhideWhenUsed="0" w:uiPriority="68" w:semiHidden="0" w:name="Medium Grid 2"/>
+    <w:lsdException w:unhideWhenUsed="0" w:uiPriority="69" w:semiHidden="0" w:name="Medium Grid 3"/>
+    <w:lsdException w:unhideWhenUsed="0" w:uiPriority="70" w:semiHidden="0" w:name="Dark List"/>
+    <w:lsdException w:unhideWhenUsed="0" w:uiPriority="71" w:semiHidden="0" w:name="Colorful Shading"/>
+    <w:lsdException w:unhideWhenUsed="0" w:uiPriority="72" w:semiHidden="0" w:name="Colorful List"/>
+    <w:lsdException w:unhideWhenUsed="0" w:uiPriority="73" w:semiHidden="0" w:name="Colorful Grid"/>
+    <w:lsdException w:unhideWhenUsed="0" w:uiPriority="60" w:semiHidden="0" w:name="Light Shading Accent 1"/>
+    <w:lsdException w:unhideWhenUsed="0" w:uiPriority="61" w:semiHidden="0" w:name="Light List Accent 1"/>
+    <w:lsdException w:unhideWhenUsed="0" w:uiPriority="62" w:semiHidden="0" w:name="Light Grid Accent 1"/>
+    <w:lsdException w:unhideWhenUsed="0" w:uiPriority="63" w:semiHidden="0" w:name="Medium Shading 1 Accent 1"/>
+    <w:lsdException w:unhideWhenUsed="0" w:uiPriority="64" w:semiHidden="0" w:name="Medium Shading 2 Accent 1"/>
+    <w:lsdException w:unhideWhenUsed="0" w:uiPriority="65" w:semiHidden="0" w:name="Medium List 1 Accent 1"/>
+    <w:lsdException w:unhideWhenUsed="0" w:uiPriority="66" w:semiHidden="0" w:name="Medium List 2 Accent 1"/>
+    <w:lsdException w:unhideWhenUsed="0" w:uiPriority="67" w:semiHidden="0" w:name="Medium Grid 1 Accent 1"/>
+    <w:lsdException w:unhideWhenUsed="0" w:uiPriority="68" w:semiHidden="0" w:name="Medium Grid 2 Accent 1"/>
+    <w:lsdException w:unhideWhenUsed="0" w:uiPriority="69" w:semiHidden="0" w:name="Medium Grid 3 Accent 1"/>
+    <w:lsdException w:unhideWhenUsed="0" w:uiPriority="70" w:semiHidden="0" w:name="Dark List Accent 1"/>
+    <w:lsdException w:unhideWhenUsed="0" w:uiPriority="71" w:semiHidden="0" w:name="Colorful Shading Accent 1"/>
+    <w:lsdException w:unhideWhenUsed="0" w:uiPriority="72" w:semiHidden="0" w:name="Colorful List Accent 1"/>
+    <w:lsdException w:unhideWhenUsed="0" w:uiPriority="73" w:semiHidden="0" w:name="Colorful Grid Accent 1"/>
+    <w:lsdException w:unhideWhenUsed="0" w:uiPriority="60" w:semiHidden="0" w:name="Light Shading Accent 2"/>
+    <w:lsdException w:unhideWhenUsed="0" w:uiPriority="61" w:semiHidden="0" w:name="Light List Accent 2"/>
+    <w:lsdException w:unhideWhenUsed="0" w:uiPriority="62" w:semiHidden="0" w:name="Light Grid Accent 2"/>
+    <w:lsdException w:unhideWhenUsed="0" w:uiPriority="63" w:semiHidden="0" w:name="Medium Shading 1 Accent 2"/>
+    <w:lsdException w:unhideWhenUsed="0" w:uiPriority="64" w:semiHidden="0" w:name="Medium Shading 2 Accent 2"/>
+    <w:lsdException w:unhideWhenUsed="0" w:uiPriority="65" w:semiHidden="0" w:name="Medium List 1 Accent 2"/>
+    <w:lsdException w:unhideWhenUsed="0" w:uiPriority="66" w:semiHidden="0" w:name="Medium List 2 Accent 2"/>
+    <w:lsdException w:unhideWhenUsed="0" w:uiPriority="67" w:semiHidden="0" w:name="Medium Grid 1 Accent 2"/>
+    <w:lsdException w:unhideWhenUsed="0" w:uiPriority="68" w:semiHidden="0" w:name="Medium Grid 2 Accent 2"/>
+    <w:lsdException w:unhideWhenUsed="0" w:uiPriority="69" w:semiHidden="0" w:name="Medium Grid 3 Accent 2"/>
+    <w:lsdException w:unhideWhenUsed="0" w:uiPriority="70" w:semiHidden="0" w:name="Dark List Accent 2"/>
+    <w:lsdException w:unhideWhenUsed="0" w:uiPriority="71" w:semiHidden="0" w:name="Colorful Shading Accent 2"/>
+    <w:lsdException w:unhideWhenUsed="0" w:uiPriority="72" w:semiHidden="0" w:name="Colorful List Accent 2"/>
+    <w:lsdException w:unhideWhenUsed="0" w:uiPriority="73" w:semiHidden="0" w:name="Colorful Grid Accent 2"/>
+    <w:lsdException w:unhideWhenUsed="0" w:uiPriority="60" w:semiHidden="0" w:name="Light Shading Accent 3"/>
+    <w:lsdException w:unhideWhenUsed="0" w:uiPriority="61" w:semiHidden="0" w:name="Light List Accent 3"/>
+    <w:lsdException w:unhideWhenUsed="0" w:uiPriority="62" w:semiHidden="0" w:name="Light Grid Accent 3"/>
+    <w:lsdException w:unhideWhenUsed="0" w:uiPriority="63" w:semiHidden="0" w:name="Medium Shading 1 Accent 3"/>
+    <w:lsdException w:unhideWhenUsed="0" w:uiPriority="64" w:semiHidden="0" w:name="Medium Shading 2 Accent 3"/>
+    <w:lsdException w:unhideWhenUsed="0" w:uiPriority="65" w:semiHidden="0" w:name="Medium List 1 Accent 3"/>
+    <w:lsdException w:unhideWhenUsed="0" w:uiPriority="66" w:semiHidden="0" w:name="Medium List 2 Accent 3"/>
+    <w:lsdException w:unhideWhenUsed="0" w:uiPriority="67" w:semiHidden="0" w:name="Medium Grid 1 Accent 3"/>
+    <w:lsdException w:unhideWhenUsed="0" w:uiPriority="68" w:semiHidden="0" w:name="Medium Grid 2 Accent 3"/>
+    <w:lsdException w:unhideWhenUsed="0" w:uiPriority="69" w:semiHidden="0" w:name="Medium Grid 3 Accent 3"/>
+    <w:lsdException w:unhideWhenUsed="0" w:uiPriority="70" w:semiHidden="0" w:name="Dark List Accent 3"/>
+    <w:lsdException w:unhideWhenUsed="0" w:uiPriority="71" w:semiHidden="0" w:name="Colorful Shading Accent 3"/>
+    <w:lsdException w:unhideWhenUsed="0" w:uiPriority="72" w:semiHidden="0" w:name="Colorful List Accent 3"/>
+    <w:lsdException w:unhideWhenUsed="0" w:uiPriority="73" w:semiHidden="0" w:name="Colorful Grid Accent 3"/>
+    <w:lsdException w:unhideWhenUsed="0" w:uiPriority="60" w:semiHidden="0" w:name="Light Shading Accent 4"/>
+    <w:lsdException w:unhideWhenUsed="0" w:uiPriority="61" w:semiHidden="0" w:name="Light List Accent 4"/>
+    <w:lsdException w:unhideWhenUsed="0" w:uiPriority="62" w:semiHidden="0" w:name="Light Grid Accent 4"/>
+    <w:lsdException w:unhideWhenUsed="0" w:uiPriority="63" w:semiHidden="0" w:name="Medium Shading 1 Accent 4"/>
+    <w:lsdException w:unhideWhenUsed="0" w:uiPriority="64" w:semiHidden="0" w:name="Medium Shading 2 Accent 4"/>
+    <w:lsdException w:unhideWhenUsed="0" w:uiPriority="65" w:semiHidden="0" w:name="Medium List 1 Accent 4"/>
+    <w:lsdException w:unhideWhenUsed="0" w:uiPriority="66" w:semiHidden="0" w:name="Medium List 2 Accent 4"/>
+    <w:lsdException w:unhideWhenUsed="0" w:uiPriority="67" w:semiHidden="0" w:name="Medium Grid 1 Accent 4"/>
+    <w:lsdException w:unhideWhenUsed="0" w:uiPriority="68" w:semiHidden="0" w:name="Medium Grid 2 Accent 4"/>
+    <w:lsdException w:unhideWhenUsed="0" w:uiPriority="69" w:semiHidden="0" w:name="Medium Grid 3 Accent 4"/>
+    <w:lsdException w:unhideWhenUsed="0" w:uiPriority="70" w:semiHidden="0" w:name="Dark List Accent 4"/>
+    <w:lsdException w:unhideWhenUsed="0" w:uiPriority="71" w:semiHidden="0" w:name="Colorful Shading Accent 4"/>
+    <w:lsdException w:unhideWhenUsed="0" w:uiPriority="72" w:semiHidden="0" w:name="Colorful List Accent 4"/>
+    <w:lsdException w:unhideWhenUsed="0" w:uiPriority="73" w:semiHidden="0" w:name="Colorful Grid Accent 4"/>
+    <w:lsdException w:unhideWhenUsed="0" w:uiPriority="60" w:semiHidden="0" w:name="Light Shading Accent 5"/>
+    <w:lsdException w:unhideWhenUsed="0" w:uiPriority="61" w:semiHidden="0" w:name="Light List Accent 5"/>
+    <w:lsdException w:unhideWhenUsed="0" w:uiPriority="62" w:semiHidden="0" w:name="Light Grid Accent 5"/>
+    <w:lsdException w:unhideWhenUsed="0" w:uiPriority="63" w:semiHidden="0" w:name="Medium Shading 1 Accent 5"/>
+    <w:lsdException w:unhideWhenUsed="0" w:uiPriority="64" w:semiHidden="0" w:name="Medium Shading 2 Accent 5"/>
+    <w:lsdException w:unhideWhenUsed="0" w:uiPriority="65" w:semiHidden="0" w:name="Medium List 1 Accent 5"/>
+    <w:lsdException w:unhideWhenUsed="0" w:uiPriority="66" w:semiHidden="0" w:name="Medium List 2 Accent 5"/>
+    <w:lsdException w:unhideWhenUsed="0" w:uiPriority="67" w:semiHidden="0" w:name="Medium Grid 1 Accent 5"/>
+    <w:lsdException w:unhideWhenUsed="0" w:uiPriority="68" w:semiHidden="0" w:name="Medium Grid 2 Accent 5"/>
+    <w:lsdException w:unhideWhenUsed="0" w:uiPriority="69" w:semiHidden="0" w:name="Medium Grid 3 Accent 5"/>
+    <w:lsdException w:unhideWhenUsed="0" w:uiPriority="70" w:semiHidden="0" w:name="Dark List Accent 5"/>
+    <w:lsdException w:unhideWhenUsed="0" w:uiPriority="71" w:semiHidden="0" w:name="Colorful Shading Accent 5"/>
+    <w:lsdException w:unhideWhenUsed="0" w:uiPriority="72" w:semiHidden="0" w:name="Colorful List Accent 5"/>
+    <w:lsdException w:unhideWhenUsed="0" w:uiPriority="73" w:semiHidden="0" w:name="Colorful Grid Accent 5"/>
+    <w:lsdException w:unhideWhenUsed="0" w:uiPriority="60" w:semiHidden="0" w:name="Light Shading Accent 6"/>
+    <w:lsdException w:unhideWhenUsed="0" w:uiPriority="61" w:semiHidden="0" w:name="Light List Accent 6"/>
+    <w:lsdException w:unhideWhenUsed="0" w:uiPriority="62" w:semiHidden="0" w:name="Light Grid Accent 6"/>
+    <w:lsdException w:unhideWhenUsed="0" w:uiPriority="63" w:semiHidden="0" w:name="Medium Shading 1 Accent 6"/>
+    <w:lsdException w:unhideWhenUsed="0" w:uiPriority="64" w:semiHidden="0" w:name="Medium Shading 2 Accent 6"/>
+    <w:lsdException w:unhideWhenUsed="0" w:uiPriority="65" w:semiHidden="0" w:name="Medium List 1 Accent 6"/>
+    <w:lsdException w:unhideWhenUsed="0" w:uiPriority="66" w:semiHidden="0" w:name="Medium List 2 Accent 6"/>
+    <w:lsdException w:unhideWhenUsed="0" w:uiPriority="67" w:semiHidden="0" w:name="Medium Grid 1 Accent 6"/>
+    <w:lsdException w:unhideWhenUsed="0" w:uiPriority="68" w:semiHidden="0" w:name="Medium Grid 2 Accent 6"/>
+    <w:lsdException w:unhideWhenUsed="0" w:uiPriority="69" w:semiHidden="0" w:name="Medium Grid 3 Accent 6"/>
+    <w:lsdException w:unhideWhenUsed="0" w:uiPriority="70" w:semiHidden="0" w:name="Dark List Accent 6"/>
+    <w:lsdException w:unhideWhenUsed="0" w:uiPriority="71" w:semiHidden="0" w:name="Colorful Shading Accent 6"/>
+    <w:lsdException w:unhideWhenUsed="0" w:uiPriority="72" w:semiHidden="0" w:name="Colorful List Accent 6"/>
+    <w:lsdException w:unhideWhenUsed="0" w:uiPriority="73" w:semiHidden="0" w:name="Colorful Grid Accent 6"/>
   </w:latentStyles>
-  <w:style w:type="paragraph" w:default="1" w:styleId="Normal">
+  <w:style w:type="paragraph" w:default="1" w:styleId="1">
     <w:name w:val="Normal"/>
     <w:qFormat/>
+    <w:uiPriority w:val="0"/>
     <w:pPr>
       <w:kinsoku w:val="0"/>
       <w:autoSpaceDE w:val="0"/>
@@ -6712,7 +6340,7 @@
       <w:textAlignment w:val="baseline"/>
     </w:pPr>
     <w:rPr>
-      <w:rFonts w:ascii="Arial" w:eastAsia="宋体" w:hAnsi="Arial" w:cs="Arial"/>
+      <w:rFonts w:ascii="Arial" w:hAnsi="Arial" w:eastAsia="宋体" w:cs="Arial"/>
       <w:snapToGrid w:val="0"/>
       <w:color w:val="000000"/>
       <w:kern w:val="0"/>
@@ -6721,11 +6349,12 @@
       <w:lang w:val="en-US" w:eastAsia="en-US" w:bidi="ar-SA"/>
     </w:rPr>
   </w:style>
-  <w:style w:type="paragraph" w:styleId="Heading1">
+  <w:style w:type="paragraph" w:styleId="2">
     <w:name w:val="heading 1"/>
-    <w:basedOn w:val="Normal"/>
-    <w:next w:val="Normal"/>
+    <w:basedOn w:val="1"/>
+    <w:next w:val="1"/>
     <w:qFormat/>
+    <w:uiPriority w:val="0"/>
     <w:pPr>
       <w:keepNext/>
       <w:keepLines/>
@@ -6743,12 +6372,13 @@
       <w:sz w:val="44"/>
     </w:rPr>
   </w:style>
-  <w:style w:type="paragraph" w:styleId="Heading2">
+  <w:style w:type="paragraph" w:styleId="3">
     <w:name w:val="heading 2"/>
-    <w:basedOn w:val="Normal"/>
-    <w:next w:val="Normal"/>
+    <w:basedOn w:val="1"/>
+    <w:next w:val="1"/>
     <w:unhideWhenUsed/>
     <w:qFormat/>
+    <w:uiPriority w:val="0"/>
     <w:pPr>
       <w:keepNext/>
       <w:keepLines/>
@@ -6761,18 +6391,19 @@
       <w:outlineLvl w:val="1"/>
     </w:pPr>
     <w:rPr>
-      <w:rFonts w:ascii="Arial" w:eastAsia="黑体" w:hAnsi="Arial"/>
+      <w:rFonts w:ascii="Arial" w:hAnsi="Arial" w:eastAsia="黑体"/>
       <w:b/>
       <w:sz w:val="32"/>
     </w:rPr>
   </w:style>
-  <w:style w:type="paragraph" w:styleId="Heading3">
+  <w:style w:type="paragraph" w:styleId="4">
     <w:name w:val="heading 3"/>
-    <w:basedOn w:val="Normal"/>
-    <w:next w:val="Normal"/>
+    <w:basedOn w:val="1"/>
+    <w:next w:val="1"/>
     <w:semiHidden/>
     <w:unhideWhenUsed/>
     <w:qFormat/>
+    <w:uiPriority w:val="0"/>
     <w:pPr>
       <w:keepNext/>
       <w:keepLines/>
@@ -6789,12 +6420,13 @@
       <w:sz w:val="32"/>
     </w:rPr>
   </w:style>
-  <w:style w:type="paragraph" w:styleId="Heading4">
+  <w:style w:type="paragraph" w:styleId="5">
     <w:name w:val="heading 4"/>
-    <w:basedOn w:val="Normal"/>
-    <w:next w:val="Normal"/>
+    <w:basedOn w:val="1"/>
+    <w:next w:val="1"/>
     <w:unhideWhenUsed/>
     <w:qFormat/>
+    <w:uiPriority w:val="0"/>
     <w:pPr>
       <w:keepNext/>
       <w:keepLines/>
@@ -6807,18 +6439,19 @@
       <w:outlineLvl w:val="3"/>
     </w:pPr>
     <w:rPr>
-      <w:rFonts w:ascii="Arial" w:eastAsia="黑体" w:hAnsi="Arial"/>
+      <w:rFonts w:ascii="Arial" w:hAnsi="Arial" w:eastAsia="黑体"/>
       <w:b/>
       <w:sz w:val="28"/>
     </w:rPr>
   </w:style>
-  <w:style w:type="paragraph" w:styleId="Heading5">
+  <w:style w:type="paragraph" w:styleId="6">
     <w:name w:val="heading 5"/>
-    <w:basedOn w:val="Normal"/>
-    <w:next w:val="Normal"/>
+    <w:basedOn w:val="1"/>
+    <w:next w:val="1"/>
     <w:semiHidden/>
     <w:unhideWhenUsed/>
     <w:qFormat/>
+    <w:uiPriority w:val="0"/>
     <w:pPr>
       <w:keepNext/>
       <w:keepLines/>
@@ -6835,13 +6468,14 @@
       <w:sz w:val="28"/>
     </w:rPr>
   </w:style>
-  <w:style w:type="paragraph" w:styleId="Heading6">
+  <w:style w:type="paragraph" w:styleId="7">
     <w:name w:val="heading 6"/>
-    <w:basedOn w:val="Normal"/>
-    <w:next w:val="Normal"/>
+    <w:basedOn w:val="1"/>
+    <w:next w:val="1"/>
     <w:semiHidden/>
     <w:unhideWhenUsed/>
     <w:qFormat/>
+    <w:uiPriority w:val="0"/>
     <w:pPr>
       <w:keepNext/>
       <w:keepLines/>
@@ -6854,18 +6488,19 @@
       <w:outlineLvl w:val="5"/>
     </w:pPr>
     <w:rPr>
-      <w:rFonts w:ascii="Arial" w:eastAsia="黑体" w:hAnsi="Arial"/>
+      <w:rFonts w:ascii="Arial" w:hAnsi="Arial" w:eastAsia="黑体"/>
       <w:b/>
       <w:sz w:val="24"/>
     </w:rPr>
   </w:style>
-  <w:style w:type="paragraph" w:styleId="Heading7">
+  <w:style w:type="paragraph" w:styleId="8">
     <w:name w:val="heading 7"/>
-    <w:basedOn w:val="Normal"/>
-    <w:next w:val="Normal"/>
+    <w:basedOn w:val="1"/>
+    <w:next w:val="1"/>
     <w:semiHidden/>
     <w:unhideWhenUsed/>
     <w:qFormat/>
+    <w:uiPriority w:val="0"/>
     <w:pPr>
       <w:keepNext/>
       <w:keepLines/>
@@ -6882,13 +6517,14 @@
       <w:sz w:val="24"/>
     </w:rPr>
   </w:style>
-  <w:style w:type="paragraph" w:styleId="Heading8">
+  <w:style w:type="paragraph" w:styleId="9">
     <w:name w:val="heading 8"/>
-    <w:basedOn w:val="Normal"/>
-    <w:next w:val="Normal"/>
+    <w:basedOn w:val="1"/>
+    <w:next w:val="1"/>
     <w:semiHidden/>
     <w:unhideWhenUsed/>
     <w:qFormat/>
+    <w:uiPriority w:val="0"/>
     <w:pPr>
       <w:keepNext/>
       <w:keepLines/>
@@ -6901,17 +6537,18 @@
       <w:outlineLvl w:val="7"/>
     </w:pPr>
     <w:rPr>
-      <w:rFonts w:ascii="Arial" w:eastAsia="黑体" w:hAnsi="Arial"/>
+      <w:rFonts w:ascii="Arial" w:hAnsi="Arial" w:eastAsia="黑体"/>
       <w:sz w:val="24"/>
     </w:rPr>
   </w:style>
-  <w:style w:type="paragraph" w:styleId="Heading9">
+  <w:style w:type="paragraph" w:styleId="10">
     <w:name w:val="heading 9"/>
-    <w:basedOn w:val="Normal"/>
-    <w:next w:val="Normal"/>
+    <w:basedOn w:val="1"/>
+    <w:next w:val="1"/>
     <w:semiHidden/>
     <w:unhideWhenUsed/>
     <w:qFormat/>
+    <w:uiPriority w:val="0"/>
     <w:pPr>
       <w:keepNext/>
       <w:keepLines/>
@@ -6924,19 +6561,21 @@
       <w:outlineLvl w:val="8"/>
     </w:pPr>
     <w:rPr>
-      <w:rFonts w:ascii="Arial" w:eastAsia="黑体" w:hAnsi="Arial"/>
+      <w:rFonts w:ascii="Arial" w:hAnsi="Arial" w:eastAsia="黑体"/>
       <w:sz w:val="21"/>
     </w:rPr>
   </w:style>
-  <w:style w:type="character" w:default="1" w:styleId="DefaultParagraphFont">
+  <w:style w:type="character" w:default="1" w:styleId="22">
     <w:name w:val="Default Paragraph Font"/>
     <w:semiHidden/>
     <w:qFormat/>
+    <w:uiPriority w:val="0"/>
   </w:style>
-  <w:style w:type="table" w:default="1" w:styleId="TableNormal">
+  <w:style w:type="table" w:default="1" w:styleId="20">
     <w:name w:val="Normal Table"/>
     <w:semiHidden/>
     <w:qFormat/>
+    <w:uiPriority w:val="0"/>
     <w:tblPr>
       <w:tblCellMar>
         <w:top w:w="0" w:type="dxa"/>
@@ -6946,39 +6585,43 @@
       </w:tblCellMar>
     </w:tblPr>
   </w:style>
-  <w:style w:type="paragraph" w:styleId="CommentText">
+  <w:style w:type="paragraph" w:styleId="11">
     <w:name w:val="annotation text"/>
-    <w:basedOn w:val="Normal"/>
+    <w:basedOn w:val="1"/>
     <w:qFormat/>
+    <w:uiPriority w:val="0"/>
     <w:pPr>
       <w:jc w:val="left"/>
     </w:pPr>
   </w:style>
-  <w:style w:type="paragraph" w:styleId="BodyText">
+  <w:style w:type="paragraph" w:styleId="12">
     <w:name w:val="Body Text"/>
-    <w:basedOn w:val="Normal"/>
+    <w:basedOn w:val="1"/>
     <w:semiHidden/>
     <w:qFormat/>
+    <w:uiPriority w:val="0"/>
     <w:rPr>
-      <w:rFonts w:ascii="Arial" w:eastAsia="Arial" w:hAnsi="Arial" w:cs="Arial"/>
+      <w:rFonts w:ascii="Arial" w:hAnsi="Arial" w:eastAsia="Arial" w:cs="Arial"/>
       <w:sz w:val="21"/>
       <w:szCs w:val="21"/>
       <w:lang w:val="en-US" w:eastAsia="en-US" w:bidi="ar-SA"/>
     </w:rPr>
   </w:style>
-  <w:style w:type="paragraph" w:styleId="TOC3">
+  <w:style w:type="paragraph" w:styleId="13">
     <w:name w:val="toc 3"/>
-    <w:basedOn w:val="Normal"/>
-    <w:next w:val="Normal"/>
+    <w:basedOn w:val="1"/>
+    <w:next w:val="1"/>
     <w:qFormat/>
+    <w:uiPriority w:val="0"/>
     <w:pPr>
       <w:ind w:left="840" w:leftChars="400"/>
     </w:pPr>
   </w:style>
-  <w:style w:type="paragraph" w:styleId="Footer">
+  <w:style w:type="paragraph" w:styleId="14">
     <w:name w:val="footer"/>
-    <w:basedOn w:val="Normal"/>
+    <w:basedOn w:val="1"/>
     <w:qFormat/>
+    <w:uiPriority w:val="0"/>
     <w:pPr>
       <w:tabs>
         <w:tab w:val="center" w:pos="4153"/>
@@ -6991,16 +6634,17 @@
       <w:sz w:val="18"/>
     </w:rPr>
   </w:style>
-  <w:style w:type="paragraph" w:styleId="Header">
+  <w:style w:type="paragraph" w:styleId="15">
     <w:name w:val="header"/>
-    <w:basedOn w:val="Normal"/>
+    <w:basedOn w:val="1"/>
     <w:qFormat/>
+    <w:uiPriority w:val="0"/>
     <w:pPr>
       <w:pBdr>
-        <w:top w:val="nil"/>
-        <w:left w:val="nil"/>
-        <w:bottom w:val="nil"/>
-        <w:right w:val="nil"/>
+        <w:top w:val="none" w:color="auto" w:sz="0" w:space="0"/>
+        <w:left w:val="none" w:color="auto" w:sz="0" w:space="0"/>
+        <w:bottom w:val="none" w:color="auto" w:sz="0" w:space="0"/>
+        <w:right w:val="none" w:color="auto" w:sz="0" w:space="0"/>
       </w:pBdr>
       <w:tabs>
         <w:tab w:val="center" w:pos="4153"/>
@@ -7015,37 +6659,41 @@
       <w:sz w:val="18"/>
     </w:rPr>
   </w:style>
-  <w:style w:type="paragraph" w:styleId="TOC1">
+  <w:style w:type="paragraph" w:styleId="16">
     <w:name w:val="toc 1"/>
-    <w:basedOn w:val="Normal"/>
-    <w:next w:val="Normal"/>
+    <w:basedOn w:val="1"/>
+    <w:next w:val="1"/>
     <w:qFormat/>
+    <w:uiPriority w:val="0"/>
     <w:rPr>
-      <w:rFonts w:ascii="Arial" w:eastAsia="Microsoft JhengHei" w:hAnsi="Arial"/>
+      <w:rFonts w:ascii="Arial" w:hAnsi="Arial" w:eastAsia="Microsoft JhengHei"/>
       <w:sz w:val="24"/>
     </w:rPr>
   </w:style>
-  <w:style w:type="paragraph" w:styleId="TOC2">
+  <w:style w:type="paragraph" w:styleId="17">
     <w:name w:val="toc 2"/>
-    <w:basedOn w:val="Normal"/>
-    <w:next w:val="Normal"/>
+    <w:basedOn w:val="1"/>
+    <w:next w:val="1"/>
     <w:qFormat/>
+    <w:uiPriority w:val="0"/>
     <w:pPr>
       <w:ind w:left="420" w:leftChars="200"/>
     </w:pPr>
   </w:style>
-  <w:style w:type="paragraph" w:styleId="NormalWeb">
+  <w:style w:type="paragraph" w:styleId="18">
     <w:name w:val="Normal (Web)"/>
-    <w:basedOn w:val="Normal"/>
+    <w:basedOn w:val="1"/>
     <w:qFormat/>
+    <w:uiPriority w:val="0"/>
     <w:rPr>
       <w:sz w:val="24"/>
     </w:rPr>
   </w:style>
-  <w:style w:type="paragraph" w:styleId="Title">
+  <w:style w:type="paragraph" w:styleId="19">
     <w:name w:val="Title"/>
-    <w:basedOn w:val="Normal"/>
+    <w:basedOn w:val="1"/>
     <w:qFormat/>
+    <w:uiPriority w:val="0"/>
     <w:pPr>
       <w:spacing w:before="240" w:beforeLines="0" w:beforeAutospacing="0" w:after="60" w:afterLines="0" w:afterAutospacing="0"/>
       <w:jc w:val="center"/>
@@ -7057,38 +6705,41 @@
       <w:sz w:val="32"/>
     </w:rPr>
   </w:style>
-  <w:style w:type="table" w:styleId="TableGrid">
+  <w:style w:type="table" w:styleId="21">
     <w:name w:val="Table Grid"/>
-    <w:basedOn w:val="TableNormal"/>
+    <w:basedOn w:val="20"/>
     <w:qFormat/>
+    <w:uiPriority w:val="0"/>
     <w:pPr>
       <w:widowControl w:val="0"/>
       <w:jc w:val="both"/>
     </w:pPr>
     <w:tblPr>
       <w:tblBorders>
-        <w:top w:val="single" w:sz="4" w:space="0" w:color="auto"/>
-        <w:left w:val="single" w:sz="4" w:space="0" w:color="auto"/>
-        <w:bottom w:val="single" w:sz="4" w:space="0" w:color="auto"/>
-        <w:right w:val="single" w:sz="4" w:space="0" w:color="auto"/>
-        <w:insideH w:val="single" w:sz="4" w:space="0" w:color="auto"/>
-        <w:insideV w:val="single" w:sz="4" w:space="0" w:color="auto"/>
+        <w:top w:val="single" w:color="auto" w:sz="4" w:space="0"/>
+        <w:left w:val="single" w:color="auto" w:sz="4" w:space="0"/>
+        <w:bottom w:val="single" w:color="auto" w:sz="4" w:space="0"/>
+        <w:right w:val="single" w:color="auto" w:sz="4" w:space="0"/>
+        <w:insideH w:val="single" w:color="auto" w:sz="4" w:space="0"/>
+        <w:insideV w:val="single" w:color="auto" w:sz="4" w:space="0"/>
       </w:tblBorders>
     </w:tblPr>
   </w:style>
-  <w:style w:type="character" w:styleId="Strong">
+  <w:style w:type="character" w:styleId="23">
     <w:name w:val="Strong"/>
-    <w:basedOn w:val="DefaultParagraphFont"/>
+    <w:basedOn w:val="22"/>
     <w:qFormat/>
+    <w:uiPriority w:val="0"/>
     <w:rPr>
       <w:b/>
     </w:rPr>
   </w:style>
-  <w:style w:type="table" w:customStyle="1" w:styleId="TableNormal0">
+  <w:style w:type="table" w:customStyle="1" w:styleId="24">
     <w:name w:val="Table Normal_0"/>
     <w:semiHidden/>
     <w:unhideWhenUsed/>
     <w:qFormat/>
+    <w:uiPriority w:val="0"/>
     <w:tblPr>
       <w:tblCellMar>
         <w:top w:w="0" w:type="dxa"/>
@@ -7098,81 +6749,87 @@
       </w:tblCellMar>
     </w:tblPr>
   </w:style>
-  <w:style w:type="paragraph" w:customStyle="1" w:styleId="TableText">
+  <w:style w:type="paragraph" w:customStyle="1" w:styleId="25">
     <w:name w:val="Table Text"/>
-    <w:basedOn w:val="Normal"/>
+    <w:basedOn w:val="1"/>
     <w:semiHidden/>
     <w:qFormat/>
+    <w:uiPriority w:val="0"/>
     <w:rPr>
-      <w:rFonts w:ascii="宋体" w:eastAsia="宋体" w:hAnsi="宋体" w:cs="宋体"/>
+      <w:rFonts w:ascii="宋体" w:hAnsi="宋体" w:eastAsia="宋体" w:cs="宋体"/>
       <w:sz w:val="21"/>
       <w:szCs w:val="21"/>
       <w:lang w:val="en-US" w:eastAsia="en-US" w:bidi="ar-SA"/>
     </w:rPr>
   </w:style>
-  <w:style w:type="paragraph" w:customStyle="1" w:styleId="1">
+  <w:style w:type="paragraph" w:customStyle="1" w:styleId="26">
     <w:name w:val="柴_标题1"/>
-    <w:basedOn w:val="Heading1"/>
-    <w:next w:val="a"/>
-    <w:link w:val="1Char"/>
+    <w:basedOn w:val="2"/>
+    <w:next w:val="27"/>
+    <w:link w:val="38"/>
     <w:qFormat/>
+    <w:uiPriority w:val="0"/>
     <w:pPr>
       <w:spacing w:before="100" w:after="90" w:line="360" w:lineRule="auto"/>
     </w:pPr>
     <w:rPr>
-      <w:rFonts w:ascii="Arial" w:eastAsia="宋体" w:hAnsi="Arial"/>
+      <w:rFonts w:ascii="Arial" w:hAnsi="Arial" w:eastAsia="宋体"/>
       <w:sz w:val="32"/>
     </w:rPr>
   </w:style>
-  <w:style w:type="paragraph" w:customStyle="1" w:styleId="a">
+  <w:style w:type="paragraph" w:customStyle="1" w:styleId="27">
     <w:name w:val="柴_正文"/>
-    <w:basedOn w:val="BodyText"/>
-    <w:link w:val="Char"/>
+    <w:basedOn w:val="12"/>
+    <w:link w:val="41"/>
     <w:qFormat/>
+    <w:uiPriority w:val="0"/>
     <w:pPr>
       <w:spacing w:line="360" w:lineRule="auto"/>
       <w:ind w:firstLine="470" w:firstLineChars="200"/>
     </w:pPr>
     <w:rPr>
-      <w:rFonts w:ascii="Arial" w:eastAsia="宋体" w:hAnsi="Arial"/>
+      <w:rFonts w:ascii="Arial" w:hAnsi="Arial" w:eastAsia="宋体"/>
       <w:sz w:val="24"/>
       <w:lang w:eastAsia="zh-CN"/>
     </w:rPr>
   </w:style>
-  <w:style w:type="paragraph" w:customStyle="1" w:styleId="2">
+  <w:style w:type="paragraph" w:customStyle="1" w:styleId="28">
     <w:name w:val="柴_标题2"/>
-    <w:basedOn w:val="Heading2"/>
-    <w:next w:val="a"/>
+    <w:basedOn w:val="3"/>
+    <w:next w:val="27"/>
     <w:qFormat/>
+    <w:uiPriority w:val="0"/>
     <w:pPr>
       <w:spacing w:line="360" w:lineRule="auto"/>
     </w:pPr>
     <w:rPr>
-      <w:rFonts w:ascii="Arial" w:eastAsia="宋体" w:hAnsi="Arial"/>
+      <w:rFonts w:ascii="Arial" w:hAnsi="Arial" w:eastAsia="宋体"/>
       <w:sz w:val="28"/>
     </w:rPr>
   </w:style>
-  <w:style w:type="paragraph" w:customStyle="1" w:styleId="3">
+  <w:style w:type="paragraph" w:customStyle="1" w:styleId="29">
     <w:name w:val="柴_标题3"/>
-    <w:basedOn w:val="Heading3"/>
-    <w:next w:val="a"/>
+    <w:basedOn w:val="4"/>
+    <w:next w:val="27"/>
     <w:qFormat/>
+    <w:uiPriority w:val="0"/>
     <w:pPr>
       <w:spacing w:line="360" w:lineRule="auto"/>
       <w:ind w:left="0" w:firstLine="472" w:firstLineChars="200"/>
     </w:pPr>
     <w:rPr>
-      <w:rFonts w:ascii="宋体" w:eastAsia="宋体" w:hAnsi="宋体" w:cs="宋体"/>
+      <w:rFonts w:ascii="宋体" w:hAnsi="宋体" w:eastAsia="宋体" w:cs="宋体"/>
       <w:spacing w:val="-2"/>
       <w:sz w:val="24"/>
       <w:szCs w:val="24"/>
     </w:rPr>
   </w:style>
-  <w:style w:type="paragraph" w:customStyle="1" w:styleId="a0">
+  <w:style w:type="paragraph" w:customStyle="1" w:styleId="30">
     <w:name w:val="柴_目录"/>
-    <w:basedOn w:val="Normal"/>
-    <w:next w:val="BodyText"/>
+    <w:basedOn w:val="1"/>
+    <w:next w:val="12"/>
     <w:qFormat/>
+    <w:uiPriority w:val="0"/>
     <w:pPr>
       <w:tabs>
         <w:tab w:val="right" w:leader="dot" w:pos="8442"/>
@@ -7180,89 +6837,96 @@
       <w:ind w:left="0" w:leftChars="0"/>
     </w:pPr>
     <w:rPr>
-      <w:rFonts w:ascii="Arial" w:eastAsia="Microsoft JhengHei" w:hAnsi="Arial"/>
+      <w:rFonts w:ascii="Arial" w:hAnsi="Arial" w:eastAsia="Microsoft JhengHei"/>
       <w:sz w:val="24"/>
     </w:rPr>
   </w:style>
-  <w:style w:type="paragraph" w:customStyle="1" w:styleId="a1">
+  <w:style w:type="paragraph" w:customStyle="1" w:styleId="31">
     <w:name w:val="柴_公司名"/>
-    <w:basedOn w:val="Title"/>
+    <w:basedOn w:val="19"/>
     <w:qFormat/>
+    <w:uiPriority w:val="0"/>
     <w:pPr>
       <w:spacing w:after="600" w:afterLines="600"/>
     </w:pPr>
     <w:rPr>
-      <w:rFonts w:ascii="宋体" w:eastAsia="宋体" w:hAnsi="宋体" w:cs="宋体" w:hint="eastAsia"/>
+      <w:rFonts w:hint="eastAsia" w:ascii="宋体" w:hAnsi="宋体" w:eastAsia="宋体" w:cs="宋体"/>
       <w:bCs/>
       <w:spacing w:val="-6"/>
       <w:sz w:val="52"/>
       <w:szCs w:val="52"/>
     </w:rPr>
   </w:style>
-  <w:style w:type="paragraph" w:customStyle="1" w:styleId="a2">
+  <w:style w:type="paragraph" w:customStyle="1" w:styleId="32">
     <w:name w:val="柴_文档名"/>
-    <w:basedOn w:val="Title"/>
+    <w:basedOn w:val="19"/>
     <w:qFormat/>
+    <w:uiPriority w:val="0"/>
     <w:pPr>
       <w:spacing w:after="900" w:afterLines="900"/>
     </w:pPr>
     <w:rPr>
-      <w:rFonts w:ascii="黑体" w:eastAsia="黑体" w:hAnsi="黑体" w:cs="黑体"/>
+      <w:rFonts w:ascii="黑体" w:hAnsi="黑体" w:eastAsia="黑体" w:cs="黑体"/>
       <w:bCs/>
       <w:spacing w:val="-7"/>
       <w:sz w:val="52"/>
       <w:szCs w:val="52"/>
     </w:rPr>
   </w:style>
-  <w:style w:type="paragraph" w:customStyle="1" w:styleId="WPSOffice1">
+  <w:style w:type="paragraph" w:customStyle="1" w:styleId="33">
     <w:name w:val="WPSOffice手动目录 1"/>
     <w:qFormat/>
+    <w:uiPriority w:val="0"/>
     <w:pPr>
       <w:ind w:leftChars="0"/>
     </w:pPr>
     <w:rPr>
-      <w:rFonts w:ascii="Times New Roman" w:eastAsia="宋体" w:hAnsi="Times New Roman" w:cs="Times New Roman"/>
+      <w:rFonts w:ascii="Times New Roman" w:hAnsi="Times New Roman" w:eastAsia="宋体" w:cs="Times New Roman"/>
       <w:sz w:val="20"/>
       <w:szCs w:val="20"/>
     </w:rPr>
   </w:style>
-  <w:style w:type="paragraph" w:customStyle="1" w:styleId="WPSOffice2">
+  <w:style w:type="paragraph" w:customStyle="1" w:styleId="34">
     <w:name w:val="WPSOffice手动目录 2"/>
     <w:qFormat/>
+    <w:uiPriority w:val="0"/>
     <w:pPr>
       <w:ind w:leftChars="200"/>
     </w:pPr>
     <w:rPr>
-      <w:rFonts w:ascii="Times New Roman" w:eastAsia="宋体" w:hAnsi="Times New Roman" w:cs="Times New Roman"/>
+      <w:rFonts w:ascii="Times New Roman" w:hAnsi="Times New Roman" w:eastAsia="宋体" w:cs="Times New Roman"/>
       <w:sz w:val="20"/>
       <w:szCs w:val="20"/>
     </w:rPr>
   </w:style>
-  <w:style w:type="paragraph" w:customStyle="1" w:styleId="WPSOffice3">
+  <w:style w:type="paragraph" w:customStyle="1" w:styleId="35">
     <w:name w:val="WPSOffice手动目录 3"/>
     <w:qFormat/>
+    <w:uiPriority w:val="0"/>
     <w:pPr>
       <w:ind w:leftChars="400"/>
     </w:pPr>
     <w:rPr>
-      <w:rFonts w:ascii="Times New Roman" w:eastAsia="宋体" w:hAnsi="Times New Roman" w:cs="Times New Roman"/>
+      <w:rFonts w:ascii="Times New Roman" w:hAnsi="Times New Roman" w:eastAsia="宋体" w:cs="Times New Roman"/>
       <w:sz w:val="20"/>
       <w:szCs w:val="20"/>
     </w:rPr>
   </w:style>
-  <w:style w:type="paragraph" w:customStyle="1" w:styleId="Compact">
+  <w:style w:type="paragraph" w:customStyle="1" w:styleId="36">
     <w:name w:val="Compact"/>
-    <w:basedOn w:val="BodyText"/>
+    <w:basedOn w:val="12"/>
     <w:qFormat/>
+    <w:uiPriority w:val="0"/>
     <w:pPr>
       <w:spacing w:before="36" w:after="36"/>
     </w:pPr>
   </w:style>
-  <w:style w:type="table" w:customStyle="1" w:styleId="Table">
+  <w:style w:type="table" w:customStyle="1" w:styleId="37">
     <w:name w:val="Table"/>
     <w:semiHidden/>
     <w:unhideWhenUsed/>
     <w:qFormat/>
+    <w:uiPriority w:val="0"/>
     <w:tblPr>
       <w:tblCellMar>
         <w:top w:w="0" w:type="dxa"/>
@@ -7274,25 +6938,27 @@
     <w:tblStylePr w:type="firstRow">
       <w:tcPr>
         <w:tcBorders>
-          <w:bottom w:val="single" w:sz="0" w:space="0" w:color="auto"/>
+          <w:bottom w:val="single" w:color="auto" w:sz="0" w:space="0"/>
         </w:tcBorders>
         <w:vAlign w:val="bottom"/>
       </w:tcPr>
     </w:tblStylePr>
   </w:style>
-  <w:style w:type="character" w:customStyle="1" w:styleId="1Char">
+  <w:style w:type="character" w:customStyle="1" w:styleId="38">
     <w:name w:val="柴_标题1 Char"/>
-    <w:link w:val="1"/>
+    <w:link w:val="26"/>
     <w:qFormat/>
+    <w:uiPriority w:val="0"/>
     <w:rPr>
-      <w:rFonts w:ascii="Arial" w:eastAsia="宋体" w:hAnsi="Arial"/>
+      <w:rFonts w:ascii="Arial" w:hAnsi="Arial" w:eastAsia="宋体"/>
       <w:sz w:val="32"/>
     </w:rPr>
   </w:style>
-  <w:style w:type="paragraph" w:customStyle="1" w:styleId="a3">
+  <w:style w:type="paragraph" w:customStyle="1" w:styleId="39">
     <w:name w:val="柴_正文_无缩进"/>
-    <w:basedOn w:val="Normal"/>
+    <w:basedOn w:val="1"/>
     <w:qFormat/>
+    <w:uiPriority w:val="0"/>
     <w:pPr>
       <w:ind w:firstLine="0" w:firstLineChars="0"/>
     </w:pPr>
@@ -7302,29 +6968,31 @@
       <w:lang w:eastAsia="zh-CN"/>
     </w:rPr>
   </w:style>
-  <w:style w:type="paragraph" w:customStyle="1" w:styleId="4">
+  <w:style w:type="paragraph" w:customStyle="1" w:styleId="40">
     <w:name w:val="柴_标题4"/>
-    <w:basedOn w:val="Heading4"/>
-    <w:next w:val="Normal"/>
+    <w:basedOn w:val="5"/>
+    <w:next w:val="1"/>
     <w:qFormat/>
+    <w:uiPriority w:val="0"/>
     <w:pPr>
       <w:widowControl w:val="0"/>
       <w:spacing w:before="160" w:line="360" w:lineRule="auto"/>
-      <w:ind w:left="981" w:hanging="862" w:leftChars="300"/>
+      <w:ind w:left="981" w:leftChars="300" w:hanging="862"/>
     </w:pPr>
     <w:rPr>
-      <w:rFonts w:ascii="Calibri" w:eastAsia="宋体" w:hAnsi="Calibri" w:cs="宋体" w:hint="eastAsia"/>
+      <w:rFonts w:hint="eastAsia" w:ascii="Calibri" w:hAnsi="Calibri" w:eastAsia="宋体" w:cs="宋体"/>
       <w:sz w:val="24"/>
       <w:szCs w:val="24"/>
       <w:lang w:eastAsia="zh-CN" w:bidi="zh-CN"/>
     </w:rPr>
   </w:style>
-  <w:style w:type="character" w:customStyle="1" w:styleId="Char">
+  <w:style w:type="character" w:customStyle="1" w:styleId="41">
     <w:name w:val="柴_正文 Char"/>
-    <w:link w:val="a"/>
+    <w:link w:val="27"/>
     <w:qFormat/>
+    <w:uiPriority w:val="0"/>
     <w:rPr>
-      <w:rFonts w:ascii="Arial" w:eastAsia="宋体" w:hAnsi="Arial"/>
+      <w:rFonts w:ascii="Arial" w:hAnsi="Arial" w:eastAsia="宋体"/>
       <w:sz w:val="24"/>
       <w:lang w:eastAsia="zh-CN"/>
     </w:rPr>
